--- a/guides/07-security-test-evaluation-and-reporting.docx
+++ b/guides/07-security-test-evaluation-and-reporting.docx
@@ -940,7 +940,25 @@
                 <w:szCs w:val="18"/>
                 <w:rFonts w:ascii="Calibri" w:cs="Calibri" w:eastAsia="Calibri" w:hAnsi="Calibri"/>
               </w:rPr>
-              <w:t xml:space="preserve"> compresses them. </w:t>
+              <w:t xml:space="preserve"> explains every key concept from the ground up — plain words, how it works, a worked example, the exam angle, and what it is easily confused with — and ends with the chapter’s </w:t>
+            </w:r>
+            <w:r>
+              <w:rPr>
+                <w:b/>
+                <w:bCs/>
+                <w:sz w:val="18"/>
+                <w:szCs w:val="18"/>
+                <w:rFonts w:ascii="Calibri" w:cs="Calibri" w:eastAsia="Calibri" w:hAnsi="Calibri"/>
+              </w:rPr>
+              <w:t xml:space="preserve">fuzzy points clarified</w:t>
+            </w:r>
+            <w:r>
+              <w:rPr>
+                <w:sz w:val="18"/>
+                <w:szCs w:val="18"/>
+                <w:rFonts w:ascii="Calibri" w:cs="Calibri" w:eastAsia="Calibri" w:hAnsi="Calibri"/>
+              </w:rPr>
+              <w:t xml:space="preserve">. If the syllabus wording in Section 1 feels dense, read the matching Section 2 card first. </w:t>
             </w:r>
             <w:r>
               <w:rPr>
@@ -1030,25 +1048,7 @@
                 <w:szCs w:val="18"/>
                 <w:rFonts w:ascii="Calibri" w:cs="Calibri" w:eastAsia="Calibri" w:hAnsi="Calibri"/>
               </w:rPr>
-              <w:t xml:space="preserve"> spaced repetition, </w:t>
-            </w:r>
-            <w:r>
-              <w:rPr>
-                <w:b/>
-                <w:bCs/>
-                <w:sz w:val="18"/>
-                <w:szCs w:val="18"/>
-                <w:rFonts w:ascii="Calibri" w:cs="Calibri" w:eastAsia="Calibri" w:hAnsi="Calibri"/>
-              </w:rPr>
-              <w:t xml:space="preserve">Section 7</w:t>
-            </w:r>
-            <w:r>
-              <w:rPr>
-                <w:sz w:val="18"/>
-                <w:szCs w:val="18"/>
-                <w:rFonts w:ascii="Calibri" w:cs="Calibri" w:eastAsia="Calibri" w:hAnsi="Calibri"/>
-              </w:rPr>
-              <w:t xml:space="preserve"> the night before.</w:t>
+              <w:t xml:space="preserve"> is the revision sheet for the night before.</w:t>
             </w:r>
           </w:p>
           <w:p>
@@ -1192,7 +1192,7 @@
                 <w:szCs w:val="18"/>
                 <w:rFonts w:ascii="Calibri" w:cs="Calibri" w:eastAsia="Calibri" w:hAnsi="Calibri"/>
               </w:rPr>
-              <w:t xml:space="preserve"> one session for Sections 1–3, one for Sections 4–5; Section 6 daily; Section 7 the night before.</w:t>
+              <w:t xml:space="preserve"> one session for Sections 1–3, one for Sections 4–5; redo missed questions and re-read Section 2’s fuzzy points; Section 6 the night before.</w:t>
             </w:r>
           </w:p>
         </w:tc>
@@ -5525,6 +5525,23 @@
     </w:p>
     <w:p>
       <w:pPr>
+        <w:spacing w:after="160" w:line="264"/>
+        <w:jc w:val="both"/>
+      </w:pPr>
+      <w:r>
+        <w:rPr>
+          <w:i/>
+          <w:iCs/>
+          <w:color w:val="5A5A5A"/>
+          <w:sz w:val="19"/>
+          <w:szCs w:val="19"/>
+          <w:rFonts w:ascii="Calibri" w:cs="Calibri" w:eastAsia="Calibri" w:hAnsi="Calibri"/>
+        </w:rPr>
+        <w:t xml:space="preserve">Section 1 gives the syllabus wording objective by objective. This section explains what that wording means. Each card builds one idea in order: plain words first, then how it works, an example, how the exam uses it, and what it is easily confused with.</w:t>
+      </w:r>
+    </w:p>
+    <w:p>
+      <w:pPr>
         <w:pStyle w:val="Heading2"/>
         <w:spacing w:before="260" w:after="110"/>
         <w:outlineLvl w:val="1"/>
@@ -5538,17 +5555,13 @@
           <w:szCs w:val="25"/>
           <w:rFonts w:ascii="Calibri" w:cs="Calibri" w:eastAsia="Calibri" w:hAnsi="Calibri"/>
         </w:rPr>
-        <w:t xml:space="preserve">2.1 Evaluation</w:t>
-      </w:r>
-    </w:p>
-    <w:p>
-      <w:pPr>
-        <w:pStyle w:val="ListParagraph"/>
-        <w:numPr>
-          <w:ilvl w:val="0"/>
-          <w:numId w:val="2"/>
-        </w:numPr>
-        <w:spacing w:after="60" w:line="264"/>
+        <w:t xml:space="preserve">2.1 The storyline of Chapter 7</w:t>
+      </w:r>
+    </w:p>
+    <w:p>
+      <w:pPr>
+        <w:spacing w:after="110" w:line="264"/>
+        <w:jc w:val="both"/>
       </w:pPr>
       <w:r>
         <w:rPr>
@@ -5556,7 +5569,7 @@
           <w:szCs w:val="19"/>
           <w:rFonts w:ascii="Calibri" w:cs="Calibri" w:eastAsia="Calibri" w:hAnsi="Calibri"/>
         </w:rPr>
-        <w:t xml:space="preserve">Completion = results evaluated against </w:t>
+        <w:t xml:space="preserve">Chapter 7 is about the </w:t>
       </w:r>
       <w:r>
         <w:rPr>
@@ -5566,7 +5579,7 @@
           <w:szCs w:val="19"/>
           <w:rFonts w:ascii="Calibri" w:cs="Calibri" w:eastAsia="Calibri" w:hAnsi="Calibri"/>
         </w:rPr>
-        <w:t xml:space="preserve">security expectations, exit criteria and/or acceptance criteria</w:t>
+        <w:t xml:space="preserve">end of the test process</w:t>
       </w:r>
       <w:r>
         <w:rPr>
@@ -5574,25 +5587,7 @@
           <w:szCs w:val="19"/>
           <w:rFonts w:ascii="Calibri" w:cs="Calibri" w:eastAsia="Calibri" w:hAnsi="Calibri"/>
         </w:rPr>
-        <w:t xml:space="preserve">.</w:t>
-      </w:r>
-    </w:p>
-    <w:p>
-      <w:pPr>
-        <w:pStyle w:val="ListParagraph"/>
-        <w:numPr>
-          <w:ilvl w:val="0"/>
-          <w:numId w:val="2"/>
-        </w:numPr>
-        <w:spacing w:after="60" w:line="264"/>
-      </w:pPr>
-      <w:r>
-        <w:rPr>
-          <w:sz w:val="19"/>
-          <w:szCs w:val="19"/>
-          <w:rFonts w:ascii="Calibri" w:cs="Calibri" w:eastAsia="Calibri" w:hAnsi="Calibri"/>
-        </w:rPr>
-        <w:t xml:space="preserve">Risks are </w:t>
+        <w:t xml:space="preserve">: deciding whether testing is done, and telling people what was found. Two things make this harder for security than for ordinary testing. </w:t>
       </w:r>
       <w:r>
         <w:rPr>
@@ -5602,7 +5597,7 @@
           <w:szCs w:val="19"/>
           <w:rFonts w:ascii="Calibri" w:cs="Calibri" w:eastAsia="Calibri" w:hAnsi="Calibri"/>
         </w:rPr>
-        <w:t xml:space="preserve">not all known at the outset</w:t>
+        <w:t xml:space="preserve">First, the target moves:</w:t>
       </w:r>
       <w:r>
         <w:rPr>
@@ -5610,7 +5605,7 @@
           <w:szCs w:val="19"/>
           <w:rFonts w:ascii="Calibri" w:cs="Calibri" w:eastAsia="Calibri" w:hAnsi="Calibri"/>
         </w:rPr>
-        <w:t xml:space="preserve">; expectations </w:t>
+        <w:t xml:space="preserve"> what counts as “secure enough” changes as new threats appear, so expectations and acceptance criteria must be </w:t>
       </w:r>
       <w:r>
         <w:rPr>
@@ -5620,7 +5615,7 @@
           <w:szCs w:val="19"/>
           <w:rFonts w:ascii="Calibri" w:cs="Calibri" w:eastAsia="Calibri" w:hAnsi="Calibri"/>
         </w:rPr>
-        <w:t xml:space="preserve">change</w:t>
+        <w:t xml:space="preserve">revisited</w:t>
       </w:r>
       <w:r>
         <w:rPr>
@@ -5628,25 +5623,7 @@
           <w:szCs w:val="19"/>
           <w:rFonts w:ascii="Calibri" w:cs="Calibri" w:eastAsia="Calibri" w:hAnsi="Calibri"/>
         </w:rPr>
-        <w:t xml:space="preserve"> (e.g. a new threat).</w:t>
-      </w:r>
-    </w:p>
-    <w:p>
-      <w:pPr>
-        <w:pStyle w:val="ListParagraph"/>
-        <w:numPr>
-          <w:ilvl w:val="0"/>
-          <w:numId w:val="2"/>
-        </w:numPr>
-        <w:spacing w:after="60" w:line="264"/>
-      </w:pPr>
-      <w:r>
-        <w:rPr>
-          <w:sz w:val="19"/>
-          <w:szCs w:val="19"/>
-          <w:rFonts w:ascii="Calibri" w:cs="Calibri" w:eastAsia="Calibri" w:hAnsi="Calibri"/>
-        </w:rPr>
-        <w:t xml:space="preserve">Therefore </w:t>
+        <w:t xml:space="preserve">. </w:t>
       </w:r>
       <w:r>
         <w:rPr>
@@ -5656,7 +5633,7 @@
           <w:szCs w:val="19"/>
           <w:rFonts w:ascii="Calibri" w:cs="Calibri" w:eastAsia="Calibri" w:hAnsi="Calibri"/>
         </w:rPr>
-        <w:t xml:space="preserve">revisit risk assessments throughout</w:t>
+        <w:t xml:space="preserve">Second, the results are dangerous:</w:t>
       </w:r>
       <w:r>
         <w:rPr>
@@ -5664,7 +5641,43 @@
           <w:szCs w:val="19"/>
           <w:rFonts w:ascii="Calibri" w:cs="Calibri" w:eastAsia="Calibri" w:hAnsi="Calibri"/>
         </w:rPr>
-        <w:t xml:space="preserve"> and feed results into planning and execution.</w:t>
+        <w:t xml:space="preserve"> a list of vulnerabilities helps attackers, so it goes </w:t>
+      </w:r>
+      <w:r>
+        <w:rPr>
+          <w:b/>
+          <w:bCs/>
+          <w:sz w:val="19"/>
+          <w:szCs w:val="19"/>
+          <w:rFonts w:ascii="Calibri" w:cs="Calibri" w:eastAsia="Calibri" w:hAnsi="Calibri"/>
+        </w:rPr>
+        <w:t xml:space="preserve">only to those who need to know</w:t>
+      </w:r>
+      <w:r>
+        <w:rPr>
+          <w:sz w:val="19"/>
+          <w:szCs w:val="19"/>
+          <w:rFonts w:ascii="Calibri" w:cs="Calibri" w:eastAsia="Calibri" w:hAnsi="Calibri"/>
+        </w:rPr>
+        <w:t xml:space="preserve">, and each audience gets </w:t>
+      </w:r>
+      <w:r>
+        <w:rPr>
+          <w:b/>
+          <w:bCs/>
+          <w:sz w:val="19"/>
+          <w:szCs w:val="19"/>
+          <w:rFonts w:ascii="Calibri" w:cs="Calibri" w:eastAsia="Calibri" w:hAnsi="Calibri"/>
+        </w:rPr>
+        <w:t xml:space="preserve">the level of detail it needs</w:t>
+      </w:r>
+      <w:r>
+        <w:rPr>
+          <w:sz w:val="19"/>
+          <w:szCs w:val="19"/>
+          <w:rFonts w:ascii="Calibri" w:cs="Calibri" w:eastAsia="Calibri" w:hAnsi="Calibri"/>
+        </w:rPr>
+        <w:t xml:space="preserve">: a summary of risk impact at the top, specifics further down.</w:t>
       </w:r>
     </w:p>
     <w:p>
@@ -5682,244 +5695,3075 @@
           <w:szCs w:val="25"/>
           <w:rFonts w:ascii="Calibri" w:cs="Calibri" w:eastAsia="Calibri" w:hAnsi="Calibri"/>
         </w:rPr>
-        <w:t xml:space="preserve">2.2 Reporting</w:t>
-      </w:r>
-    </w:p>
-    <w:p>
-      <w:pPr>
-        <w:pStyle w:val="ListParagraph"/>
-        <w:numPr>
-          <w:ilvl w:val="0"/>
-          <w:numId w:val="2"/>
-        </w:numPr>
-        <w:spacing w:after="60" w:line="264"/>
-      </w:pPr>
-      <w:r>
-        <w:rPr>
-          <w:b/>
-          <w:bCs/>
-          <w:sz w:val="19"/>
-          <w:szCs w:val="19"/>
-          <w:rFonts w:ascii="Calibri" w:cs="Calibri" w:eastAsia="Calibri" w:hAnsi="Calibri"/>
-        </w:rPr>
-        <w:t xml:space="preserve">Need to know</w:t>
-      </w:r>
-      <w:r>
-        <w:rPr>
-          <w:sz w:val="19"/>
-          <w:szCs w:val="19"/>
-          <w:rFonts w:ascii="Calibri" w:cs="Calibri" w:eastAsia="Calibri" w:hAnsi="Calibri"/>
-        </w:rPr>
-        <w:t xml:space="preserve">; </w:t>
-      </w:r>
-      <w:r>
-        <w:rPr>
-          <w:b/>
-          <w:bCs/>
-          <w:sz w:val="19"/>
-          <w:szCs w:val="19"/>
-          <w:rFonts w:ascii="Calibri" w:cs="Calibri" w:eastAsia="Calibri" w:hAnsi="Calibri"/>
-        </w:rPr>
-        <w:t xml:space="preserve">conservative sharing</w:t>
-      </w:r>
-      <w:r>
-        <w:rPr>
-          <w:sz w:val="19"/>
-          <w:szCs w:val="19"/>
-          <w:rFonts w:ascii="Calibri" w:cs="Calibri" w:eastAsia="Calibri" w:hAnsi="Calibri"/>
-        </w:rPr>
-        <w:t xml:space="preserve"> is good practice; negative impact if shared beyond direct stakeholders.</w:t>
-      </w:r>
-    </w:p>
-    <w:p>
-      <w:pPr>
-        <w:pStyle w:val="ListParagraph"/>
-        <w:numPr>
-          <w:ilvl w:val="0"/>
-          <w:numId w:val="2"/>
-        </w:numPr>
-        <w:spacing w:after="60" w:line="264"/>
-      </w:pPr>
-      <w:r>
-        <w:rPr>
-          <w:sz w:val="19"/>
-          <w:szCs w:val="19"/>
-          <w:rFonts w:ascii="Calibri" w:cs="Calibri" w:eastAsia="Calibri" w:hAnsi="Calibri"/>
-        </w:rPr>
-        <w:t xml:space="preserve">Security defects are </w:t>
-      </w:r>
-      <w:r>
-        <w:rPr>
-          <w:b/>
-          <w:bCs/>
-          <w:sz w:val="19"/>
-          <w:szCs w:val="19"/>
-          <w:rFonts w:ascii="Calibri" w:cs="Calibri" w:eastAsia="Calibri" w:hAnsi="Calibri"/>
-        </w:rPr>
-        <w:t xml:space="preserve">more sensitive</w:t>
-      </w:r>
-      <w:r>
-        <w:rPr>
-          <w:sz w:val="19"/>
-          <w:szCs w:val="19"/>
-          <w:rFonts w:ascii="Calibri" w:cs="Calibri" w:eastAsia="Calibri" w:hAnsi="Calibri"/>
-        </w:rPr>
-        <w:t xml:space="preserve">, usually </w:t>
-      </w:r>
-      <w:r>
-        <w:rPr>
-          <w:b/>
-          <w:bCs/>
-          <w:sz w:val="19"/>
-          <w:szCs w:val="19"/>
-          <w:rFonts w:ascii="Calibri" w:cs="Calibri" w:eastAsia="Calibri" w:hAnsi="Calibri"/>
-        </w:rPr>
-        <w:t xml:space="preserve">higher severity</w:t>
-      </w:r>
-      <w:r>
-        <w:rPr>
-          <w:sz w:val="19"/>
-          <w:szCs w:val="19"/>
-          <w:rFonts w:ascii="Calibri" w:cs="Calibri" w:eastAsia="Calibri" w:hAnsi="Calibri"/>
-        </w:rPr>
-        <w:t xml:space="preserve">, under </w:t>
-      </w:r>
-      <w:r>
-        <w:rPr>
-          <w:b/>
-          <w:bCs/>
-          <w:sz w:val="19"/>
-          <w:szCs w:val="19"/>
-          <w:rFonts w:ascii="Calibri" w:cs="Calibri" w:eastAsia="Calibri" w:hAnsi="Calibri"/>
-        </w:rPr>
-        <w:t xml:space="preserve">higher management focus</w:t>
-      </w:r>
-      <w:r>
-        <w:rPr>
-          <w:sz w:val="19"/>
-          <w:szCs w:val="19"/>
-          <w:rFonts w:ascii="Calibri" w:cs="Calibri" w:eastAsia="Calibri" w:hAnsi="Calibri"/>
-        </w:rPr>
-        <w:t xml:space="preserve"> — reports must be </w:t>
-      </w:r>
-      <w:r>
-        <w:rPr>
-          <w:b/>
-          <w:bCs/>
-          <w:sz w:val="19"/>
-          <w:szCs w:val="19"/>
-          <w:rFonts w:ascii="Calibri" w:cs="Calibri" w:eastAsia="Calibri" w:hAnsi="Calibri"/>
-        </w:rPr>
-        <w:t xml:space="preserve">precise, accurate, timely, well-defined</w:t>
-      </w:r>
-      <w:r>
-        <w:rPr>
-          <w:sz w:val="19"/>
-          <w:szCs w:val="19"/>
-          <w:rFonts w:ascii="Calibri" w:cs="Calibri" w:eastAsia="Calibri" w:hAnsi="Calibri"/>
-        </w:rPr>
-        <w:t xml:space="preserve">; agree </w:t>
-      </w:r>
-      <w:r>
-        <w:rPr>
-          <w:b/>
-          <w:bCs/>
-          <w:sz w:val="19"/>
-          <w:szCs w:val="19"/>
-          <w:rFonts w:ascii="Calibri" w:cs="Calibri" w:eastAsia="Calibri" w:hAnsi="Calibri"/>
-        </w:rPr>
-        <w:t xml:space="preserve">how and when</w:t>
-      </w:r>
-      <w:r>
-        <w:rPr>
-          <w:sz w:val="19"/>
-          <w:szCs w:val="19"/>
-          <w:rFonts w:ascii="Calibri" w:cs="Calibri" w:eastAsia="Calibri" w:hAnsi="Calibri"/>
-        </w:rPr>
-        <w:t xml:space="preserve"> management wants access (dashboard).</w:t>
-      </w:r>
-    </w:p>
-    <w:p>
-      <w:pPr>
-        <w:pStyle w:val="ListParagraph"/>
-        <w:numPr>
-          <w:ilvl w:val="0"/>
-          <w:numId w:val="2"/>
-        </w:numPr>
-        <w:spacing w:after="60" w:line="264"/>
-      </w:pPr>
-      <w:r>
-        <w:rPr>
-          <w:b/>
-          <w:bCs/>
-          <w:sz w:val="19"/>
-          <w:szCs w:val="19"/>
-          <w:rFonts w:ascii="Calibri" w:cs="Calibri" w:eastAsia="Calibri" w:hAnsi="Calibri"/>
-        </w:rPr>
-        <w:t xml:space="preserve">Early reporting</w:t>
-      </w:r>
-      <w:r>
-        <w:rPr>
-          <w:sz w:val="19"/>
-          <w:szCs w:val="19"/>
-          <w:rFonts w:ascii="Calibri" w:cs="Calibri" w:eastAsia="Calibri" w:hAnsi="Calibri"/>
-        </w:rPr>
-        <w:t xml:space="preserve"> gives more remediation time.</w:t>
-      </w:r>
-    </w:p>
-    <w:p>
-      <w:pPr>
-        <w:pStyle w:val="ListParagraph"/>
-        <w:numPr>
-          <w:ilvl w:val="0"/>
-          <w:numId w:val="2"/>
-        </w:numPr>
-        <w:spacing w:after="60" w:line="264"/>
-      </w:pPr>
-      <w:r>
-        <w:rPr>
-          <w:sz w:val="19"/>
-          <w:szCs w:val="19"/>
-          <w:rFonts w:ascii="Calibri" w:cs="Calibri" w:eastAsia="Calibri" w:hAnsi="Calibri"/>
-        </w:rPr>
-        <w:t xml:space="preserve">Eight report sections; effectiveness depends on </w:t>
-      </w:r>
-      <w:r>
-        <w:rPr>
-          <w:b/>
-          <w:bCs/>
-          <w:sz w:val="19"/>
-          <w:szCs w:val="19"/>
-          <w:rFonts w:ascii="Calibri" w:cs="Calibri" w:eastAsia="Calibri" w:hAnsi="Calibri"/>
-        </w:rPr>
-        <w:t xml:space="preserve">timing, content, recipients, tuning</w:t>
-      </w:r>
-      <w:r>
-        <w:rPr>
-          <w:sz w:val="19"/>
-          <w:szCs w:val="19"/>
-          <w:rFonts w:ascii="Calibri" w:cs="Calibri" w:eastAsia="Calibri" w:hAnsi="Calibri"/>
-        </w:rPr>
-        <w:t xml:space="preserve">; </w:t>
-      </w:r>
-      <w:r>
-        <w:rPr>
-          <w:b/>
-          <w:bCs/>
-          <w:sz w:val="19"/>
-          <w:szCs w:val="19"/>
-          <w:rFonts w:ascii="Calibri" w:cs="Calibri" w:eastAsia="Calibri" w:hAnsi="Calibri"/>
-        </w:rPr>
-        <w:t xml:space="preserve">multiple reports</w:t>
-      </w:r>
-      <w:r>
-        <w:rPr>
-          <w:sz w:val="19"/>
-          <w:szCs w:val="19"/>
-          <w:rFonts w:ascii="Calibri" w:cs="Calibri" w:eastAsia="Calibri" w:hAnsi="Calibri"/>
-        </w:rPr>
-        <w:t xml:space="preserve"> for different stakeholders.</w:t>
-      </w:r>
+        <w:t xml:space="preserve">2.2 Evaluation and reporting</w:t>
+      </w:r>
+    </w:p>
+    <w:tbl>
+      <w:tblPr>
+        <w:tblW w:type="dxa" w:w="9638"/>
+        <w:tblBorders>
+          <w:top w:val="single" w:color="1F3864" w:sz="6"/>
+          <w:left w:val="single" w:color="1F3864" w:sz="6"/>
+          <w:bottom w:val="single" w:color="1F3864" w:sz="6"/>
+          <w:right w:val="single" w:color="1F3864" w:sz="6"/>
+          <w:insideH w:val="single" w:color="1F3864" w:sz="3"/>
+          <w:insideV w:val="none" w:color="1F3864" w:sz="0"/>
+        </w:tblBorders>
+      </w:tblPr>
+      <w:tblGrid>
+        <w:gridCol w:w="1750"/>
+        <w:gridCol w:w="7888"/>
+      </w:tblGrid>
+      <w:tr>
+        <w:trPr>
+          <w:cantSplit/>
+          <w:tblHeader/>
+        </w:trPr>
+        <w:tc>
+          <w:tcPr>
+            <w:tcW w:type="dxa" w:w="9638"/>
+            <w:gridSpan w:val="2"/>
+            <w:shd w:fill="1F3864" w:color="auto" w:val="clear"/>
+            <w:tcMar>
+              <w:top w:type="dxa" w:w="80"/>
+              <w:left w:type="dxa" w:w="140"/>
+              <w:bottom w:type="dxa" w:w="80"/>
+              <w:right w:type="dxa" w:w="140"/>
+            </w:tcMar>
+          </w:tcPr>
+          <w:p>
+            <w:pPr>
+              <w:keepNext/>
+              <w:spacing w:after="0"/>
+            </w:pPr>
+            <w:r>
+              <w:rPr>
+                <w:b/>
+                <w:bCs/>
+                <w:color w:val="FFFFFF"/>
+                <w:sz w:val="20"/>
+                <w:szCs w:val="20"/>
+                <w:rFonts w:ascii="Calibri" w:cs="Calibri" w:eastAsia="Calibri" w:hAnsi="Calibri"/>
+              </w:rPr>
+              <w:t xml:space="preserve">Revising security expectations and acceptance criteria (AS-7.1.1, guaranteed K2)</w:t>
+            </w:r>
+          </w:p>
+        </w:tc>
+      </w:tr>
+      <w:tr>
+        <w:trPr>
+          <w:cantSplit/>
+        </w:trPr>
+        <w:tc>
+          <w:tcPr>
+            <w:tcW w:type="dxa" w:w="1750"/>
+            <w:shd w:fill="EAF0F8" w:color="auto" w:val="clear"/>
+            <w:tcMar>
+              <w:top w:type="dxa" w:w="70"/>
+              <w:left w:type="dxa" w:w="110"/>
+              <w:bottom w:type="dxa" w:w="70"/>
+              <w:right w:type="dxa" w:w="90"/>
+            </w:tcMar>
+          </w:tcPr>
+          <w:p>
+            <w:pPr>
+              <w:spacing w:after="0"/>
+            </w:pPr>
+            <w:r>
+              <w:rPr>
+                <w:b/>
+                <w:bCs/>
+                <w:color w:val="1F3864"/>
+                <w:sz w:val="17"/>
+                <w:szCs w:val="17"/>
+                <w:rFonts w:ascii="Calibri" w:cs="Calibri" w:eastAsia="Calibri" w:hAnsi="Calibri"/>
+              </w:rPr>
+              <w:t xml:space="preserve">In plain words</w:t>
+            </w:r>
+          </w:p>
+        </w:tc>
+        <w:tc>
+          <w:tcPr>
+            <w:tcW w:type="dxa" w:w="7888"/>
+            <w:shd w:fill="EAF0F8" w:color="auto" w:val="clear"/>
+            <w:tcMar>
+              <w:top w:type="dxa" w:w="70"/>
+              <w:left w:type="dxa" w:w="120"/>
+              <w:bottom w:type="dxa" w:w="70"/>
+              <w:right w:type="dxa" w:w="120"/>
+            </w:tcMar>
+          </w:tcPr>
+          <w:p>
+            <w:pPr>
+              <w:spacing w:after="0" w:line="258"/>
+            </w:pPr>
+            <w:r>
+              <w:rPr>
+                <w:sz w:val="18"/>
+                <w:szCs w:val="18"/>
+                <w:rFonts w:ascii="Calibri" w:cs="Calibri" w:eastAsia="Calibri" w:hAnsi="Calibri"/>
+              </w:rPr>
+              <w:t xml:space="preserve">Testing is complete when results meet the </w:t>
+            </w:r>
+            <w:r>
+              <w:rPr>
+                <w:b/>
+                <w:bCs/>
+                <w:sz w:val="18"/>
+                <w:szCs w:val="18"/>
+                <w:rFonts w:ascii="Calibri" w:cs="Calibri" w:eastAsia="Calibri" w:hAnsi="Calibri"/>
+              </w:rPr>
+              <w:t xml:space="preserve">security expectations, exit criteria and/or acceptance criteria</w:t>
+            </w:r>
+            <w:r>
+              <w:rPr>
+                <w:sz w:val="18"/>
+                <w:szCs w:val="18"/>
+                <w:rFonts w:ascii="Calibri" w:cs="Calibri" w:eastAsia="Calibri" w:hAnsi="Calibri"/>
+              </w:rPr>
+              <w:t xml:space="preserve">. But you </w:t>
+            </w:r>
+            <w:r>
+              <w:rPr>
+                <w:b/>
+                <w:bCs/>
+                <w:sz w:val="18"/>
+                <w:szCs w:val="18"/>
+                <w:rFonts w:ascii="Calibri" w:cs="Calibri" w:eastAsia="Calibri" w:hAnsi="Calibri"/>
+              </w:rPr>
+              <w:t xml:space="preserve">cannot know every security risk at the start</w:t>
+            </w:r>
+            <w:r>
+              <w:rPr>
+                <w:sz w:val="18"/>
+                <w:szCs w:val="18"/>
+                <w:rFonts w:ascii="Calibri" w:cs="Calibri" w:eastAsia="Calibri" w:hAnsi="Calibri"/>
+              </w:rPr>
+              <w:t xml:space="preserve"> of a project, and stakeholders may </w:t>
+            </w:r>
+            <w:r>
+              <w:rPr>
+                <w:b/>
+                <w:bCs/>
+                <w:sz w:val="18"/>
+                <w:szCs w:val="18"/>
+                <w:rFonts w:ascii="Calibri" w:cs="Calibri" w:eastAsia="Calibri" w:hAnsi="Calibri"/>
+              </w:rPr>
+              <w:t xml:space="preserve">change their minds</w:t>
+            </w:r>
+            <w:r>
+              <w:rPr>
+                <w:sz w:val="18"/>
+                <w:szCs w:val="18"/>
+                <w:rFonts w:ascii="Calibri" w:cs="Calibri" w:eastAsia="Calibri" w:hAnsi="Calibri"/>
+              </w:rPr>
+              <w:t xml:space="preserve"> about how much security they need. So the criteria must be </w:t>
+            </w:r>
+            <w:r>
+              <w:rPr>
+                <w:b/>
+                <w:bCs/>
+                <w:sz w:val="18"/>
+                <w:szCs w:val="18"/>
+                <w:rFonts w:ascii="Calibri" w:cs="Calibri" w:eastAsia="Calibri" w:hAnsi="Calibri"/>
+              </w:rPr>
+              <w:t xml:space="preserve">revised as the project evolves</w:t>
+            </w:r>
+            <w:r>
+              <w:rPr>
+                <w:sz w:val="18"/>
+                <w:szCs w:val="18"/>
+                <w:rFonts w:ascii="Calibri" w:cs="Calibri" w:eastAsia="Calibri" w:hAnsi="Calibri"/>
+              </w:rPr>
+              <w:t xml:space="preserve">.</w:t>
+            </w:r>
+          </w:p>
+        </w:tc>
+      </w:tr>
+      <w:tr>
+        <w:trPr>
+          <w:cantSplit/>
+        </w:trPr>
+        <w:tc>
+          <w:tcPr>
+            <w:tcW w:type="dxa" w:w="1750"/>
+            <w:shd w:fill="F4F7FC" w:color="auto" w:val="clear"/>
+            <w:tcMar>
+              <w:top w:type="dxa" w:w="70"/>
+              <w:left w:type="dxa" w:w="110"/>
+              <w:bottom w:type="dxa" w:w="70"/>
+              <w:right w:type="dxa" w:w="90"/>
+            </w:tcMar>
+          </w:tcPr>
+          <w:p>
+            <w:pPr>
+              <w:spacing w:after="0"/>
+            </w:pPr>
+            <w:r>
+              <w:rPr>
+                <w:b/>
+                <w:bCs/>
+                <w:color w:val="1F3864"/>
+                <w:sz w:val="17"/>
+                <w:szCs w:val="17"/>
+                <w:rFonts w:ascii="Calibri" w:cs="Calibri" w:eastAsia="Calibri" w:hAnsi="Calibri"/>
+              </w:rPr>
+              <w:t xml:space="preserve">How it works</w:t>
+            </w:r>
+          </w:p>
+        </w:tc>
+        <w:tc>
+          <w:tcPr>
+            <w:tcW w:type="dxa" w:w="7888"/>
+            <w:tcMar>
+              <w:top w:type="dxa" w:w="70"/>
+              <w:left w:type="dxa" w:w="120"/>
+              <w:bottom w:type="dxa" w:w="70"/>
+              <w:right w:type="dxa" w:w="120"/>
+            </w:tcMar>
+          </w:tcPr>
+          <w:p>
+            <w:pPr>
+              <w:spacing w:after="50" w:line="258"/>
+            </w:pPr>
+            <w:r>
+              <w:rPr>
+                <w:b/>
+                <w:bCs/>
+                <w:sz w:val="18"/>
+                <w:szCs w:val="18"/>
+                <w:rFonts w:ascii="Calibri" w:cs="Calibri" w:eastAsia="Calibri" w:hAnsi="Calibri"/>
+              </w:rPr>
+              <w:t xml:space="preserve">Measure</w:t>
+            </w:r>
+            <w:r>
+              <w:rPr>
+                <w:sz w:val="18"/>
+                <w:szCs w:val="18"/>
+                <w:rFonts w:ascii="Calibri" w:cs="Calibri" w:eastAsia="Calibri" w:hAnsi="Calibri"/>
+              </w:rPr>
+              <w:t xml:space="preserve"> the results and </w:t>
+            </w:r>
+            <w:r>
+              <w:rPr>
+                <w:b/>
+                <w:bCs/>
+                <w:sz w:val="18"/>
+                <w:szCs w:val="18"/>
+                <w:rFonts w:ascii="Calibri" w:cs="Calibri" w:eastAsia="Calibri" w:hAnsi="Calibri"/>
+              </w:rPr>
+              <w:t xml:space="preserve">evaluate status</w:t>
+            </w:r>
+            <w:r>
+              <w:rPr>
+                <w:sz w:val="18"/>
+                <w:szCs w:val="18"/>
+                <w:rFonts w:ascii="Calibri" w:cs="Calibri" w:eastAsia="Calibri" w:hAnsi="Calibri"/>
+              </w:rPr>
+              <w:t xml:space="preserve"> against the expectations and criteria to decide whether testing is complete.</w:t>
+            </w:r>
+          </w:p>
+          <w:p>
+            <w:pPr>
+              <w:spacing w:after="50" w:line="258"/>
+            </w:pPr>
+            <w:r>
+              <w:rPr>
+                <w:b/>
+                <w:bCs/>
+                <w:sz w:val="18"/>
+                <w:szCs w:val="18"/>
+                <w:rFonts w:ascii="Calibri" w:cs="Calibri" w:eastAsia="Calibri" w:hAnsi="Calibri"/>
+              </w:rPr>
+              <w:t xml:space="preserve">New threats change expectations.</w:t>
+            </w:r>
+            <w:r>
+              <w:rPr>
+                <w:sz w:val="18"/>
+                <w:szCs w:val="18"/>
+                <w:rFonts w:ascii="Calibri" w:cs="Calibri" w:eastAsia="Calibri" w:hAnsi="Calibri"/>
+              </w:rPr>
+              <w:t xml:space="preserve"> For example, news of a new attack makes stakeholders demand </w:t>
+            </w:r>
+            <w:r>
+              <w:rPr>
+                <w:b/>
+                <w:bCs/>
+                <w:sz w:val="18"/>
+                <w:szCs w:val="18"/>
+                <w:rFonts w:ascii="Calibri" w:cs="Calibri" w:eastAsia="Calibri" w:hAnsi="Calibri"/>
+              </w:rPr>
+              <w:t xml:space="preserve">more</w:t>
+            </w:r>
+            <w:r>
+              <w:rPr>
+                <w:sz w:val="18"/>
+                <w:szCs w:val="18"/>
+                <w:rFonts w:ascii="Calibri" w:cs="Calibri" w:eastAsia="Calibri" w:hAnsi="Calibri"/>
+              </w:rPr>
+              <w:t xml:space="preserve"> security than they first asked for.</w:t>
+            </w:r>
+          </w:p>
+          <w:p>
+            <w:pPr>
+              <w:spacing w:after="0" w:line="258"/>
+            </w:pPr>
+            <w:r>
+              <w:rPr>
+                <w:sz w:val="18"/>
+                <w:szCs w:val="18"/>
+                <w:rFonts w:ascii="Calibri" w:cs="Calibri" w:eastAsia="Calibri" w:hAnsi="Calibri"/>
+              </w:rPr>
+              <w:t xml:space="preserve">That is why </w:t>
+            </w:r>
+            <w:r>
+              <w:rPr>
+                <w:b/>
+                <w:bCs/>
+                <w:sz w:val="18"/>
+                <w:szCs w:val="18"/>
+                <w:rFonts w:ascii="Calibri" w:cs="Calibri" w:eastAsia="Calibri" w:hAnsi="Calibri"/>
+              </w:rPr>
+              <w:t xml:space="preserve">security risk assessments are revisited throughout the project</w:t>
+            </w:r>
+            <w:r>
+              <w:rPr>
+                <w:sz w:val="18"/>
+                <w:szCs w:val="18"/>
+                <w:rFonts w:ascii="Calibri" w:cs="Calibri" w:eastAsia="Calibri" w:hAnsi="Calibri"/>
+              </w:rPr>
+              <w:t xml:space="preserve">, and their results </w:t>
+            </w:r>
+            <w:r>
+              <w:rPr>
+                <w:b/>
+                <w:bCs/>
+                <w:sz w:val="18"/>
+                <w:szCs w:val="18"/>
+                <w:rFonts w:ascii="Calibri" w:cs="Calibri" w:eastAsia="Calibri" w:hAnsi="Calibri"/>
+              </w:rPr>
+              <w:t xml:space="preserve">fed back into test planning and execution</w:t>
+            </w:r>
+            <w:r>
+              <w:rPr>
+                <w:sz w:val="18"/>
+                <w:szCs w:val="18"/>
+                <w:rFonts w:ascii="Calibri" w:cs="Calibri" w:eastAsia="Calibri" w:hAnsi="Calibri"/>
+              </w:rPr>
+              <w:t xml:space="preserve">.</w:t>
+            </w:r>
+          </w:p>
+        </w:tc>
+      </w:tr>
+      <w:tr>
+        <w:trPr>
+          <w:cantSplit/>
+        </w:trPr>
+        <w:tc>
+          <w:tcPr>
+            <w:tcW w:type="dxa" w:w="1750"/>
+            <w:shd w:fill="F4F7FC" w:color="auto" w:val="clear"/>
+            <w:tcMar>
+              <w:top w:type="dxa" w:w="70"/>
+              <w:left w:type="dxa" w:w="110"/>
+              <w:bottom w:type="dxa" w:w="70"/>
+              <w:right w:type="dxa" w:w="90"/>
+            </w:tcMar>
+          </w:tcPr>
+          <w:p>
+            <w:pPr>
+              <w:spacing w:after="0"/>
+            </w:pPr>
+            <w:r>
+              <w:rPr>
+                <w:b/>
+                <w:bCs/>
+                <w:color w:val="1F3864"/>
+                <w:sz w:val="17"/>
+                <w:szCs w:val="17"/>
+                <w:rFonts w:ascii="Calibri" w:cs="Calibri" w:eastAsia="Calibri" w:hAnsi="Calibri"/>
+              </w:rPr>
+              <w:t xml:space="preserve">Example</w:t>
+            </w:r>
+          </w:p>
+        </w:tc>
+        <w:tc>
+          <w:tcPr>
+            <w:tcW w:type="dxa" w:w="7888"/>
+            <w:tcMar>
+              <w:top w:type="dxa" w:w="70"/>
+              <w:left w:type="dxa" w:w="120"/>
+              <w:bottom w:type="dxa" w:w="70"/>
+              <w:right w:type="dxa" w:w="120"/>
+            </w:tcMar>
+          </w:tcPr>
+          <w:p>
+            <w:pPr>
+              <w:spacing w:after="0" w:line="258"/>
+            </w:pPr>
+            <w:r>
+              <w:rPr>
+                <w:sz w:val="18"/>
+                <w:szCs w:val="18"/>
+                <w:rFonts w:ascii="Calibri" w:cs="Calibri" w:eastAsia="Calibri" w:hAnsi="Calibri"/>
+              </w:rPr>
+              <w:t xml:space="preserve">Halfway through a project, a widely reported attack on a competitor exploits weak multi-factor fallback via SMS. The product owner now requires app-based MFA. The acceptance criteria, the risk assessment and the remaining test plan are all updated, and “SMS fallback works” is </w:t>
+            </w:r>
+            <w:r>
+              <w:rPr>
+                <w:b/>
+                <w:bCs/>
+                <w:sz w:val="18"/>
+                <w:szCs w:val="18"/>
+                <w:rFonts w:ascii="Calibri" w:cs="Calibri" w:eastAsia="Calibri" w:hAnsi="Calibri"/>
+              </w:rPr>
+              <w:t xml:space="preserve">no longer</w:t>
+            </w:r>
+            <w:r>
+              <w:rPr>
+                <w:sz w:val="18"/>
+                <w:szCs w:val="18"/>
+                <w:rFonts w:ascii="Calibri" w:cs="Calibri" w:eastAsia="Calibri" w:hAnsi="Calibri"/>
+              </w:rPr>
+              <w:t xml:space="preserve"> an acceptable result.</w:t>
+            </w:r>
+          </w:p>
+        </w:tc>
+      </w:tr>
+      <w:tr>
+        <w:trPr>
+          <w:cantSplit/>
+        </w:trPr>
+        <w:tc>
+          <w:tcPr>
+            <w:tcW w:type="dxa" w:w="1750"/>
+            <w:shd w:fill="E8F3EC" w:color="auto" w:val="clear"/>
+            <w:tcMar>
+              <w:top w:type="dxa" w:w="70"/>
+              <w:left w:type="dxa" w:w="110"/>
+              <w:bottom w:type="dxa" w:w="70"/>
+              <w:right w:type="dxa" w:w="90"/>
+            </w:tcMar>
+          </w:tcPr>
+          <w:p>
+            <w:pPr>
+              <w:spacing w:after="0"/>
+            </w:pPr>
+            <w:r>
+              <w:rPr>
+                <w:b/>
+                <w:bCs/>
+                <w:color w:val="1E6B3A"/>
+                <w:sz w:val="17"/>
+                <w:szCs w:val="17"/>
+                <w:rFonts w:ascii="Calibri" w:cs="Calibri" w:eastAsia="Calibri" w:hAnsi="Calibri"/>
+              </w:rPr>
+              <w:t xml:space="preserve">Exam angle</w:t>
+            </w:r>
+          </w:p>
+        </w:tc>
+        <w:tc>
+          <w:tcPr>
+            <w:tcW w:type="dxa" w:w="7888"/>
+            <w:shd w:fill="E8F3EC" w:color="auto" w:val="clear"/>
+            <w:tcMar>
+              <w:top w:type="dxa" w:w="70"/>
+              <w:left w:type="dxa" w:w="120"/>
+              <w:bottom w:type="dxa" w:w="70"/>
+              <w:right w:type="dxa" w:w="120"/>
+            </w:tcMar>
+          </w:tcPr>
+          <w:p>
+            <w:pPr>
+              <w:spacing w:after="0" w:line="258"/>
+            </w:pPr>
+            <w:r>
+              <w:rPr>
+                <w:sz w:val="18"/>
+                <w:szCs w:val="18"/>
+                <w:rFonts w:ascii="Calibri" w:cs="Calibri" w:eastAsia="Calibri" w:hAnsi="Calibri"/>
+              </w:rPr>
+              <w:t xml:space="preserve">Official Q38: why reassess security risk expectations frequently? → </w:t>
+            </w:r>
+            <w:r>
+              <w:rPr>
+                <w:b/>
+                <w:bCs/>
+                <w:sz w:val="18"/>
+                <w:szCs w:val="18"/>
+                <w:rFonts w:ascii="Calibri" w:cs="Calibri" w:eastAsia="Calibri" w:hAnsi="Calibri"/>
+              </w:rPr>
+              <w:t xml:space="preserve">Stakeholders make business decisions based on the associated risk levels</w:t>
+            </w:r>
+            <w:r>
+              <w:rPr>
+                <w:sz w:val="18"/>
+                <w:szCs w:val="18"/>
+                <w:rFonts w:ascii="Calibri" w:cs="Calibri" w:eastAsia="Calibri" w:hAnsi="Calibri"/>
+              </w:rPr>
+              <w:t xml:space="preserve"> (what risk is acceptable, and which mitigation plans to fund). Reject: everyone educated on </w:t>
+            </w:r>
+            <w:r>
+              <w:rPr>
+                <w:b/>
+                <w:bCs/>
+                <w:sz w:val="18"/>
+                <w:szCs w:val="18"/>
+                <w:rFonts w:ascii="Calibri" w:cs="Calibri" w:eastAsia="Calibri" w:hAnsi="Calibri"/>
+              </w:rPr>
+              <w:t xml:space="preserve">all</w:t>
+            </w:r>
+            <w:r>
+              <w:rPr>
+                <w:sz w:val="18"/>
+                <w:szCs w:val="18"/>
+                <w:rFonts w:ascii="Calibri" w:cs="Calibri" w:eastAsia="Calibri" w:hAnsi="Calibri"/>
+              </w:rPr>
+              <w:t xml:space="preserve"> risks at </w:t>
+            </w:r>
+            <w:r>
+              <w:rPr>
+                <w:b/>
+                <w:bCs/>
+                <w:sz w:val="18"/>
+                <w:szCs w:val="18"/>
+                <w:rFonts w:ascii="Calibri" w:cs="Calibri" w:eastAsia="Calibri" w:hAnsi="Calibri"/>
+              </w:rPr>
+              <w:t xml:space="preserve">all</w:t>
+            </w:r>
+            <w:r>
+              <w:rPr>
+                <w:sz w:val="18"/>
+                <w:szCs w:val="18"/>
+                <w:rFonts w:ascii="Calibri" w:cs="Calibri" w:eastAsia="Calibri" w:hAnsi="Calibri"/>
+              </w:rPr>
+              <w:t xml:space="preserve"> times, a </w:t>
+            </w:r>
+            <w:r>
+              <w:rPr>
+                <w:b/>
+                <w:bCs/>
+                <w:sz w:val="18"/>
+                <w:szCs w:val="18"/>
+                <w:rFonts w:ascii="Calibri" w:cs="Calibri" w:eastAsia="Calibri" w:hAnsi="Calibri"/>
+              </w:rPr>
+              <w:t xml:space="preserve">manual</w:t>
+            </w:r>
+            <w:r>
+              <w:rPr>
+                <w:sz w:val="18"/>
+                <w:szCs w:val="18"/>
+                <w:rFonts w:ascii="Calibri" w:cs="Calibri" w:eastAsia="Calibri" w:hAnsi="Calibri"/>
+              </w:rPr>
+              <w:t xml:space="preserve"> user mitigation plan, and keeping expectations </w:t>
+            </w:r>
+            <w:r>
+              <w:rPr>
+                <w:b/>
+                <w:bCs/>
+                <w:sz w:val="18"/>
+                <w:szCs w:val="18"/>
+                <w:rFonts w:ascii="Calibri" w:cs="Calibri" w:eastAsia="Calibri" w:hAnsi="Calibri"/>
+              </w:rPr>
+              <w:t xml:space="preserve">from changing</w:t>
+            </w:r>
+            <w:r>
+              <w:rPr>
+                <w:sz w:val="18"/>
+                <w:szCs w:val="18"/>
+                <w:rFonts w:ascii="Calibri" w:cs="Calibri" w:eastAsia="Calibri" w:hAnsi="Calibri"/>
+              </w:rPr>
+              <w:t xml:space="preserve"> (they </w:t>
+            </w:r>
+            <w:r>
+              <w:rPr>
+                <w:b/>
+                <w:bCs/>
+                <w:sz w:val="18"/>
+                <w:szCs w:val="18"/>
+                <w:rFonts w:ascii="Calibri" w:cs="Calibri" w:eastAsia="Calibri" w:hAnsi="Calibri"/>
+              </w:rPr>
+              <w:t xml:space="preserve">should</w:t>
+            </w:r>
+            <w:r>
+              <w:rPr>
+                <w:sz w:val="18"/>
+                <w:szCs w:val="18"/>
+                <w:rFonts w:ascii="Calibri" w:cs="Calibri" w:eastAsia="Calibri" w:hAnsi="Calibri"/>
+              </w:rPr>
+              <w:t xml:space="preserve"> change).</w:t>
+            </w:r>
+          </w:p>
+        </w:tc>
+      </w:tr>
+      <w:tr>
+        <w:trPr>
+          <w:cantSplit/>
+        </w:trPr>
+        <w:tc>
+          <w:tcPr>
+            <w:tcW w:type="dxa" w:w="1750"/>
+            <w:shd w:fill="FDF3E0" w:color="auto" w:val="clear"/>
+            <w:tcMar>
+              <w:top w:type="dxa" w:w="70"/>
+              <w:left w:type="dxa" w:w="110"/>
+              <w:bottom w:type="dxa" w:w="70"/>
+              <w:right w:type="dxa" w:w="90"/>
+            </w:tcMar>
+          </w:tcPr>
+          <w:p>
+            <w:pPr>
+              <w:spacing w:after="0"/>
+            </w:pPr>
+            <w:r>
+              <w:rPr>
+                <w:b/>
+                <w:bCs/>
+                <w:color w:val="8A5A00"/>
+                <w:sz w:val="17"/>
+                <w:szCs w:val="17"/>
+                <w:rFonts w:ascii="Calibri" w:cs="Calibri" w:eastAsia="Calibri" w:hAnsi="Calibri"/>
+              </w:rPr>
+              <w:t xml:space="preserve">Don’t confuse</w:t>
+            </w:r>
+          </w:p>
+        </w:tc>
+        <w:tc>
+          <w:tcPr>
+            <w:tcW w:type="dxa" w:w="7888"/>
+            <w:shd w:fill="FDF3E0" w:color="auto" w:val="clear"/>
+            <w:tcMar>
+              <w:top w:type="dxa" w:w="70"/>
+              <w:left w:type="dxa" w:w="120"/>
+              <w:bottom w:type="dxa" w:w="70"/>
+              <w:right w:type="dxa" w:w="120"/>
+            </w:tcMar>
+          </w:tcPr>
+          <w:p>
+            <w:pPr>
+              <w:spacing w:after="0" w:line="258"/>
+            </w:pPr>
+            <w:r>
+              <w:rPr>
+                <w:b/>
+                <w:bCs/>
+                <w:sz w:val="18"/>
+                <w:szCs w:val="18"/>
+                <w:rFonts w:ascii="Calibri" w:cs="Calibri" w:eastAsia="Calibri" w:hAnsi="Calibri"/>
+              </w:rPr>
+              <w:t xml:space="preserve">Revising</w:t>
+            </w:r>
+            <w:r>
+              <w:rPr>
+                <w:sz w:val="18"/>
+                <w:szCs w:val="18"/>
+                <w:rFonts w:ascii="Calibri" w:cs="Calibri" w:eastAsia="Calibri" w:hAnsi="Calibri"/>
+              </w:rPr>
+              <w:t xml:space="preserve"> criteria because the risk picture changed is correct. </w:t>
+            </w:r>
+            <w:r>
+              <w:rPr>
+                <w:b/>
+                <w:bCs/>
+                <w:sz w:val="18"/>
+                <w:szCs w:val="18"/>
+                <w:rFonts w:ascii="Calibri" w:cs="Calibri" w:eastAsia="Calibri" w:hAnsi="Calibri"/>
+              </w:rPr>
+              <w:t xml:space="preserve">Lowering</w:t>
+            </w:r>
+            <w:r>
+              <w:rPr>
+                <w:sz w:val="18"/>
+                <w:szCs w:val="18"/>
+                <w:rFonts w:ascii="Calibri" w:cs="Calibri" w:eastAsia="Calibri" w:hAnsi="Calibri"/>
+              </w:rPr>
+              <w:t xml:space="preserve"> criteria just to declare testing finished is not what the syllabus means.</w:t>
+            </w:r>
+          </w:p>
+        </w:tc>
+      </w:tr>
+    </w:tbl>
+    <w:p>
+      <w:pPr>
+        <w:spacing w:after="120"/>
+      </w:pPr>
+    </w:p>
+    <w:tbl>
+      <w:tblPr>
+        <w:tblW w:type="dxa" w:w="9638"/>
+        <w:tblBorders>
+          <w:top w:val="single" w:color="1F3864" w:sz="6"/>
+          <w:left w:val="single" w:color="1F3864" w:sz="6"/>
+          <w:bottom w:val="single" w:color="1F3864" w:sz="6"/>
+          <w:right w:val="single" w:color="1F3864" w:sz="6"/>
+          <w:insideH w:val="single" w:color="1F3864" w:sz="3"/>
+          <w:insideV w:val="none" w:color="1F3864" w:sz="0"/>
+        </w:tblBorders>
+      </w:tblPr>
+      <w:tblGrid>
+        <w:gridCol w:w="1750"/>
+        <w:gridCol w:w="7888"/>
+      </w:tblGrid>
+      <w:tr>
+        <w:trPr>
+          <w:cantSplit/>
+          <w:tblHeader/>
+        </w:trPr>
+        <w:tc>
+          <w:tcPr>
+            <w:tcW w:type="dxa" w:w="9638"/>
+            <w:gridSpan w:val="2"/>
+            <w:shd w:fill="1F3864" w:color="auto" w:val="clear"/>
+            <w:tcMar>
+              <w:top w:type="dxa" w:w="80"/>
+              <w:left w:type="dxa" w:w="140"/>
+              <w:bottom w:type="dxa" w:w="80"/>
+              <w:right w:type="dxa" w:w="140"/>
+            </w:tcMar>
+          </w:tcPr>
+          <w:p>
+            <w:pPr>
+              <w:keepNext/>
+              <w:spacing w:after="0"/>
+            </w:pPr>
+            <w:r>
+              <w:rPr>
+                <w:b/>
+                <w:bCs/>
+                <w:color w:val="FFFFFF"/>
+                <w:sz w:val="20"/>
+                <w:szCs w:val="20"/>
+                <w:rFonts w:ascii="Calibri" w:cs="Calibri" w:eastAsia="Calibri" w:hAnsi="Calibri"/>
+              </w:rPr>
+              <w:t xml:space="preserve">Keeping security test results confidential (AS-7.2.1, K2 pool)</w:t>
+            </w:r>
+          </w:p>
+        </w:tc>
+      </w:tr>
+      <w:tr>
+        <w:trPr>
+          <w:cantSplit/>
+        </w:trPr>
+        <w:tc>
+          <w:tcPr>
+            <w:tcW w:type="dxa" w:w="1750"/>
+            <w:shd w:fill="EAF0F8" w:color="auto" w:val="clear"/>
+            <w:tcMar>
+              <w:top w:type="dxa" w:w="70"/>
+              <w:left w:type="dxa" w:w="110"/>
+              <w:bottom w:type="dxa" w:w="70"/>
+              <w:right w:type="dxa" w:w="90"/>
+            </w:tcMar>
+          </w:tcPr>
+          <w:p>
+            <w:pPr>
+              <w:spacing w:after="0"/>
+            </w:pPr>
+            <w:r>
+              <w:rPr>
+                <w:b/>
+                <w:bCs/>
+                <w:color w:val="1F3864"/>
+                <w:sz w:val="17"/>
+                <w:szCs w:val="17"/>
+                <w:rFonts w:ascii="Calibri" w:cs="Calibri" w:eastAsia="Calibri" w:hAnsi="Calibri"/>
+              </w:rPr>
+              <w:t xml:space="preserve">In plain words</w:t>
+            </w:r>
+          </w:p>
+        </w:tc>
+        <w:tc>
+          <w:tcPr>
+            <w:tcW w:type="dxa" w:w="7888"/>
+            <w:shd w:fill="EAF0F8" w:color="auto" w:val="clear"/>
+            <w:tcMar>
+              <w:top w:type="dxa" w:w="70"/>
+              <w:left w:type="dxa" w:w="120"/>
+              <w:bottom w:type="dxa" w:w="70"/>
+              <w:right w:type="dxa" w:w="120"/>
+            </w:tcMar>
+          </w:tcPr>
+          <w:p>
+            <w:pPr>
+              <w:spacing w:after="0" w:line="258"/>
+            </w:pPr>
+            <w:r>
+              <w:rPr>
+                <w:sz w:val="18"/>
+                <w:szCs w:val="18"/>
+                <w:rFonts w:ascii="Calibri" w:cs="Calibri" w:eastAsia="Calibri" w:hAnsi="Calibri"/>
+              </w:rPr>
+              <w:t xml:space="preserve">After testing, the tester knows the system’s </w:t>
+            </w:r>
+            <w:r>
+              <w:rPr>
+                <w:b/>
+                <w:bCs/>
+                <w:sz w:val="18"/>
+                <w:szCs w:val="18"/>
+                <w:rFonts w:ascii="Calibri" w:cs="Calibri" w:eastAsia="Calibri" w:hAnsi="Calibri"/>
+              </w:rPr>
+              <w:t xml:space="preserve">weak points better than almost anyone</w:t>
+            </w:r>
+            <w:r>
+              <w:rPr>
+                <w:sz w:val="18"/>
+                <w:szCs w:val="18"/>
+                <w:rFonts w:ascii="Calibri" w:cs="Calibri" w:eastAsia="Calibri" w:hAnsi="Calibri"/>
+              </w:rPr>
+              <w:t xml:space="preserve">. With security testing, those weak points are </w:t>
+            </w:r>
+            <w:r>
+              <w:rPr>
+                <w:b/>
+                <w:bCs/>
+                <w:sz w:val="18"/>
+                <w:szCs w:val="18"/>
+                <w:rFonts w:ascii="Calibri" w:cs="Calibri" w:eastAsia="Calibri" w:hAnsi="Calibri"/>
+              </w:rPr>
+              <w:t xml:space="preserve">ways in for an attacker</w:t>
+            </w:r>
+            <w:r>
+              <w:rPr>
+                <w:sz w:val="18"/>
+                <w:szCs w:val="18"/>
+                <w:rFonts w:ascii="Calibri" w:cs="Calibri" w:eastAsia="Calibri" w:hAnsi="Calibri"/>
+              </w:rPr>
+              <w:t xml:space="preserve">. So results are shared </w:t>
+            </w:r>
+            <w:r>
+              <w:rPr>
+                <w:b/>
+                <w:bCs/>
+                <w:sz w:val="18"/>
+                <w:szCs w:val="18"/>
+                <w:rFonts w:ascii="Calibri" w:cs="Calibri" w:eastAsia="Calibri" w:hAnsi="Calibri"/>
+              </w:rPr>
+              <w:t xml:space="preserve">only with those who need to know</w:t>
+            </w:r>
+            <w:r>
+              <w:rPr>
+                <w:sz w:val="18"/>
+                <w:szCs w:val="18"/>
+                <w:rFonts w:ascii="Calibri" w:cs="Calibri" w:eastAsia="Calibri" w:hAnsi="Calibri"/>
+              </w:rPr>
+              <w:t xml:space="preserve">, and </w:t>
+            </w:r>
+            <w:r>
+              <w:rPr>
+                <w:b/>
+                <w:bCs/>
+                <w:sz w:val="18"/>
+                <w:szCs w:val="18"/>
+                <w:rFonts w:ascii="Calibri" w:cs="Calibri" w:eastAsia="Calibri" w:hAnsi="Calibri"/>
+              </w:rPr>
+              <w:t xml:space="preserve">being conservative with sharing is good practice</w:t>
+            </w:r>
+            <w:r>
+              <w:rPr>
+                <w:sz w:val="18"/>
+                <w:szCs w:val="18"/>
+                <w:rFonts w:ascii="Calibri" w:cs="Calibri" w:eastAsia="Calibri" w:hAnsi="Calibri"/>
+              </w:rPr>
+              <w:t xml:space="preserve">.</w:t>
+            </w:r>
+          </w:p>
+        </w:tc>
+      </w:tr>
+      <w:tr>
+        <w:trPr>
+          <w:cantSplit/>
+        </w:trPr>
+        <w:tc>
+          <w:tcPr>
+            <w:tcW w:type="dxa" w:w="1750"/>
+            <w:shd w:fill="F4F7FC" w:color="auto" w:val="clear"/>
+            <w:tcMar>
+              <w:top w:type="dxa" w:w="70"/>
+              <w:left w:type="dxa" w:w="110"/>
+              <w:bottom w:type="dxa" w:w="70"/>
+              <w:right w:type="dxa" w:w="90"/>
+            </w:tcMar>
+          </w:tcPr>
+          <w:p>
+            <w:pPr>
+              <w:spacing w:after="0"/>
+            </w:pPr>
+            <w:r>
+              <w:rPr>
+                <w:b/>
+                <w:bCs/>
+                <w:color w:val="1F3864"/>
+                <w:sz w:val="17"/>
+                <w:szCs w:val="17"/>
+                <w:rFonts w:ascii="Calibri" w:cs="Calibri" w:eastAsia="Calibri" w:hAnsi="Calibri"/>
+              </w:rPr>
+              <w:t xml:space="preserve">How it works</w:t>
+            </w:r>
+          </w:p>
+        </w:tc>
+        <w:tc>
+          <w:tcPr>
+            <w:tcW w:type="dxa" w:w="7888"/>
+            <w:tcMar>
+              <w:top w:type="dxa" w:w="70"/>
+              <w:left w:type="dxa" w:w="120"/>
+              <w:bottom w:type="dxa" w:w="70"/>
+              <w:right w:type="dxa" w:w="120"/>
+            </w:tcMar>
+          </w:tcPr>
+          <w:p>
+            <w:pPr>
+              <w:spacing w:after="50" w:line="258"/>
+            </w:pPr>
+            <w:r>
+              <w:rPr>
+                <w:sz w:val="18"/>
+                <w:szCs w:val="18"/>
+                <w:rFonts w:ascii="Calibri" w:cs="Calibri" w:eastAsia="Calibri" w:hAnsi="Calibri"/>
+              </w:rPr>
+              <w:t xml:space="preserve">The difference from ordinary testing is the </w:t>
+            </w:r>
+            <w:r>
+              <w:rPr>
+                <w:b/>
+                <w:bCs/>
+                <w:sz w:val="18"/>
+                <w:szCs w:val="18"/>
+                <w:rFonts w:ascii="Calibri" w:cs="Calibri" w:eastAsia="Calibri" w:hAnsi="Calibri"/>
+              </w:rPr>
+              <w:t xml:space="preserve">possible negative impact of telling people other than the direct stakeholders</w:t>
+            </w:r>
+            <w:r>
+              <w:rPr>
+                <w:sz w:val="18"/>
+                <w:szCs w:val="18"/>
+                <w:rFonts w:ascii="Calibri" w:cs="Calibri" w:eastAsia="Calibri" w:hAnsi="Calibri"/>
+              </w:rPr>
+              <w:t xml:space="preserve">.</w:t>
+            </w:r>
+          </w:p>
+          <w:p>
+            <w:pPr>
+              <w:spacing w:after="50" w:line="258"/>
+            </w:pPr>
+            <w:r>
+              <w:rPr>
+                <w:sz w:val="18"/>
+                <w:szCs w:val="18"/>
+                <w:rFonts w:ascii="Calibri" w:cs="Calibri" w:eastAsia="Calibri" w:hAnsi="Calibri"/>
+              </w:rPr>
+              <w:t xml:space="preserve">Developers get the </w:t>
+            </w:r>
+            <w:r>
+              <w:rPr>
+                <w:b/>
+                <w:bCs/>
+                <w:sz w:val="18"/>
+                <w:szCs w:val="18"/>
+                <w:rFonts w:ascii="Calibri" w:cs="Calibri" w:eastAsia="Calibri" w:hAnsi="Calibri"/>
+              </w:rPr>
+              <w:t xml:space="preserve">limited parts</w:t>
+            </w:r>
+            <w:r>
+              <w:rPr>
+                <w:sz w:val="18"/>
+                <w:szCs w:val="18"/>
+                <w:rFonts w:ascii="Calibri" w:cs="Calibri" w:eastAsia="Calibri" w:hAnsi="Calibri"/>
+              </w:rPr>
+              <w:t xml:space="preserve"> they need to fix the code. </w:t>
+            </w:r>
+            <w:r>
+              <w:rPr>
+                <w:b/>
+                <w:bCs/>
+                <w:sz w:val="18"/>
+                <w:szCs w:val="18"/>
+                <w:rFonts w:ascii="Calibri" w:cs="Calibri" w:eastAsia="Calibri" w:hAnsi="Calibri"/>
+              </w:rPr>
+              <w:t xml:space="preserve">Infrastructure staff</w:t>
+            </w:r>
+            <w:r>
+              <w:rPr>
+                <w:sz w:val="18"/>
+                <w:szCs w:val="18"/>
+                <w:rFonts w:ascii="Calibri" w:cs="Calibri" w:eastAsia="Calibri" w:hAnsi="Calibri"/>
+              </w:rPr>
+              <w:t xml:space="preserve"> get the infrastructure findings.</w:t>
+            </w:r>
+          </w:p>
+          <w:p>
+            <w:pPr>
+              <w:spacing w:after="0" w:line="258"/>
+            </w:pPr>
+            <w:r>
+              <w:rPr>
+                <w:sz w:val="18"/>
+                <w:szCs w:val="18"/>
+                <w:rFonts w:ascii="Calibri" w:cs="Calibri" w:eastAsia="Calibri" w:hAnsi="Calibri"/>
+              </w:rPr>
+              <w:t xml:space="preserve">Often </w:t>
+            </w:r>
+            <w:r>
+              <w:rPr>
+                <w:b/>
+                <w:bCs/>
+                <w:sz w:val="18"/>
+                <w:szCs w:val="18"/>
+                <w:rFonts w:ascii="Calibri" w:cs="Calibri" w:eastAsia="Calibri" w:hAnsi="Calibri"/>
+              </w:rPr>
+              <w:t xml:space="preserve">the same issues exist in production</w:t>
+            </w:r>
+            <w:r>
+              <w:rPr>
+                <w:sz w:val="18"/>
+                <w:szCs w:val="18"/>
+                <w:rFonts w:ascii="Calibri" w:cs="Calibri" w:eastAsia="Calibri" w:hAnsi="Calibri"/>
+              </w:rPr>
+              <w:t xml:space="preserve">, so a leaked test report can be an immediate attack guide.</w:t>
+            </w:r>
+          </w:p>
+        </w:tc>
+      </w:tr>
+      <w:tr>
+        <w:trPr>
+          <w:cantSplit/>
+        </w:trPr>
+        <w:tc>
+          <w:tcPr>
+            <w:tcW w:type="dxa" w:w="1750"/>
+            <w:shd w:fill="F4F7FC" w:color="auto" w:val="clear"/>
+            <w:tcMar>
+              <w:top w:type="dxa" w:w="70"/>
+              <w:left w:type="dxa" w:w="110"/>
+              <w:bottom w:type="dxa" w:w="70"/>
+              <w:right w:type="dxa" w:w="90"/>
+            </w:tcMar>
+          </w:tcPr>
+          <w:p>
+            <w:pPr>
+              <w:spacing w:after="0"/>
+            </w:pPr>
+            <w:r>
+              <w:rPr>
+                <w:b/>
+                <w:bCs/>
+                <w:color w:val="1F3864"/>
+                <w:sz w:val="17"/>
+                <w:szCs w:val="17"/>
+                <w:rFonts w:ascii="Calibri" w:cs="Calibri" w:eastAsia="Calibri" w:hAnsi="Calibri"/>
+              </w:rPr>
+              <w:t xml:space="preserve">Example</w:t>
+            </w:r>
+          </w:p>
+        </w:tc>
+        <w:tc>
+          <w:tcPr>
+            <w:tcW w:type="dxa" w:w="7888"/>
+            <w:tcMar>
+              <w:top w:type="dxa" w:w="70"/>
+              <w:left w:type="dxa" w:w="120"/>
+              <w:bottom w:type="dxa" w:w="70"/>
+              <w:right w:type="dxa" w:w="120"/>
+            </w:tcMar>
+          </w:tcPr>
+          <w:p>
+            <w:pPr>
+              <w:spacing w:after="0" w:line="258"/>
+            </w:pPr>
+            <w:r>
+              <w:rPr>
+                <w:sz w:val="18"/>
+                <w:szCs w:val="18"/>
+                <w:rFonts w:ascii="Calibri" w:cs="Calibri" w:eastAsia="Calibri" w:hAnsi="Calibri"/>
+              </w:rPr>
+              <w:t xml:space="preserve">A penetration test finds that the HR portal allows privilege escalation. The full report goes to the security manager and the HR system owner. The developers get the specific defect and the steps to reproduce it. The company-wide newsletter says only that “a security test of HR systems was completed and findings are being addressed”.</w:t>
+            </w:r>
+          </w:p>
+        </w:tc>
+      </w:tr>
+      <w:tr>
+        <w:trPr>
+          <w:cantSplit/>
+        </w:trPr>
+        <w:tc>
+          <w:tcPr>
+            <w:tcW w:type="dxa" w:w="1750"/>
+            <w:shd w:fill="E8F3EC" w:color="auto" w:val="clear"/>
+            <w:tcMar>
+              <w:top w:type="dxa" w:w="70"/>
+              <w:left w:type="dxa" w:w="110"/>
+              <w:bottom w:type="dxa" w:w="70"/>
+              <w:right w:type="dxa" w:w="90"/>
+            </w:tcMar>
+          </w:tcPr>
+          <w:p>
+            <w:pPr>
+              <w:spacing w:after="0"/>
+            </w:pPr>
+            <w:r>
+              <w:rPr>
+                <w:b/>
+                <w:bCs/>
+                <w:color w:val="1E6B3A"/>
+                <w:sz w:val="17"/>
+                <w:szCs w:val="17"/>
+                <w:rFonts w:ascii="Calibri" w:cs="Calibri" w:eastAsia="Calibri" w:hAnsi="Calibri"/>
+              </w:rPr>
+              <w:t xml:space="preserve">Exam angle</w:t>
+            </w:r>
+          </w:p>
+        </w:tc>
+        <w:tc>
+          <w:tcPr>
+            <w:tcW w:type="dxa" w:w="7888"/>
+            <w:shd w:fill="E8F3EC" w:color="auto" w:val="clear"/>
+            <w:tcMar>
+              <w:top w:type="dxa" w:w="70"/>
+              <w:left w:type="dxa" w:w="120"/>
+              <w:bottom w:type="dxa" w:w="70"/>
+              <w:right w:type="dxa" w:w="120"/>
+            </w:tcMar>
+          </w:tcPr>
+          <w:p>
+            <w:pPr>
+              <w:spacing w:after="0" w:line="258"/>
+            </w:pPr>
+            <w:r>
+              <w:rPr>
+                <w:sz w:val="18"/>
+                <w:szCs w:val="18"/>
+                <w:rFonts w:ascii="Calibri" w:cs="Calibri" w:eastAsia="Calibri" w:hAnsi="Calibri"/>
+              </w:rPr>
+              <w:t xml:space="preserve">Official Q39: the important aspect of security test results → </w:t>
+            </w:r>
+            <w:r>
+              <w:rPr>
+                <w:b/>
+                <w:bCs/>
+                <w:sz w:val="18"/>
+                <w:szCs w:val="18"/>
+                <w:rFonts w:ascii="Calibri" w:cs="Calibri" w:eastAsia="Calibri" w:hAnsi="Calibri"/>
+              </w:rPr>
+              <w:t xml:space="preserve">the fewer people that know, the better.</w:t>
+            </w:r>
+            <w:r>
+              <w:rPr>
+                <w:sz w:val="18"/>
+                <w:szCs w:val="18"/>
+                <w:rFonts w:ascii="Calibri" w:cs="Calibri" w:eastAsia="Calibri" w:hAnsi="Calibri"/>
+              </w:rPr>
+              <w:t xml:space="preserve"> Reject: publishing them to users and stakeholders, sharing them with </w:t>
+            </w:r>
+            <w:r>
+              <w:rPr>
+                <w:b/>
+                <w:bCs/>
+                <w:sz w:val="18"/>
+                <w:szCs w:val="18"/>
+                <w:rFonts w:ascii="Calibri" w:cs="Calibri" w:eastAsia="Calibri" w:hAnsi="Calibri"/>
+              </w:rPr>
+              <w:t xml:space="preserve">all</w:t>
+            </w:r>
+            <w:r>
+              <w:rPr>
+                <w:sz w:val="18"/>
+                <w:szCs w:val="18"/>
+                <w:rFonts w:ascii="Calibri" w:cs="Calibri" w:eastAsia="Calibri" w:hAnsi="Calibri"/>
+              </w:rPr>
+              <w:t xml:space="preserve"> developers across the enterprise, and “always classify by criticality” (true, but not the </w:t>
+            </w:r>
+            <w:r>
+              <w:rPr>
+                <w:b/>
+                <w:bCs/>
+                <w:sz w:val="18"/>
+                <w:szCs w:val="18"/>
+                <w:rFonts w:ascii="Calibri" w:cs="Calibri" w:eastAsia="Calibri" w:hAnsi="Calibri"/>
+              </w:rPr>
+              <w:t xml:space="preserve">most important</w:t>
+            </w:r>
+            <w:r>
+              <w:rPr>
+                <w:sz w:val="18"/>
+                <w:szCs w:val="18"/>
+                <w:rFonts w:ascii="Calibri" w:cs="Calibri" w:eastAsia="Calibri" w:hAnsi="Calibri"/>
+              </w:rPr>
+              <w:t xml:space="preserve"> aspect).</w:t>
+            </w:r>
+          </w:p>
+        </w:tc>
+      </w:tr>
+      <w:tr>
+        <w:trPr>
+          <w:cantSplit/>
+        </w:trPr>
+        <w:tc>
+          <w:tcPr>
+            <w:tcW w:type="dxa" w:w="1750"/>
+            <w:shd w:fill="FDF3E0" w:color="auto" w:val="clear"/>
+            <w:tcMar>
+              <w:top w:type="dxa" w:w="70"/>
+              <w:left w:type="dxa" w:w="110"/>
+              <w:bottom w:type="dxa" w:w="70"/>
+              <w:right w:type="dxa" w:w="90"/>
+            </w:tcMar>
+          </w:tcPr>
+          <w:p>
+            <w:pPr>
+              <w:spacing w:after="0"/>
+            </w:pPr>
+            <w:r>
+              <w:rPr>
+                <w:b/>
+                <w:bCs/>
+                <w:color w:val="8A5A00"/>
+                <w:sz w:val="17"/>
+                <w:szCs w:val="17"/>
+                <w:rFonts w:ascii="Calibri" w:cs="Calibri" w:eastAsia="Calibri" w:hAnsi="Calibri"/>
+              </w:rPr>
+              <w:t xml:space="preserve">Don’t confuse</w:t>
+            </w:r>
+          </w:p>
+        </w:tc>
+        <w:tc>
+          <w:tcPr>
+            <w:tcW w:type="dxa" w:w="7888"/>
+            <w:shd w:fill="FDF3E0" w:color="auto" w:val="clear"/>
+            <w:tcMar>
+              <w:top w:type="dxa" w:w="70"/>
+              <w:left w:type="dxa" w:w="120"/>
+              <w:bottom w:type="dxa" w:w="70"/>
+              <w:right w:type="dxa" w:w="120"/>
+            </w:tcMar>
+          </w:tcPr>
+          <w:p>
+            <w:pPr>
+              <w:spacing w:after="0" w:line="258"/>
+            </w:pPr>
+            <w:r>
+              <w:rPr>
+                <w:b/>
+                <w:bCs/>
+                <w:sz w:val="18"/>
+                <w:szCs w:val="18"/>
+                <w:rFonts w:ascii="Calibri" w:cs="Calibri" w:eastAsia="Calibri" w:hAnsi="Calibri"/>
+              </w:rPr>
+              <w:t xml:space="preserve">Need to know</w:t>
+            </w:r>
+            <w:r>
+              <w:rPr>
+                <w:sz w:val="18"/>
+                <w:szCs w:val="18"/>
+                <w:rFonts w:ascii="Calibri" w:cs="Calibri" w:eastAsia="Calibri" w:hAnsi="Calibri"/>
+              </w:rPr>
+              <w:t xml:space="preserve"> is not </w:t>
+            </w:r>
+            <w:r>
+              <w:rPr>
+                <w:b/>
+                <w:bCs/>
+                <w:sz w:val="18"/>
+                <w:szCs w:val="18"/>
+                <w:rFonts w:ascii="Calibri" w:cs="Calibri" w:eastAsia="Calibri" w:hAnsi="Calibri"/>
+              </w:rPr>
+              <w:t xml:space="preserve">secrecy from everyone</w:t>
+            </w:r>
+            <w:r>
+              <w:rPr>
+                <w:sz w:val="18"/>
+                <w:szCs w:val="18"/>
+                <w:rFonts w:ascii="Calibri" w:cs="Calibri" w:eastAsia="Calibri" w:hAnsi="Calibri"/>
+              </w:rPr>
+              <w:t xml:space="preserve">. Stakeholders who must decide or act get what they need, at the right level of detail.</w:t>
+            </w:r>
+          </w:p>
+        </w:tc>
+      </w:tr>
+    </w:tbl>
+    <w:p>
+      <w:pPr>
+        <w:spacing w:after="120"/>
+      </w:pPr>
+    </w:p>
+    <w:tbl>
+      <w:tblPr>
+        <w:tblW w:type="dxa" w:w="9638"/>
+        <w:tblBorders>
+          <w:top w:val="single" w:color="1F3864" w:sz="6"/>
+          <w:left w:val="single" w:color="1F3864" w:sz="6"/>
+          <w:bottom w:val="single" w:color="1F3864" w:sz="6"/>
+          <w:right w:val="single" w:color="1F3864" w:sz="6"/>
+          <w:insideH w:val="single" w:color="1F3864" w:sz="3"/>
+          <w:insideV w:val="none" w:color="1F3864" w:sz="0"/>
+        </w:tblBorders>
+      </w:tblPr>
+      <w:tblGrid>
+        <w:gridCol w:w="1750"/>
+        <w:gridCol w:w="7888"/>
+      </w:tblGrid>
+      <w:tr>
+        <w:trPr>
+          <w:cantSplit/>
+          <w:tblHeader/>
+        </w:trPr>
+        <w:tc>
+          <w:tcPr>
+            <w:tcW w:type="dxa" w:w="9638"/>
+            <w:gridSpan w:val="2"/>
+            <w:shd w:fill="1F3864" w:color="auto" w:val="clear"/>
+            <w:tcMar>
+              <w:top w:type="dxa" w:w="80"/>
+              <w:left w:type="dxa" w:w="140"/>
+              <w:bottom w:type="dxa" w:w="80"/>
+              <w:right w:type="dxa" w:w="140"/>
+            </w:tcMar>
+          </w:tcPr>
+          <w:p>
+            <w:pPr>
+              <w:keepNext/>
+              <w:spacing w:after="0"/>
+            </w:pPr>
+            <w:r>
+              <w:rPr>
+                <w:b/>
+                <w:bCs/>
+                <w:color w:val="FFFFFF"/>
+                <w:sz w:val="20"/>
+                <w:szCs w:val="20"/>
+                <w:rFonts w:ascii="Calibri" w:cs="Calibri" w:eastAsia="Calibri" w:hAnsi="Calibri"/>
+              </w:rPr>
+              <w:t xml:space="preserve">Controls and data-gathering for status reporting (AS-7.2.2, K2 pool)</w:t>
+            </w:r>
+          </w:p>
+        </w:tc>
+      </w:tr>
+      <w:tr>
+        <w:trPr>
+          <w:cantSplit/>
+        </w:trPr>
+        <w:tc>
+          <w:tcPr>
+            <w:tcW w:type="dxa" w:w="1750"/>
+            <w:shd w:fill="EAF0F8" w:color="auto" w:val="clear"/>
+            <w:tcMar>
+              <w:top w:type="dxa" w:w="70"/>
+              <w:left w:type="dxa" w:w="110"/>
+              <w:bottom w:type="dxa" w:w="70"/>
+              <w:right w:type="dxa" w:w="90"/>
+            </w:tcMar>
+          </w:tcPr>
+          <w:p>
+            <w:pPr>
+              <w:spacing w:after="0"/>
+            </w:pPr>
+            <w:r>
+              <w:rPr>
+                <w:b/>
+                <w:bCs/>
+                <w:color w:val="1F3864"/>
+                <w:sz w:val="17"/>
+                <w:szCs w:val="17"/>
+                <w:rFonts w:ascii="Calibri" w:cs="Calibri" w:eastAsia="Calibri" w:hAnsi="Calibri"/>
+              </w:rPr>
+              <w:t xml:space="preserve">In plain words</w:t>
+            </w:r>
+          </w:p>
+        </w:tc>
+        <w:tc>
+          <w:tcPr>
+            <w:tcW w:type="dxa" w:w="7888"/>
+            <w:shd w:fill="EAF0F8" w:color="auto" w:val="clear"/>
+            <w:tcMar>
+              <w:top w:type="dxa" w:w="70"/>
+              <w:left w:type="dxa" w:w="120"/>
+              <w:bottom w:type="dxa" w:w="70"/>
+              <w:right w:type="dxa" w:w="120"/>
+            </w:tcMar>
+          </w:tcPr>
+          <w:p>
+            <w:pPr>
+              <w:spacing w:after="0" w:line="258"/>
+            </w:pPr>
+            <w:r>
+              <w:rPr>
+                <w:sz w:val="18"/>
+                <w:szCs w:val="18"/>
+                <w:rFonts w:ascii="Calibri" w:cs="Calibri" w:eastAsia="Calibri" w:hAnsi="Calibri"/>
+              </w:rPr>
+              <w:t xml:space="preserve">Security defects are judged </w:t>
+            </w:r>
+            <w:r>
+              <w:rPr>
+                <w:b/>
+                <w:bCs/>
+                <w:sz w:val="18"/>
+                <w:szCs w:val="18"/>
+                <w:rFonts w:ascii="Calibri" w:cs="Calibri" w:eastAsia="Calibri" w:hAnsi="Calibri"/>
+              </w:rPr>
+              <w:t xml:space="preserve">more sensitive</w:t>
+            </w:r>
+            <w:r>
+              <w:rPr>
+                <w:sz w:val="18"/>
+                <w:szCs w:val="18"/>
+                <w:rFonts w:ascii="Calibri" w:cs="Calibri" w:eastAsia="Calibri" w:hAnsi="Calibri"/>
+              </w:rPr>
+              <w:t xml:space="preserve"> than ordinary defects and are usually given a </w:t>
+            </w:r>
+            <w:r>
+              <w:rPr>
+                <w:b/>
+                <w:bCs/>
+                <w:sz w:val="18"/>
+                <w:szCs w:val="18"/>
+                <w:rFonts w:ascii="Calibri" w:cs="Calibri" w:eastAsia="Calibri" w:hAnsi="Calibri"/>
+              </w:rPr>
+              <w:t xml:space="preserve">higher severity</w:t>
+            </w:r>
+            <w:r>
+              <w:rPr>
+                <w:sz w:val="18"/>
+                <w:szCs w:val="18"/>
+                <w:rFonts w:ascii="Calibri" w:cs="Calibri" w:eastAsia="Calibri" w:hAnsi="Calibri"/>
+              </w:rPr>
+              <w:t xml:space="preserve">, so </w:t>
+            </w:r>
+            <w:r>
+              <w:rPr>
+                <w:b/>
+                <w:bCs/>
+                <w:sz w:val="18"/>
+                <w:szCs w:val="18"/>
+                <w:rFonts w:ascii="Calibri" w:cs="Calibri" w:eastAsia="Calibri" w:hAnsi="Calibri"/>
+              </w:rPr>
+              <w:t xml:space="preserve">management watches them more closely</w:t>
+            </w:r>
+            <w:r>
+              <w:rPr>
+                <w:sz w:val="18"/>
+                <w:szCs w:val="18"/>
+                <w:rFonts w:ascii="Calibri" w:cs="Calibri" w:eastAsia="Calibri" w:hAnsi="Calibri"/>
+              </w:rPr>
+              <w:t xml:space="preserve">. The data behind security status reports must therefore be </w:t>
+            </w:r>
+            <w:r>
+              <w:rPr>
+                <w:b/>
+                <w:bCs/>
+                <w:sz w:val="18"/>
+                <w:szCs w:val="18"/>
+                <w:rFonts w:ascii="Calibri" w:cs="Calibri" w:eastAsia="Calibri" w:hAnsi="Calibri"/>
+              </w:rPr>
+              <w:t xml:space="preserve">timely, accurate and precise</w:t>
+            </w:r>
+            <w:r>
+              <w:rPr>
+                <w:sz w:val="18"/>
+                <w:szCs w:val="18"/>
+                <w:rFonts w:ascii="Calibri" w:cs="Calibri" w:eastAsia="Calibri" w:hAnsi="Calibri"/>
+              </w:rPr>
+              <w:t xml:space="preserve">, and collected through </w:t>
+            </w:r>
+            <w:r>
+              <w:rPr>
+                <w:b/>
+                <w:bCs/>
+                <w:sz w:val="18"/>
+                <w:szCs w:val="18"/>
+                <w:rFonts w:ascii="Calibri" w:cs="Calibri" w:eastAsia="Calibri" w:hAnsi="Calibri"/>
+              </w:rPr>
+              <w:t xml:space="preserve">proper controls</w:t>
+            </w:r>
+            <w:r>
+              <w:rPr>
+                <w:sz w:val="18"/>
+                <w:szCs w:val="18"/>
+                <w:rFonts w:ascii="Calibri" w:cs="Calibri" w:eastAsia="Calibri" w:hAnsi="Calibri"/>
+              </w:rPr>
+              <w:t xml:space="preserve">, for example feeding a </w:t>
+            </w:r>
+            <w:r>
+              <w:rPr>
+                <w:b/>
+                <w:bCs/>
+                <w:sz w:val="18"/>
+                <w:szCs w:val="18"/>
+                <w:rFonts w:ascii="Calibri" w:cs="Calibri" w:eastAsia="Calibri" w:hAnsi="Calibri"/>
+              </w:rPr>
+              <w:t xml:space="preserve">security test dashboard</w:t>
+            </w:r>
+            <w:r>
+              <w:rPr>
+                <w:sz w:val="18"/>
+                <w:szCs w:val="18"/>
+                <w:rFonts w:ascii="Calibri" w:cs="Calibri" w:eastAsia="Calibri" w:hAnsi="Calibri"/>
+              </w:rPr>
+              <w:t xml:space="preserve">.</w:t>
+            </w:r>
+          </w:p>
+        </w:tc>
+      </w:tr>
+      <w:tr>
+        <w:trPr>
+          <w:cantSplit/>
+        </w:trPr>
+        <w:tc>
+          <w:tcPr>
+            <w:tcW w:type="dxa" w:w="1750"/>
+            <w:shd w:fill="F4F7FC" w:color="auto" w:val="clear"/>
+            <w:tcMar>
+              <w:top w:type="dxa" w:w="70"/>
+              <w:left w:type="dxa" w:w="110"/>
+              <w:bottom w:type="dxa" w:w="70"/>
+              <w:right w:type="dxa" w:w="90"/>
+            </w:tcMar>
+          </w:tcPr>
+          <w:p>
+            <w:pPr>
+              <w:spacing w:after="0"/>
+            </w:pPr>
+            <w:r>
+              <w:rPr>
+                <w:b/>
+                <w:bCs/>
+                <w:color w:val="1F3864"/>
+                <w:sz w:val="17"/>
+                <w:szCs w:val="17"/>
+                <w:rFonts w:ascii="Calibri" w:cs="Calibri" w:eastAsia="Calibri" w:hAnsi="Calibri"/>
+              </w:rPr>
+              <w:t xml:space="preserve">How it works</w:t>
+            </w:r>
+          </w:p>
+        </w:tc>
+        <w:tc>
+          <w:tcPr>
+            <w:tcW w:type="dxa" w:w="7888"/>
+            <w:tcMar>
+              <w:top w:type="dxa" w:w="70"/>
+              <w:left w:type="dxa" w:w="120"/>
+              <w:bottom w:type="dxa" w:w="70"/>
+              <w:right w:type="dxa" w:w="120"/>
+            </w:tcMar>
+          </w:tcPr>
+          <w:p>
+            <w:pPr>
+              <w:spacing w:after="50" w:line="258"/>
+            </w:pPr>
+            <w:r>
+              <w:rPr>
+                <w:sz w:val="18"/>
+                <w:szCs w:val="18"/>
+                <w:rFonts w:ascii="Calibri" w:cs="Calibri" w:eastAsia="Calibri" w:hAnsi="Calibri"/>
+              </w:rPr>
+              <w:t xml:space="preserve">Report the </w:t>
+            </w:r>
+            <w:r>
+              <w:rPr>
+                <w:b/>
+                <w:bCs/>
+                <w:sz w:val="18"/>
+                <w:szCs w:val="18"/>
+                <w:rFonts w:ascii="Calibri" w:cs="Calibri" w:eastAsia="Calibri" w:hAnsi="Calibri"/>
+              </w:rPr>
+              <w:t xml:space="preserve">nature of each defect and its implied risk</w:t>
+            </w:r>
+            <w:r>
+              <w:rPr>
+                <w:sz w:val="18"/>
+                <w:szCs w:val="18"/>
+                <w:rFonts w:ascii="Calibri" w:cs="Calibri" w:eastAsia="Calibri" w:hAnsi="Calibri"/>
+              </w:rPr>
+              <w:t xml:space="preserve"> precisely.</w:t>
+            </w:r>
+          </w:p>
+          <w:p>
+            <w:pPr>
+              <w:spacing w:after="50" w:line="258"/>
+            </w:pPr>
+            <w:r>
+              <w:rPr>
+                <w:sz w:val="18"/>
+                <w:szCs w:val="18"/>
+                <w:rFonts w:ascii="Calibri" w:cs="Calibri" w:eastAsia="Calibri" w:hAnsi="Calibri"/>
+              </w:rPr>
+              <w:t xml:space="preserve">Assess the </w:t>
+            </w:r>
+            <w:r>
+              <w:rPr>
+                <w:b/>
+                <w:bCs/>
+                <w:sz w:val="18"/>
+                <w:szCs w:val="18"/>
+                <w:rFonts w:ascii="Calibri" w:cs="Calibri" w:eastAsia="Calibri" w:hAnsi="Calibri"/>
+              </w:rPr>
+              <w:t xml:space="preserve">impact</w:t>
+            </w:r>
+            <w:r>
+              <w:rPr>
+                <w:sz w:val="18"/>
+                <w:szCs w:val="18"/>
+                <w:rFonts w:ascii="Calibri" w:cs="Calibri" w:eastAsia="Calibri" w:hAnsi="Calibri"/>
+              </w:rPr>
+              <w:t xml:space="preserve"> carefully and check the </w:t>
+            </w:r>
+            <w:r>
+              <w:rPr>
+                <w:b/>
+                <w:bCs/>
+                <w:sz w:val="18"/>
+                <w:szCs w:val="18"/>
+                <w:rFonts w:ascii="Calibri" w:cs="Calibri" w:eastAsia="Calibri" w:hAnsi="Calibri"/>
+              </w:rPr>
+              <w:t xml:space="preserve">accuracy</w:t>
+            </w:r>
+            <w:r>
+              <w:rPr>
+                <w:sz w:val="18"/>
+                <w:szCs w:val="18"/>
+                <w:rFonts w:ascii="Calibri" w:cs="Calibri" w:eastAsia="Calibri" w:hAnsi="Calibri"/>
+              </w:rPr>
+              <w:t xml:space="preserve"> of the test results before reporting.</w:t>
+            </w:r>
+          </w:p>
+          <w:p>
+            <w:pPr>
+              <w:spacing w:after="50" w:line="258"/>
+            </w:pPr>
+            <w:r>
+              <w:rPr>
+                <w:sz w:val="18"/>
+                <w:szCs w:val="18"/>
+                <w:rFonts w:ascii="Calibri" w:cs="Calibri" w:eastAsia="Calibri" w:hAnsi="Calibri"/>
+              </w:rPr>
+              <w:t xml:space="preserve">Make reports available in a </w:t>
+            </w:r>
+            <w:r>
+              <w:rPr>
+                <w:b/>
+                <w:bCs/>
+                <w:sz w:val="18"/>
+                <w:szCs w:val="18"/>
+                <w:rFonts w:ascii="Calibri" w:cs="Calibri" w:eastAsia="Calibri" w:hAnsi="Calibri"/>
+              </w:rPr>
+              <w:t xml:space="preserve">well-defined, timely</w:t>
+            </w:r>
+            <w:r>
+              <w:rPr>
+                <w:sz w:val="18"/>
+                <w:szCs w:val="18"/>
+                <w:rFonts w:ascii="Calibri" w:cs="Calibri" w:eastAsia="Calibri" w:hAnsi="Calibri"/>
+              </w:rPr>
+              <w:t xml:space="preserve"> way.</w:t>
+            </w:r>
+          </w:p>
+          <w:p>
+            <w:pPr>
+              <w:spacing w:after="0" w:line="258"/>
+            </w:pPr>
+            <w:r>
+              <w:rPr>
+                <w:b/>
+                <w:bCs/>
+                <w:sz w:val="18"/>
+                <w:szCs w:val="18"/>
+                <w:rFonts w:ascii="Calibri" w:cs="Calibri" w:eastAsia="Calibri" w:hAnsi="Calibri"/>
+              </w:rPr>
+              <w:t xml:space="preserve">Good practice:</w:t>
+            </w:r>
+            <w:r>
+              <w:rPr>
+                <w:sz w:val="18"/>
+                <w:szCs w:val="18"/>
+                <w:rFonts w:ascii="Calibri" w:cs="Calibri" w:eastAsia="Calibri" w:hAnsi="Calibri"/>
+              </w:rPr>
+              <w:t xml:space="preserve"> ask management </w:t>
+            </w:r>
+            <w:r>
+              <w:rPr>
+                <w:b/>
+                <w:bCs/>
+                <w:sz w:val="18"/>
+                <w:szCs w:val="18"/>
+                <w:rFonts w:ascii="Calibri" w:cs="Calibri" w:eastAsia="Calibri" w:hAnsi="Calibri"/>
+              </w:rPr>
+              <w:t xml:space="preserve">how and when</w:t>
+            </w:r>
+            <w:r>
+              <w:rPr>
+                <w:sz w:val="18"/>
+                <w:szCs w:val="18"/>
+                <w:rFonts w:ascii="Calibri" w:cs="Calibri" w:eastAsia="Calibri" w:hAnsi="Calibri"/>
+              </w:rPr>
+              <w:t xml:space="preserve"> they want to see security defect information (dashboard, weekly briefing, immediate alert for critical issues).</w:t>
+            </w:r>
+          </w:p>
+        </w:tc>
+      </w:tr>
+      <w:tr>
+        <w:trPr>
+          <w:cantSplit/>
+        </w:trPr>
+        <w:tc>
+          <w:tcPr>
+            <w:tcW w:type="dxa" w:w="1750"/>
+            <w:shd w:fill="F4F7FC" w:color="auto" w:val="clear"/>
+            <w:tcMar>
+              <w:top w:type="dxa" w:w="70"/>
+              <w:left w:type="dxa" w:w="110"/>
+              <w:bottom w:type="dxa" w:w="70"/>
+              <w:right w:type="dxa" w:w="90"/>
+            </w:tcMar>
+          </w:tcPr>
+          <w:p>
+            <w:pPr>
+              <w:spacing w:after="0"/>
+            </w:pPr>
+            <w:r>
+              <w:rPr>
+                <w:b/>
+                <w:bCs/>
+                <w:color w:val="1F3864"/>
+                <w:sz w:val="17"/>
+                <w:szCs w:val="17"/>
+                <w:rFonts w:ascii="Calibri" w:cs="Calibri" w:eastAsia="Calibri" w:hAnsi="Calibri"/>
+              </w:rPr>
+              <w:t xml:space="preserve">Example</w:t>
+            </w:r>
+          </w:p>
+        </w:tc>
+        <w:tc>
+          <w:tcPr>
+            <w:tcW w:type="dxa" w:w="7888"/>
+            <w:tcMar>
+              <w:top w:type="dxa" w:w="70"/>
+              <w:left w:type="dxa" w:w="120"/>
+              <w:bottom w:type="dxa" w:w="70"/>
+              <w:right w:type="dxa" w:w="120"/>
+            </w:tcMar>
+          </w:tcPr>
+          <w:p>
+            <w:pPr>
+              <w:spacing w:after="0" w:line="258"/>
+            </w:pPr>
+            <w:r>
+              <w:rPr>
+                <w:sz w:val="18"/>
+                <w:szCs w:val="18"/>
+                <w:rFonts w:ascii="Calibri" w:cs="Calibri" w:eastAsia="Calibri" w:hAnsi="Calibri"/>
+              </w:rPr>
+              <w:t xml:space="preserve">Management agrees with the test manager that new critical security findings are reported to the CISO </w:t>
+            </w:r>
+            <w:r>
+              <w:rPr>
+                <w:b/>
+                <w:bCs/>
+                <w:sz w:val="18"/>
+                <w:szCs w:val="18"/>
+                <w:rFonts w:ascii="Calibri" w:cs="Calibri" w:eastAsia="Calibri" w:hAnsi="Calibri"/>
+              </w:rPr>
+              <w:t xml:space="preserve">within four hours</w:t>
+            </w:r>
+            <w:r>
+              <w:rPr>
+                <w:sz w:val="18"/>
+                <w:szCs w:val="18"/>
+                <w:rFonts w:ascii="Calibri" w:cs="Calibri" w:eastAsia="Calibri" w:hAnsi="Calibri"/>
+              </w:rPr>
+              <w:t xml:space="preserve">, while the dashboard shows open security defects by severity, updated nightly from the restricted category of the defect tracker. The data is only as good as the tracker, so testers must log consistently.</w:t>
+            </w:r>
+          </w:p>
+        </w:tc>
+      </w:tr>
+      <w:tr>
+        <w:trPr>
+          <w:cantSplit/>
+        </w:trPr>
+        <w:tc>
+          <w:tcPr>
+            <w:tcW w:type="dxa" w:w="1750"/>
+            <w:shd w:fill="E8F3EC" w:color="auto" w:val="clear"/>
+            <w:tcMar>
+              <w:top w:type="dxa" w:w="70"/>
+              <w:left w:type="dxa" w:w="110"/>
+              <w:bottom w:type="dxa" w:w="70"/>
+              <w:right w:type="dxa" w:w="90"/>
+            </w:tcMar>
+          </w:tcPr>
+          <w:p>
+            <w:pPr>
+              <w:spacing w:after="0"/>
+            </w:pPr>
+            <w:r>
+              <w:rPr>
+                <w:b/>
+                <w:bCs/>
+                <w:color w:val="1E6B3A"/>
+                <w:sz w:val="17"/>
+                <w:szCs w:val="17"/>
+                <w:rFonts w:ascii="Calibri" w:cs="Calibri" w:eastAsia="Calibri" w:hAnsi="Calibri"/>
+              </w:rPr>
+              <w:t xml:space="preserve">Exam angle</w:t>
+            </w:r>
+          </w:p>
+        </w:tc>
+        <w:tc>
+          <w:tcPr>
+            <w:tcW w:type="dxa" w:w="7888"/>
+            <w:shd w:fill="E8F3EC" w:color="auto" w:val="clear"/>
+            <w:tcMar>
+              <w:top w:type="dxa" w:w="70"/>
+              <w:left w:type="dxa" w:w="120"/>
+              <w:bottom w:type="dxa" w:w="70"/>
+              <w:right w:type="dxa" w:w="120"/>
+            </w:tcMar>
+          </w:tcPr>
+          <w:p>
+            <w:pPr>
+              <w:spacing w:after="0" w:line="258"/>
+            </w:pPr>
+            <w:r>
+              <w:rPr>
+                <w:sz w:val="18"/>
+                <w:szCs w:val="18"/>
+                <w:rFonts w:ascii="Calibri" w:cs="Calibri" w:eastAsia="Calibri" w:hAnsi="Calibri"/>
+              </w:rPr>
+              <w:t xml:space="preserve">If an option makes security reporting </w:t>
+            </w:r>
+            <w:r>
+              <w:rPr>
+                <w:b/>
+                <w:bCs/>
+                <w:sz w:val="18"/>
+                <w:szCs w:val="18"/>
+                <w:rFonts w:ascii="Calibri" w:cs="Calibri" w:eastAsia="Calibri" w:hAnsi="Calibri"/>
+              </w:rPr>
+              <w:t xml:space="preserve">less</w:t>
+            </w:r>
+            <w:r>
+              <w:rPr>
+                <w:sz w:val="18"/>
+                <w:szCs w:val="18"/>
+                <w:rFonts w:ascii="Calibri" w:cs="Calibri" w:eastAsia="Calibri" w:hAnsi="Calibri"/>
+              </w:rPr>
+              <w:t xml:space="preserve"> precise or </w:t>
+            </w:r>
+            <w:r>
+              <w:rPr>
+                <w:b/>
+                <w:bCs/>
+                <w:sz w:val="18"/>
+                <w:szCs w:val="18"/>
+                <w:rFonts w:ascii="Calibri" w:cs="Calibri" w:eastAsia="Calibri" w:hAnsi="Calibri"/>
+              </w:rPr>
+              <w:t xml:space="preserve">slower</w:t>
+            </w:r>
+            <w:r>
+              <w:rPr>
+                <w:sz w:val="18"/>
+                <w:szCs w:val="18"/>
+                <w:rFonts w:ascii="Calibri" w:cs="Calibri" w:eastAsia="Calibri" w:hAnsi="Calibri"/>
+              </w:rPr>
+              <w:t xml:space="preserve"> than functional reporting, it is wrong. The syllabus wants it </w:t>
+            </w:r>
+            <w:r>
+              <w:rPr>
+                <w:b/>
+                <w:bCs/>
+                <w:sz w:val="18"/>
+                <w:szCs w:val="18"/>
+                <w:rFonts w:ascii="Calibri" w:cs="Calibri" w:eastAsia="Calibri" w:hAnsi="Calibri"/>
+              </w:rPr>
+              <w:t xml:space="preserve">more</w:t>
+            </w:r>
+            <w:r>
+              <w:rPr>
+                <w:sz w:val="18"/>
+                <w:szCs w:val="18"/>
+                <w:rFonts w:ascii="Calibri" w:cs="Calibri" w:eastAsia="Calibri" w:hAnsi="Calibri"/>
+              </w:rPr>
+              <w:t xml:space="preserve"> precise and accurate because of the higher severity and focus.</w:t>
+            </w:r>
+          </w:p>
+        </w:tc>
+      </w:tr>
+      <w:tr>
+        <w:trPr>
+          <w:cantSplit/>
+        </w:trPr>
+        <w:tc>
+          <w:tcPr>
+            <w:tcW w:type="dxa" w:w="1750"/>
+            <w:shd w:fill="FDF3E0" w:color="auto" w:val="clear"/>
+            <w:tcMar>
+              <w:top w:type="dxa" w:w="70"/>
+              <w:left w:type="dxa" w:w="110"/>
+              <w:bottom w:type="dxa" w:w="70"/>
+              <w:right w:type="dxa" w:w="90"/>
+            </w:tcMar>
+          </w:tcPr>
+          <w:p>
+            <w:pPr>
+              <w:spacing w:after="0"/>
+            </w:pPr>
+            <w:r>
+              <w:rPr>
+                <w:b/>
+                <w:bCs/>
+                <w:color w:val="8A5A00"/>
+                <w:sz w:val="17"/>
+                <w:szCs w:val="17"/>
+                <w:rFonts w:ascii="Calibri" w:cs="Calibri" w:eastAsia="Calibri" w:hAnsi="Calibri"/>
+              </w:rPr>
+              <w:t xml:space="preserve">Don’t confuse</w:t>
+            </w:r>
+          </w:p>
+        </w:tc>
+        <w:tc>
+          <w:tcPr>
+            <w:tcW w:type="dxa" w:w="7888"/>
+            <w:shd w:fill="FDF3E0" w:color="auto" w:val="clear"/>
+            <w:tcMar>
+              <w:top w:type="dxa" w:w="70"/>
+              <w:left w:type="dxa" w:w="120"/>
+              <w:bottom w:type="dxa" w:w="70"/>
+              <w:right w:type="dxa" w:w="120"/>
+            </w:tcMar>
+          </w:tcPr>
+          <w:p>
+            <w:pPr>
+              <w:spacing w:after="0" w:line="258"/>
+            </w:pPr>
+            <w:r>
+              <w:rPr>
+                <w:sz w:val="18"/>
+                <w:szCs w:val="18"/>
+                <w:rFonts w:ascii="Calibri" w:cs="Calibri" w:eastAsia="Calibri" w:hAnsi="Calibri"/>
+              </w:rPr>
+              <w:t xml:space="preserve">A dashboard is </w:t>
+            </w:r>
+            <w:r>
+              <w:rPr>
+                <w:b/>
+                <w:bCs/>
+                <w:sz w:val="18"/>
+                <w:szCs w:val="18"/>
+                <w:rFonts w:ascii="Calibri" w:cs="Calibri" w:eastAsia="Calibri" w:hAnsi="Calibri"/>
+              </w:rPr>
+              <w:t xml:space="preserve">an example</w:t>
+            </w:r>
+            <w:r>
+              <w:rPr>
+                <w:sz w:val="18"/>
+                <w:szCs w:val="18"/>
+                <w:rFonts w:ascii="Calibri" w:cs="Calibri" w:eastAsia="Calibri" w:hAnsi="Calibri"/>
+              </w:rPr>
+              <w:t xml:space="preserve"> of a data-gathering and reporting mechanism, not a requirement. The point is </w:t>
+            </w:r>
+            <w:r>
+              <w:rPr>
+                <w:b/>
+                <w:bCs/>
+                <w:sz w:val="18"/>
+                <w:szCs w:val="18"/>
+                <w:rFonts w:ascii="Calibri" w:cs="Calibri" w:eastAsia="Calibri" w:hAnsi="Calibri"/>
+              </w:rPr>
+              <w:t xml:space="preserve">timely, accurate, precise</w:t>
+            </w:r>
+            <w:r>
+              <w:rPr>
+                <w:sz w:val="18"/>
+                <w:szCs w:val="18"/>
+                <w:rFonts w:ascii="Calibri" w:cs="Calibri" w:eastAsia="Calibri" w:hAnsi="Calibri"/>
+              </w:rPr>
+              <w:t xml:space="preserve"> source data.</w:t>
+            </w:r>
+          </w:p>
+        </w:tc>
+      </w:tr>
+    </w:tbl>
+    <w:p>
+      <w:pPr>
+        <w:spacing w:after="120"/>
+      </w:pPr>
+    </w:p>
+    <w:tbl>
+      <w:tblPr>
+        <w:tblW w:type="dxa" w:w="9638"/>
+        <w:tblBorders>
+          <w:top w:val="single" w:color="1F3864" w:sz="6"/>
+          <w:left w:val="single" w:color="1F3864" w:sz="6"/>
+          <w:bottom w:val="single" w:color="1F3864" w:sz="6"/>
+          <w:right w:val="single" w:color="1F3864" w:sz="6"/>
+          <w:insideH w:val="single" w:color="1F3864" w:sz="3"/>
+          <w:insideV w:val="none" w:color="1F3864" w:sz="0"/>
+        </w:tblBorders>
+      </w:tblPr>
+      <w:tblGrid>
+        <w:gridCol w:w="1750"/>
+        <w:gridCol w:w="7888"/>
+      </w:tblGrid>
+      <w:tr>
+        <w:trPr>
+          <w:cantSplit/>
+          <w:tblHeader/>
+        </w:trPr>
+        <w:tc>
+          <w:tcPr>
+            <w:tcW w:type="dxa" w:w="9638"/>
+            <w:gridSpan w:val="2"/>
+            <w:shd w:fill="1F3864" w:color="auto" w:val="clear"/>
+            <w:tcMar>
+              <w:top w:type="dxa" w:w="80"/>
+              <w:left w:type="dxa" w:w="140"/>
+              <w:bottom w:type="dxa" w:w="80"/>
+              <w:right w:type="dxa" w:w="140"/>
+            </w:tcMar>
+          </w:tcPr>
+          <w:p>
+            <w:pPr>
+              <w:keepNext/>
+              <w:spacing w:after="0"/>
+            </w:pPr>
+            <w:r>
+              <w:rPr>
+                <w:b/>
+                <w:bCs/>
+                <w:color w:val="FFFFFF"/>
+                <w:sz w:val="20"/>
+                <w:szCs w:val="20"/>
+                <w:rFonts w:ascii="Calibri" w:cs="Calibri" w:eastAsia="Calibri" w:hAnsi="Calibri"/>
+              </w:rPr>
+              <w:t xml:space="preserve">Analyzing an interim security status report (AS-7.2.3, guaranteed K4)</w:t>
+            </w:r>
+          </w:p>
+        </w:tc>
+      </w:tr>
+      <w:tr>
+        <w:trPr>
+          <w:cantSplit/>
+        </w:trPr>
+        <w:tc>
+          <w:tcPr>
+            <w:tcW w:type="dxa" w:w="1750"/>
+            <w:shd w:fill="EAF0F8" w:color="auto" w:val="clear"/>
+            <w:tcMar>
+              <w:top w:type="dxa" w:w="70"/>
+              <w:left w:type="dxa" w:w="110"/>
+              <w:bottom w:type="dxa" w:w="70"/>
+              <w:right w:type="dxa" w:w="90"/>
+            </w:tcMar>
+          </w:tcPr>
+          <w:p>
+            <w:pPr>
+              <w:spacing w:after="0"/>
+            </w:pPr>
+            <w:r>
+              <w:rPr>
+                <w:b/>
+                <w:bCs/>
+                <w:color w:val="1F3864"/>
+                <w:sz w:val="17"/>
+                <w:szCs w:val="17"/>
+                <w:rFonts w:ascii="Calibri" w:cs="Calibri" w:eastAsia="Calibri" w:hAnsi="Calibri"/>
+              </w:rPr>
+              <w:t xml:space="preserve">In plain words</w:t>
+            </w:r>
+          </w:p>
+        </w:tc>
+        <w:tc>
+          <w:tcPr>
+            <w:tcW w:type="dxa" w:w="7888"/>
+            <w:shd w:fill="EAF0F8" w:color="auto" w:val="clear"/>
+            <w:tcMar>
+              <w:top w:type="dxa" w:w="70"/>
+              <w:left w:type="dxa" w:w="120"/>
+              <w:bottom w:type="dxa" w:w="70"/>
+              <w:right w:type="dxa" w:w="120"/>
+            </w:tcMar>
+          </w:tcPr>
+          <w:p>
+            <w:pPr>
+              <w:spacing w:after="0" w:line="258"/>
+            </w:pPr>
+            <w:r>
+              <w:rPr>
+                <w:sz w:val="18"/>
+                <w:szCs w:val="18"/>
+                <w:rFonts w:ascii="Calibri" w:cs="Calibri" w:eastAsia="Calibri" w:hAnsi="Calibri"/>
+              </w:rPr>
+              <w:t xml:space="preserve">Reports can be produced </w:t>
+            </w:r>
+            <w:r>
+              <w:rPr>
+                <w:b/>
+                <w:bCs/>
+                <w:sz w:val="18"/>
+                <w:szCs w:val="18"/>
+                <w:rFonts w:ascii="Calibri" w:cs="Calibri" w:eastAsia="Calibri" w:hAnsi="Calibri"/>
+              </w:rPr>
+              <w:t xml:space="preserve">during</w:t>
+            </w:r>
+            <w:r>
+              <w:rPr>
+                <w:sz w:val="18"/>
+                <w:szCs w:val="18"/>
+                <w:rFonts w:ascii="Calibri" w:cs="Calibri" w:eastAsia="Calibri" w:hAnsi="Calibri"/>
+              </w:rPr>
+              <w:t xml:space="preserve"> testing (interim) or </w:t>
+            </w:r>
+            <w:r>
+              <w:rPr>
+                <w:b/>
+                <w:bCs/>
+                <w:sz w:val="18"/>
+                <w:szCs w:val="18"/>
+                <w:rFonts w:ascii="Calibri" w:cs="Calibri" w:eastAsia="Calibri" w:hAnsi="Calibri"/>
+              </w:rPr>
+              <w:t xml:space="preserve">at the end</w:t>
+            </w:r>
+            <w:r>
+              <w:rPr>
+                <w:sz w:val="18"/>
+                <w:szCs w:val="18"/>
+                <w:rFonts w:ascii="Calibri" w:cs="Calibri" w:eastAsia="Calibri" w:hAnsi="Calibri"/>
+              </w:rPr>
+              <w:t xml:space="preserve">. </w:t>
+            </w:r>
+            <w:r>
+              <w:rPr>
+                <w:b/>
+                <w:bCs/>
+                <w:sz w:val="18"/>
+                <w:szCs w:val="18"/>
+                <w:rFonts w:ascii="Calibri" w:cs="Calibri" w:eastAsia="Calibri" w:hAnsi="Calibri"/>
+              </w:rPr>
+              <w:t xml:space="preserve">Early reporting is encouraged, because it leaves more time to fix vulnerabilities.</w:t>
+            </w:r>
+            <w:r>
+              <w:rPr>
+                <w:sz w:val="18"/>
+                <w:szCs w:val="18"/>
+                <w:rFonts w:ascii="Calibri" w:cs="Calibri" w:eastAsia="Calibri" w:hAnsi="Calibri"/>
+              </w:rPr>
+              <w:t xml:space="preserve"> A good security report follows an </w:t>
+            </w:r>
+            <w:r>
+              <w:rPr>
+                <w:b/>
+                <w:bCs/>
+                <w:sz w:val="18"/>
+                <w:szCs w:val="18"/>
+                <w:rFonts w:ascii="Calibri" w:cs="Calibri" w:eastAsia="Calibri" w:hAnsi="Calibri"/>
+              </w:rPr>
+              <w:t xml:space="preserve">eight-section structure</w:t>
+            </w:r>
+            <w:r>
+              <w:rPr>
+                <w:sz w:val="18"/>
+                <w:szCs w:val="18"/>
+                <w:rFonts w:ascii="Calibri" w:cs="Calibri" w:eastAsia="Calibri" w:hAnsi="Calibri"/>
+              </w:rPr>
+              <w:t xml:space="preserve"> and is judged on </w:t>
+            </w:r>
+            <w:r>
+              <w:rPr>
+                <w:b/>
+                <w:bCs/>
+                <w:sz w:val="18"/>
+                <w:szCs w:val="18"/>
+                <w:rFonts w:ascii="Calibri" w:cs="Calibri" w:eastAsia="Calibri" w:hAnsi="Calibri"/>
+              </w:rPr>
+              <w:t xml:space="preserve">accuracy, understandability and stakeholder appropriateness</w:t>
+            </w:r>
+            <w:r>
+              <w:rPr>
+                <w:sz w:val="18"/>
+                <w:szCs w:val="18"/>
+                <w:rFonts w:ascii="Calibri" w:cs="Calibri" w:eastAsia="Calibri" w:hAnsi="Calibri"/>
+              </w:rPr>
+              <w:t xml:space="preserve">.</w:t>
+            </w:r>
+          </w:p>
+        </w:tc>
+      </w:tr>
+      <w:tr>
+        <w:trPr>
+          <w:cantSplit/>
+        </w:trPr>
+        <w:tc>
+          <w:tcPr>
+            <w:tcW w:type="dxa" w:w="1750"/>
+            <w:shd w:fill="F4F7FC" w:color="auto" w:val="clear"/>
+            <w:tcMar>
+              <w:top w:type="dxa" w:w="70"/>
+              <w:left w:type="dxa" w:w="110"/>
+              <w:bottom w:type="dxa" w:w="70"/>
+              <w:right w:type="dxa" w:w="90"/>
+            </w:tcMar>
+          </w:tcPr>
+          <w:p>
+            <w:pPr>
+              <w:spacing w:after="0"/>
+            </w:pPr>
+            <w:r>
+              <w:rPr>
+                <w:b/>
+                <w:bCs/>
+                <w:color w:val="1F3864"/>
+                <w:sz w:val="17"/>
+                <w:szCs w:val="17"/>
+                <w:rFonts w:ascii="Calibri" w:cs="Calibri" w:eastAsia="Calibri" w:hAnsi="Calibri"/>
+              </w:rPr>
+              <w:t xml:space="preserve">How it works</w:t>
+            </w:r>
+          </w:p>
+        </w:tc>
+        <w:tc>
+          <w:tcPr>
+            <w:tcW w:type="dxa" w:w="7888"/>
+            <w:tcMar>
+              <w:top w:type="dxa" w:w="70"/>
+              <w:left w:type="dxa" w:w="120"/>
+              <w:bottom w:type="dxa" w:w="70"/>
+              <w:right w:type="dxa" w:w="120"/>
+            </w:tcMar>
+          </w:tcPr>
+          <w:p>
+            <w:pPr>
+              <w:spacing w:after="50" w:line="258"/>
+            </w:pPr>
+            <w:r>
+              <w:rPr>
+                <w:b/>
+                <w:bCs/>
+                <w:sz w:val="18"/>
+                <w:szCs w:val="18"/>
+                <w:rFonts w:ascii="Calibri" w:cs="Calibri" w:eastAsia="Calibri" w:hAnsi="Calibri"/>
+              </w:rPr>
+              <w:t xml:space="preserve">The eight sections:</w:t>
+            </w:r>
+            <w:r>
+              <w:rPr>
+                <w:sz w:val="18"/>
+                <w:szCs w:val="18"/>
+                <w:rFonts w:ascii="Calibri" w:cs="Calibri" w:eastAsia="Calibri" w:hAnsi="Calibri"/>
+              </w:rPr>
+              <w:t xml:space="preserve"> </w:t>
+            </w:r>
+            <w:r>
+              <w:rPr>
+                <w:b/>
+                <w:bCs/>
+                <w:sz w:val="18"/>
+                <w:szCs w:val="18"/>
+                <w:rFonts w:ascii="Calibri" w:cs="Calibri" w:eastAsia="Calibri" w:hAnsi="Calibri"/>
+              </w:rPr>
+              <w:t xml:space="preserve">1 identifier</w:t>
+            </w:r>
+            <w:r>
+              <w:rPr>
+                <w:sz w:val="18"/>
+                <w:szCs w:val="18"/>
+                <w:rFonts w:ascii="Calibri" w:cs="Calibri" w:eastAsia="Calibri" w:hAnsi="Calibri"/>
+              </w:rPr>
+              <w:t xml:space="preserve"> · </w:t>
+            </w:r>
+            <w:r>
+              <w:rPr>
+                <w:b/>
+                <w:bCs/>
+                <w:sz w:val="18"/>
+                <w:szCs w:val="18"/>
+                <w:rFonts w:ascii="Calibri" w:cs="Calibri" w:eastAsia="Calibri" w:hAnsi="Calibri"/>
+              </w:rPr>
+              <w:t xml:space="preserve">2 summary</w:t>
+            </w:r>
+            <w:r>
+              <w:rPr>
+                <w:sz w:val="18"/>
+                <w:szCs w:val="18"/>
+                <w:rFonts w:ascii="Calibri" w:cs="Calibri" w:eastAsia="Calibri" w:hAnsi="Calibri"/>
+              </w:rPr>
+              <w:t xml:space="preserve"> (2a </w:t>
+            </w:r>
+            <w:r>
+              <w:rPr>
+                <w:b/>
+                <w:bCs/>
+                <w:sz w:val="18"/>
+                <w:szCs w:val="18"/>
+                <w:rFonts w:ascii="Calibri" w:cs="Calibri" w:eastAsia="Calibri" w:hAnsi="Calibri"/>
+              </w:rPr>
+              <w:t xml:space="preserve">executive summary</w:t>
+            </w:r>
+            <w:r>
+              <w:rPr>
+                <w:sz w:val="18"/>
+                <w:szCs w:val="18"/>
+                <w:rFonts w:ascii="Calibri" w:cs="Calibri" w:eastAsia="Calibri" w:hAnsi="Calibri"/>
+              </w:rPr>
+              <w:t xml:space="preserve">, 2b </w:t>
+            </w:r>
+            <w:r>
+              <w:rPr>
+                <w:b/>
+                <w:bCs/>
+                <w:sz w:val="18"/>
+                <w:szCs w:val="18"/>
+                <w:rFonts w:ascii="Calibri" w:cs="Calibri" w:eastAsia="Calibri" w:hAnsi="Calibri"/>
+              </w:rPr>
+              <w:t xml:space="preserve">key findings</w:t>
+            </w:r>
+            <w:r>
+              <w:rPr>
+                <w:sz w:val="18"/>
+                <w:szCs w:val="18"/>
+                <w:rFonts w:ascii="Calibri" w:cs="Calibri" w:eastAsia="Calibri" w:hAnsi="Calibri"/>
+              </w:rPr>
+              <w:t xml:space="preserve">) · </w:t>
+            </w:r>
+            <w:r>
+              <w:rPr>
+                <w:b/>
+                <w:bCs/>
+                <w:sz w:val="18"/>
+                <w:szCs w:val="18"/>
+                <w:rFonts w:ascii="Calibri" w:cs="Calibri" w:eastAsia="Calibri" w:hAnsi="Calibri"/>
+              </w:rPr>
+              <w:t xml:space="preserve">3 variances</w:t>
+            </w:r>
+            <w:r>
+              <w:rPr>
+                <w:sz w:val="18"/>
+                <w:szCs w:val="18"/>
+                <w:rFonts w:ascii="Calibri" w:cs="Calibri" w:eastAsia="Calibri" w:hAnsi="Calibri"/>
+              </w:rPr>
+              <w:t xml:space="preserve"> (process followed, deviations, methods and tools) · </w:t>
+            </w:r>
+            <w:r>
+              <w:rPr>
+                <w:b/>
+                <w:bCs/>
+                <w:sz w:val="18"/>
+                <w:szCs w:val="18"/>
+                <w:rFonts w:ascii="Calibri" w:cs="Calibri" w:eastAsia="Calibri" w:hAnsi="Calibri"/>
+              </w:rPr>
+              <w:t xml:space="preserve">4 comprehensive assessment</w:t>
+            </w:r>
+            <w:r>
+              <w:rPr>
+                <w:sz w:val="18"/>
+                <w:szCs w:val="18"/>
+                <w:rFonts w:ascii="Calibri" w:cs="Calibri" w:eastAsia="Calibri" w:hAnsi="Calibri"/>
+              </w:rPr>
+              <w:t xml:space="preserve"> (coverage against the plan’s criteria, and </w:t>
+            </w:r>
+            <w:r>
+              <w:rPr>
+                <w:b/>
+                <w:bCs/>
+                <w:sz w:val="18"/>
+                <w:szCs w:val="18"/>
+                <w:rFonts w:ascii="Calibri" w:cs="Calibri" w:eastAsia="Calibri" w:hAnsi="Calibri"/>
+              </w:rPr>
+              <w:t xml:space="preserve">why items were not tested</w:t>
+            </w:r>
+            <w:r>
+              <w:rPr>
+                <w:sz w:val="18"/>
+                <w:szCs w:val="18"/>
+                <w:rFonts w:ascii="Calibri" w:cs="Calibri" w:eastAsia="Calibri" w:hAnsi="Calibri"/>
+              </w:rPr>
+              <w:t xml:space="preserve">) · </w:t>
+            </w:r>
+            <w:r>
+              <w:rPr>
+                <w:b/>
+                <w:bCs/>
+                <w:sz w:val="18"/>
+                <w:szCs w:val="18"/>
+                <w:rFonts w:ascii="Calibri" w:cs="Calibri" w:eastAsia="Calibri" w:hAnsi="Calibri"/>
+              </w:rPr>
+              <w:t xml:space="preserve">5 summary of results</w:t>
+            </w:r>
+            <w:r>
+              <w:rPr>
+                <w:sz w:val="18"/>
+                <w:szCs w:val="18"/>
+                <w:rFonts w:ascii="Calibri" w:cs="Calibri" w:eastAsia="Calibri" w:hAnsi="Calibri"/>
+              </w:rPr>
+              <w:t xml:space="preserve"> (</w:t>
+            </w:r>
+            <w:r>
+              <w:rPr>
+                <w:b/>
+                <w:bCs/>
+                <w:sz w:val="18"/>
+                <w:szCs w:val="18"/>
+                <w:rFonts w:ascii="Calibri" w:cs="Calibri" w:eastAsia="Calibri" w:hAnsi="Calibri"/>
+              </w:rPr>
+              <w:t xml:space="preserve">resolved</w:t>
+            </w:r>
+            <w:r>
+              <w:rPr>
+                <w:sz w:val="18"/>
+                <w:szCs w:val="18"/>
+                <w:rFonts w:ascii="Calibri" w:cs="Calibri" w:eastAsia="Calibri" w:hAnsi="Calibri"/>
+              </w:rPr>
+              <w:t xml:space="preserve"> vulnerabilities and their fixes, and </w:t>
+            </w:r>
+            <w:r>
+              <w:rPr>
+                <w:b/>
+                <w:bCs/>
+                <w:sz w:val="18"/>
+                <w:szCs w:val="18"/>
+                <w:rFonts w:ascii="Calibri" w:cs="Calibri" w:eastAsia="Calibri" w:hAnsi="Calibri"/>
+              </w:rPr>
+              <w:t xml:space="preserve">unresolved</w:t>
+            </w:r>
+            <w:r>
+              <w:rPr>
+                <w:sz w:val="18"/>
+                <w:szCs w:val="18"/>
+                <w:rFonts w:ascii="Calibri" w:cs="Calibri" w:eastAsia="Calibri" w:hAnsi="Calibri"/>
+              </w:rPr>
+              <w:t xml:space="preserve"> ones) · </w:t>
+            </w:r>
+            <w:r>
+              <w:rPr>
+                <w:b/>
+                <w:bCs/>
+                <w:sz w:val="18"/>
+                <w:szCs w:val="18"/>
+                <w:rFonts w:ascii="Calibri" w:cs="Calibri" w:eastAsia="Calibri" w:hAnsi="Calibri"/>
+              </w:rPr>
+              <w:t xml:space="preserve">6 evaluation</w:t>
+            </w:r>
+            <w:r>
+              <w:rPr>
+                <w:sz w:val="18"/>
+                <w:szCs w:val="18"/>
+                <w:rFonts w:ascii="Calibri" w:cs="Calibri" w:eastAsia="Calibri" w:hAnsi="Calibri"/>
+              </w:rPr>
+              <w:t xml:space="preserve"> (status </w:t>
+            </w:r>
+            <w:r>
+              <w:rPr>
+                <w:b/>
+                <w:bCs/>
+                <w:sz w:val="18"/>
+                <w:szCs w:val="18"/>
+                <w:rFonts w:ascii="Calibri" w:cs="Calibri" w:eastAsia="Calibri" w:hAnsi="Calibri"/>
+              </w:rPr>
+              <w:t xml:space="preserve">against exit criteria</w:t>
+            </w:r>
+            <w:r>
+              <w:rPr>
+                <w:sz w:val="18"/>
+                <w:szCs w:val="18"/>
+                <w:rFonts w:ascii="Calibri" w:cs="Calibri" w:eastAsia="Calibri" w:hAnsi="Calibri"/>
+              </w:rPr>
+              <w:t xml:space="preserve">, and </w:t>
+            </w:r>
+            <w:r>
+              <w:rPr>
+                <w:b/>
+                <w:bCs/>
+                <w:sz w:val="18"/>
+                <w:szCs w:val="18"/>
+                <w:rFonts w:ascii="Calibri" w:cs="Calibri" w:eastAsia="Calibri" w:hAnsi="Calibri"/>
+              </w:rPr>
+              <w:t xml:space="preserve">risks and the impact of unresolved vulnerabilities</w:t>
+            </w:r>
+            <w:r>
+              <w:rPr>
+                <w:sz w:val="18"/>
+                <w:szCs w:val="18"/>
+                <w:rFonts w:ascii="Calibri" w:cs="Calibri" w:eastAsia="Calibri" w:hAnsi="Calibri"/>
+              </w:rPr>
+              <w:t xml:space="preserve">) · </w:t>
+            </w:r>
+            <w:r>
+              <w:rPr>
+                <w:b/>
+                <w:bCs/>
+                <w:sz w:val="18"/>
+                <w:szCs w:val="18"/>
+                <w:rFonts w:ascii="Calibri" w:cs="Calibri" w:eastAsia="Calibri" w:hAnsi="Calibri"/>
+              </w:rPr>
+              <w:t xml:space="preserve">7 summary of activities</w:t>
+            </w:r>
+            <w:r>
+              <w:rPr>
+                <w:sz w:val="18"/>
+                <w:szCs w:val="18"/>
+                <w:rFonts w:ascii="Calibri" w:cs="Calibri" w:eastAsia="Calibri" w:hAnsi="Calibri"/>
+              </w:rPr>
+              <w:t xml:space="preserve"> · </w:t>
+            </w:r>
+            <w:r>
+              <w:rPr>
+                <w:b/>
+                <w:bCs/>
+                <w:sz w:val="18"/>
+                <w:szCs w:val="18"/>
+                <w:rFonts w:ascii="Calibri" w:cs="Calibri" w:eastAsia="Calibri" w:hAnsi="Calibri"/>
+              </w:rPr>
+              <w:t xml:space="preserve">8 approvals</w:t>
+            </w:r>
+            <w:r>
+              <w:rPr>
+                <w:sz w:val="18"/>
+                <w:szCs w:val="18"/>
+                <w:rFonts w:ascii="Calibri" w:cs="Calibri" w:eastAsia="Calibri" w:hAnsi="Calibri"/>
+              </w:rPr>
+              <w:t xml:space="preserve">.</w:t>
+            </w:r>
+          </w:p>
+          <w:p>
+            <w:pPr>
+              <w:spacing w:after="0" w:line="258"/>
+            </w:pPr>
+            <w:r>
+              <w:rPr>
+                <w:b/>
+                <w:bCs/>
+                <w:sz w:val="18"/>
+                <w:szCs w:val="18"/>
+                <w:rFonts w:ascii="Calibri" w:cs="Calibri" w:eastAsia="Calibri" w:hAnsi="Calibri"/>
+              </w:rPr>
+              <w:t xml:space="preserve">Effectiveness depends on:</w:t>
+            </w:r>
+            <w:r>
+              <w:rPr>
+                <w:sz w:val="18"/>
+                <w:szCs w:val="18"/>
+                <w:rFonts w:ascii="Calibri" w:cs="Calibri" w:eastAsia="Calibri" w:hAnsi="Calibri"/>
+              </w:rPr>
+              <w:t xml:space="preserve"> </w:t>
+            </w:r>
+            <w:r>
+              <w:rPr>
+                <w:b/>
+                <w:bCs/>
+                <w:sz w:val="18"/>
+                <w:szCs w:val="18"/>
+                <w:rFonts w:ascii="Calibri" w:cs="Calibri" w:eastAsia="Calibri" w:hAnsi="Calibri"/>
+              </w:rPr>
+              <w:t xml:space="preserve">timing</w:t>
+            </w:r>
+            <w:r>
+              <w:rPr>
+                <w:sz w:val="18"/>
+                <w:szCs w:val="18"/>
+                <w:rFonts w:ascii="Calibri" w:cs="Calibri" w:eastAsia="Calibri" w:hAnsi="Calibri"/>
+              </w:rPr>
+              <w:t xml:space="preserve"> (early enough to act) · </w:t>
+            </w:r>
+            <w:r>
+              <w:rPr>
+                <w:b/>
+                <w:bCs/>
+                <w:sz w:val="18"/>
+                <w:szCs w:val="18"/>
+                <w:rFonts w:ascii="Calibri" w:cs="Calibri" w:eastAsia="Calibri" w:hAnsi="Calibri"/>
+              </w:rPr>
+              <w:t xml:space="preserve">content</w:t>
+            </w:r>
+            <w:r>
+              <w:rPr>
+                <w:sz w:val="18"/>
+                <w:szCs w:val="18"/>
+                <w:rFonts w:ascii="Calibri" w:cs="Calibri" w:eastAsia="Calibri" w:hAnsi="Calibri"/>
+              </w:rPr>
+              <w:t xml:space="preserve"> (accurate and complete) · </w:t>
+            </w:r>
+            <w:r>
+              <w:rPr>
+                <w:b/>
+                <w:bCs/>
+                <w:sz w:val="18"/>
+                <w:szCs w:val="18"/>
+                <w:rFonts w:ascii="Calibri" w:cs="Calibri" w:eastAsia="Calibri" w:hAnsi="Calibri"/>
+              </w:rPr>
+              <w:t xml:space="preserve">recipients</w:t>
+            </w:r>
+            <w:r>
+              <w:rPr>
+                <w:sz w:val="18"/>
+                <w:szCs w:val="18"/>
+                <w:rFonts w:ascii="Calibri" w:cs="Calibri" w:eastAsia="Calibri" w:hAnsi="Calibri"/>
+              </w:rPr>
+              <w:t xml:space="preserve"> (authorized, need-to-know) · </w:t>
+            </w:r>
+            <w:r>
+              <w:rPr>
+                <w:b/>
+                <w:bCs/>
+                <w:sz w:val="18"/>
+                <w:szCs w:val="18"/>
+                <w:rFonts w:ascii="Calibri" w:cs="Calibri" w:eastAsia="Calibri" w:hAnsi="Calibri"/>
+              </w:rPr>
+              <w:t xml:space="preserve">tuning to the recipients</w:t>
+            </w:r>
+            <w:r>
+              <w:rPr>
+                <w:sz w:val="18"/>
+                <w:szCs w:val="18"/>
+                <w:rFonts w:ascii="Calibri" w:cs="Calibri" w:eastAsia="Calibri" w:hAnsi="Calibri"/>
+              </w:rPr>
+              <w:t xml:space="preserve"> (an executive report differs from one for a system architect; </w:t>
+            </w:r>
+            <w:r>
+              <w:rPr>
+                <w:b/>
+                <w:bCs/>
+                <w:sz w:val="18"/>
+                <w:szCs w:val="18"/>
+                <w:rFonts w:ascii="Calibri" w:cs="Calibri" w:eastAsia="Calibri" w:hAnsi="Calibri"/>
+              </w:rPr>
+              <w:t xml:space="preserve">several reports</w:t>
+            </w:r>
+            <w:r>
+              <w:rPr>
+                <w:sz w:val="18"/>
+                <w:szCs w:val="18"/>
+                <w:rFonts w:ascii="Calibri" w:cs="Calibri" w:eastAsia="Calibri" w:hAnsi="Calibri"/>
+              </w:rPr>
+              <w:t xml:space="preserve"> may be needed).</w:t>
+            </w:r>
+          </w:p>
+        </w:tc>
+      </w:tr>
+      <w:tr>
+        <w:trPr>
+          <w:cantSplit/>
+        </w:trPr>
+        <w:tc>
+          <w:tcPr>
+            <w:tcW w:type="dxa" w:w="1750"/>
+            <w:shd w:fill="F4F7FC" w:color="auto" w:val="clear"/>
+            <w:tcMar>
+              <w:top w:type="dxa" w:w="70"/>
+              <w:left w:type="dxa" w:w="110"/>
+              <w:bottom w:type="dxa" w:w="70"/>
+              <w:right w:type="dxa" w:w="90"/>
+            </w:tcMar>
+          </w:tcPr>
+          <w:p>
+            <w:pPr>
+              <w:spacing w:after="0"/>
+            </w:pPr>
+            <w:r>
+              <w:rPr>
+                <w:b/>
+                <w:bCs/>
+                <w:color w:val="1F3864"/>
+                <w:sz w:val="17"/>
+                <w:szCs w:val="17"/>
+                <w:rFonts w:ascii="Calibri" w:cs="Calibri" w:eastAsia="Calibri" w:hAnsi="Calibri"/>
+              </w:rPr>
+              <w:t xml:space="preserve">Method</w:t>
+            </w:r>
+          </w:p>
+        </w:tc>
+        <w:tc>
+          <w:tcPr>
+            <w:tcW w:type="dxa" w:w="7888"/>
+            <w:tcMar>
+              <w:top w:type="dxa" w:w="70"/>
+              <w:left w:type="dxa" w:w="120"/>
+              <w:bottom w:type="dxa" w:w="70"/>
+              <w:right w:type="dxa" w:w="120"/>
+            </w:tcMar>
+          </w:tcPr>
+          <w:p>
+            <w:pPr>
+              <w:spacing w:after="50" w:line="258"/>
+            </w:pPr>
+            <w:r>
+              <w:rPr>
+                <w:b/>
+                <w:bCs/>
+                <w:sz w:val="18"/>
+                <w:szCs w:val="18"/>
+                <w:rFonts w:ascii="Calibri" w:cs="Calibri" w:eastAsia="Calibri" w:hAnsi="Calibri"/>
+              </w:rPr>
+              <w:t xml:space="preserve">Accuracy:</w:t>
+            </w:r>
+            <w:r>
+              <w:rPr>
+                <w:sz w:val="18"/>
+                <w:szCs w:val="18"/>
+                <w:rFonts w:ascii="Calibri" w:cs="Calibri" w:eastAsia="Calibri" w:hAnsi="Calibri"/>
+              </w:rPr>
+              <w:t xml:space="preserve"> do the numbers add up (found = resolved + unresolved)? Are coverage claims backed by the plan’s criteria? Are untested items explained?</w:t>
+            </w:r>
+          </w:p>
+          <w:p>
+            <w:pPr>
+              <w:spacing w:after="50" w:line="258"/>
+            </w:pPr>
+            <w:r>
+              <w:rPr>
+                <w:b/>
+                <w:bCs/>
+                <w:sz w:val="18"/>
+                <w:szCs w:val="18"/>
+                <w:rFonts w:ascii="Calibri" w:cs="Calibri" w:eastAsia="Calibri" w:hAnsi="Calibri"/>
+              </w:rPr>
+              <w:t xml:space="preserve">Understandability:</w:t>
+            </w:r>
+            <w:r>
+              <w:rPr>
+                <w:sz w:val="18"/>
+                <w:szCs w:val="18"/>
+                <w:rFonts w:ascii="Calibri" w:cs="Calibri" w:eastAsia="Calibri" w:hAnsi="Calibri"/>
+              </w:rPr>
+              <w:t xml:space="preserve"> is there an executive summary with key findings? Is risk stated in </w:t>
+            </w:r>
+            <w:r>
+              <w:rPr>
+                <w:b/>
+                <w:bCs/>
+                <w:sz w:val="18"/>
+                <w:szCs w:val="18"/>
+                <w:rFonts w:ascii="Calibri" w:cs="Calibri" w:eastAsia="Calibri" w:hAnsi="Calibri"/>
+              </w:rPr>
+              <w:t xml:space="preserve">business</w:t>
+            </w:r>
+            <w:r>
+              <w:rPr>
+                <w:sz w:val="18"/>
+                <w:szCs w:val="18"/>
+                <w:rFonts w:ascii="Calibri" w:cs="Calibri" w:eastAsia="Calibri" w:hAnsi="Calibri"/>
+              </w:rPr>
+              <w:t xml:space="preserve"> terms before the technical detail?</w:t>
+            </w:r>
+          </w:p>
+          <w:p>
+            <w:pPr>
+              <w:spacing w:after="0" w:line="258"/>
+            </w:pPr>
+            <w:r>
+              <w:rPr>
+                <w:b/>
+                <w:bCs/>
+                <w:sz w:val="18"/>
+                <w:szCs w:val="18"/>
+                <w:rFonts w:ascii="Calibri" w:cs="Calibri" w:eastAsia="Calibri" w:hAnsi="Calibri"/>
+              </w:rPr>
+              <w:t xml:space="preserve">Stakeholder appropriateness:</w:t>
+            </w:r>
+            <w:r>
+              <w:rPr>
+                <w:sz w:val="18"/>
+                <w:szCs w:val="18"/>
+                <w:rFonts w:ascii="Calibri" w:cs="Calibri" w:eastAsia="Calibri" w:hAnsi="Calibri"/>
+              </w:rPr>
+              <w:t xml:space="preserve"> is exploit-level detail restricted to need-to-know readers? Does each audience get the level of detail it needs?</w:t>
+            </w:r>
+          </w:p>
+        </w:tc>
+      </w:tr>
+      <w:tr>
+        <w:trPr>
+          <w:cantSplit/>
+        </w:trPr>
+        <w:tc>
+          <w:tcPr>
+            <w:tcW w:type="dxa" w:w="1750"/>
+            <w:shd w:fill="F4F7FC" w:color="auto" w:val="clear"/>
+            <w:tcMar>
+              <w:top w:type="dxa" w:w="70"/>
+              <w:left w:type="dxa" w:w="110"/>
+              <w:bottom w:type="dxa" w:w="70"/>
+              <w:right w:type="dxa" w:w="90"/>
+            </w:tcMar>
+          </w:tcPr>
+          <w:p>
+            <w:pPr>
+              <w:spacing w:after="0"/>
+            </w:pPr>
+            <w:r>
+              <w:rPr>
+                <w:b/>
+                <w:bCs/>
+                <w:color w:val="1F3864"/>
+                <w:sz w:val="17"/>
+                <w:szCs w:val="17"/>
+                <w:rFonts w:ascii="Calibri" w:cs="Calibri" w:eastAsia="Calibri" w:hAnsi="Calibri"/>
+              </w:rPr>
+              <w:t xml:space="preserve">Example</w:t>
+            </w:r>
+          </w:p>
+        </w:tc>
+        <w:tc>
+          <w:tcPr>
+            <w:tcW w:type="dxa" w:w="7888"/>
+            <w:tcMar>
+              <w:top w:type="dxa" w:w="70"/>
+              <w:left w:type="dxa" w:w="120"/>
+              <w:bottom w:type="dxa" w:w="70"/>
+              <w:right w:type="dxa" w:w="120"/>
+            </w:tcMar>
+          </w:tcPr>
+          <w:p>
+            <w:pPr>
+              <w:spacing w:after="0" w:line="258"/>
+            </w:pPr>
+            <w:r>
+              <w:rPr>
+                <w:sz w:val="18"/>
+                <w:szCs w:val="18"/>
+                <w:rFonts w:ascii="Calibri" w:cs="Calibri" w:eastAsia="Calibri" w:hAnsi="Calibri"/>
+              </w:rPr>
+              <w:t xml:space="preserve">An interim report for the board lists 14 open vulnerabilities with CVE numbers and exploit steps on page 1, and states the overall risk only on the last page. </w:t>
+            </w:r>
+            <w:r>
+              <w:rPr>
+                <w:b/>
+                <w:bCs/>
+                <w:sz w:val="18"/>
+                <w:szCs w:val="18"/>
+                <w:rFonts w:ascii="Calibri" w:cs="Calibri" w:eastAsia="Calibri" w:hAnsi="Calibri"/>
+              </w:rPr>
+              <w:t xml:space="preserve">Problems:</w:t>
+            </w:r>
+            <w:r>
+              <w:rPr>
+                <w:sz w:val="18"/>
+                <w:szCs w:val="18"/>
+                <w:rFonts w:ascii="Calibri" w:cs="Calibri" w:eastAsia="Calibri" w:hAnsi="Calibri"/>
+              </w:rPr>
+              <w:t xml:space="preserve"> wrong audience detail (exploit steps for a board), the risk impact is </w:t>
+            </w:r>
+            <w:r>
+              <w:rPr>
+                <w:b/>
+                <w:bCs/>
+                <w:sz w:val="18"/>
+                <w:szCs w:val="18"/>
+                <w:rFonts w:ascii="Calibri" w:cs="Calibri" w:eastAsia="Calibri" w:hAnsi="Calibri"/>
+              </w:rPr>
+              <w:t xml:space="preserve">not in the summary</w:t>
+            </w:r>
+            <w:r>
+              <w:rPr>
+                <w:sz w:val="18"/>
+                <w:szCs w:val="18"/>
+                <w:rFonts w:ascii="Calibri" w:cs="Calibri" w:eastAsia="Calibri" w:hAnsi="Calibri"/>
+              </w:rPr>
+              <w:t xml:space="preserve">, and confidentiality is broken. </w:t>
+            </w:r>
+            <w:r>
+              <w:rPr>
+                <w:b/>
+                <w:bCs/>
+                <w:sz w:val="18"/>
+                <w:szCs w:val="18"/>
+                <w:rFonts w:ascii="Calibri" w:cs="Calibri" w:eastAsia="Calibri" w:hAnsi="Calibri"/>
+              </w:rPr>
+              <w:t xml:space="preserve">Fix:</w:t>
+            </w:r>
+            <w:r>
+              <w:rPr>
+                <w:sz w:val="18"/>
+                <w:szCs w:val="18"/>
+                <w:rFonts w:ascii="Calibri" w:cs="Calibri" w:eastAsia="Calibri" w:hAnsi="Calibri"/>
+              </w:rPr>
+              <w:t xml:space="preserve"> the summary states the business risk impact. Section 6 details the risk by vulnerability. Exploit steps go to the technical report only.</w:t>
+            </w:r>
+          </w:p>
+        </w:tc>
+      </w:tr>
+      <w:tr>
+        <w:trPr>
+          <w:cantSplit/>
+        </w:trPr>
+        <w:tc>
+          <w:tcPr>
+            <w:tcW w:type="dxa" w:w="1750"/>
+            <w:shd w:fill="E8F3EC" w:color="auto" w:val="clear"/>
+            <w:tcMar>
+              <w:top w:type="dxa" w:w="70"/>
+              <w:left w:type="dxa" w:w="110"/>
+              <w:bottom w:type="dxa" w:w="70"/>
+              <w:right w:type="dxa" w:w="90"/>
+            </w:tcMar>
+          </w:tcPr>
+          <w:p>
+            <w:pPr>
+              <w:spacing w:after="0"/>
+            </w:pPr>
+            <w:r>
+              <w:rPr>
+                <w:b/>
+                <w:bCs/>
+                <w:color w:val="1E6B3A"/>
+                <w:sz w:val="17"/>
+                <w:szCs w:val="17"/>
+                <w:rFonts w:ascii="Calibri" w:cs="Calibri" w:eastAsia="Calibri" w:hAnsi="Calibri"/>
+              </w:rPr>
+              <w:t xml:space="preserve">Exam angle</w:t>
+            </w:r>
+          </w:p>
+        </w:tc>
+        <w:tc>
+          <w:tcPr>
+            <w:tcW w:type="dxa" w:w="7888"/>
+            <w:shd w:fill="E8F3EC" w:color="auto" w:val="clear"/>
+            <w:tcMar>
+              <w:top w:type="dxa" w:w="70"/>
+              <w:left w:type="dxa" w:w="120"/>
+              <w:bottom w:type="dxa" w:w="70"/>
+              <w:right w:type="dxa" w:w="120"/>
+            </w:tcMar>
+          </w:tcPr>
+          <w:p>
+            <w:pPr>
+              <w:spacing w:after="0" w:line="258"/>
+            </w:pPr>
+            <w:r>
+              <w:rPr>
+                <w:sz w:val="18"/>
+                <w:szCs w:val="18"/>
+                <w:rFonts w:ascii="Calibri" w:cs="Calibri" w:eastAsia="Calibri" w:hAnsi="Calibri"/>
+              </w:rPr>
+              <w:t xml:space="preserve">Official Q40 (3 points): for a high-risk project, articulate risk as </w:t>
+            </w:r>
+            <w:r>
+              <w:rPr>
+                <w:b/>
+                <w:bCs/>
+                <w:sz w:val="18"/>
+                <w:szCs w:val="18"/>
+                <w:rFonts w:ascii="Calibri" w:cs="Calibri" w:eastAsia="Calibri" w:hAnsi="Calibri"/>
+              </w:rPr>
+              <w:t xml:space="preserve">risk impact in the summary, then detailed in terms of specific vulnerabilities later.</w:t>
+            </w:r>
+            <w:r>
+              <w:rPr>
+                <w:sz w:val="18"/>
+                <w:szCs w:val="18"/>
+                <w:rFonts w:ascii="Calibri" w:cs="Calibri" w:eastAsia="Calibri" w:hAnsi="Calibri"/>
+              </w:rPr>
+              <w:t xml:space="preserve"> Reject a full risk assessment in the summary, risk only in the last section, and no risk in the summary at all.</w:t>
+            </w:r>
+          </w:p>
+        </w:tc>
+      </w:tr>
+      <w:tr>
+        <w:trPr>
+          <w:cantSplit/>
+        </w:trPr>
+        <w:tc>
+          <w:tcPr>
+            <w:tcW w:type="dxa" w:w="1750"/>
+            <w:shd w:fill="FDF3E0" w:color="auto" w:val="clear"/>
+            <w:tcMar>
+              <w:top w:type="dxa" w:w="70"/>
+              <w:left w:type="dxa" w:w="110"/>
+              <w:bottom w:type="dxa" w:w="70"/>
+              <w:right w:type="dxa" w:w="90"/>
+            </w:tcMar>
+          </w:tcPr>
+          <w:p>
+            <w:pPr>
+              <w:spacing w:after="0"/>
+            </w:pPr>
+            <w:r>
+              <w:rPr>
+                <w:b/>
+                <w:bCs/>
+                <w:color w:val="8A5A00"/>
+                <w:sz w:val="17"/>
+                <w:szCs w:val="17"/>
+                <w:rFonts w:ascii="Calibri" w:cs="Calibri" w:eastAsia="Calibri" w:hAnsi="Calibri"/>
+              </w:rPr>
+              <w:t xml:space="preserve">Don’t confuse</w:t>
+            </w:r>
+          </w:p>
+        </w:tc>
+        <w:tc>
+          <w:tcPr>
+            <w:tcW w:type="dxa" w:w="7888"/>
+            <w:shd w:fill="FDF3E0" w:color="auto" w:val="clear"/>
+            <w:tcMar>
+              <w:top w:type="dxa" w:w="70"/>
+              <w:left w:type="dxa" w:w="120"/>
+              <w:bottom w:type="dxa" w:w="70"/>
+              <w:right w:type="dxa" w:w="120"/>
+            </w:tcMar>
+          </w:tcPr>
+          <w:p>
+            <w:pPr>
+              <w:spacing w:after="0" w:line="258"/>
+            </w:pPr>
+            <w:r>
+              <w:rPr>
+                <w:b/>
+                <w:bCs/>
+                <w:sz w:val="18"/>
+                <w:szCs w:val="18"/>
+                <w:rFonts w:ascii="Calibri" w:cs="Calibri" w:eastAsia="Calibri" w:hAnsi="Calibri"/>
+              </w:rPr>
+              <w:t xml:space="preserve">Summary</w:t>
+            </w:r>
+            <w:r>
+              <w:rPr>
+                <w:sz w:val="18"/>
+                <w:szCs w:val="18"/>
+                <w:rFonts w:ascii="Calibri" w:cs="Calibri" w:eastAsia="Calibri" w:hAnsi="Calibri"/>
+              </w:rPr>
+              <w:t xml:space="preserve"> = headline impact (what it means for the business). </w:t>
+            </w:r>
+            <w:r>
+              <w:rPr>
+                <w:b/>
+                <w:bCs/>
+                <w:sz w:val="18"/>
+                <w:szCs w:val="18"/>
+                <w:rFonts w:ascii="Calibri" w:cs="Calibri" w:eastAsia="Calibri" w:hAnsi="Calibri"/>
+              </w:rPr>
+              <w:t xml:space="preserve">Section 6b</w:t>
+            </w:r>
+            <w:r>
+              <w:rPr>
+                <w:sz w:val="18"/>
+                <w:szCs w:val="18"/>
+                <w:rFonts w:ascii="Calibri" w:cs="Calibri" w:eastAsia="Calibri" w:hAnsi="Calibri"/>
+              </w:rPr>
+              <w:t xml:space="preserve"> = the detailed risks and the impact of each unresolved vulnerability. The answer needs </w:t>
+            </w:r>
+            <w:r>
+              <w:rPr>
+                <w:b/>
+                <w:bCs/>
+                <w:sz w:val="18"/>
+                <w:szCs w:val="18"/>
+                <w:rFonts w:ascii="Calibri" w:cs="Calibri" w:eastAsia="Calibri" w:hAnsi="Calibri"/>
+              </w:rPr>
+              <w:t xml:space="preserve">both</w:t>
+            </w:r>
+            <w:r>
+              <w:rPr>
+                <w:sz w:val="18"/>
+                <w:szCs w:val="18"/>
+                <w:rFonts w:ascii="Calibri" w:cs="Calibri" w:eastAsia="Calibri" w:hAnsi="Calibri"/>
+              </w:rPr>
+              <w:t xml:space="preserve">, in that order.</w:t>
+            </w:r>
+          </w:p>
+        </w:tc>
+      </w:tr>
+    </w:tbl>
+    <w:p>
+      <w:pPr>
+        <w:spacing w:after="120"/>
+      </w:pPr>
     </w:p>
     <w:p>
       <w:pPr>
@@ -5936,7 +8780,262 @@
           <w:szCs w:val="25"/>
           <w:rFonts w:ascii="Calibri" w:cs="Calibri" w:eastAsia="Calibri" w:hAnsi="Calibri"/>
         </w:rPr>
-        <w:t xml:space="preserve">2.3 Chapter 7 keyword glossary</w:t>
+        <w:t xml:space="preserve">2.3 Fuzzy points clarified</w:t>
+      </w:r>
+    </w:p>
+    <w:tbl>
+      <w:tblPr>
+        <w:tblW w:type="dxa" w:w="9638"/>
+        <w:tblBorders>
+          <w:top w:val="single" w:color="8A5A00" w:sz="6"/>
+          <w:left w:val="single" w:color="8A5A00" w:sz="6"/>
+          <w:bottom w:val="single" w:color="8A5A00" w:sz="6"/>
+          <w:right w:val="single" w:color="8A5A00" w:sz="6"/>
+          <w:insideH w:val="single" w:color="8A5A00" w:sz="3"/>
+          <w:insideV w:val="none" w:color="8A5A00" w:sz="0"/>
+        </w:tblBorders>
+      </w:tblPr>
+      <w:tblGrid>
+        <w:gridCol w:w="9638"/>
+      </w:tblGrid>
+      <w:tr>
+        <w:tc>
+          <w:tcPr>
+            <w:tcW w:type="dxa" w:w="9638"/>
+            <w:shd w:fill="FDF3E0" w:color="auto" w:val="clear"/>
+            <w:tcMar>
+              <w:top w:type="dxa" w:w="120"/>
+              <w:left w:type="dxa" w:w="160"/>
+              <w:bottom w:type="dxa" w:w="120"/>
+              <w:right w:type="dxa" w:w="160"/>
+            </w:tcMar>
+          </w:tcPr>
+          <w:p>
+            <w:pPr>
+              <w:spacing w:after="60"/>
+            </w:pPr>
+            <w:r>
+              <w:rPr>
+                <w:b/>
+                <w:bCs/>
+                <w:color w:val="8A5A00"/>
+                <w:sz w:val="19"/>
+                <w:szCs w:val="19"/>
+                <w:rFonts w:ascii="Calibri" w:cs="Calibri" w:eastAsia="Calibri" w:hAnsi="Calibri"/>
+              </w:rPr>
+              <w:t xml:space="preserve">Places where the wording is easy to misread</w:t>
+            </w:r>
+          </w:p>
+          <w:p>
+            <w:pPr>
+              <w:spacing w:after="40" w:line="258"/>
+              <w:jc w:val="both"/>
+            </w:pPr>
+            <w:r>
+              <w:rPr>
+                <w:b/>
+                <w:bCs/>
+                <w:sz w:val="18"/>
+                <w:szCs w:val="18"/>
+                <w:rFonts w:ascii="Calibri" w:cs="Calibri" w:eastAsia="Calibri" w:hAnsi="Calibri"/>
+              </w:rPr>
+              <w:t xml:space="preserve">The three report-quality tests (accuracy, understandability, stakeholder appropriateness) come from the learning objective.</w:t>
+            </w:r>
+            <w:r>
+              <w:rPr>
+                <w:sz w:val="18"/>
+                <w:szCs w:val="18"/>
+                <w:rFonts w:ascii="Calibri" w:cs="Calibri" w:eastAsia="Calibri" w:hAnsi="Calibri"/>
+              </w:rPr>
+              <w:t xml:space="preserve"> The checks under each are this guide’s method. The syllabus gives the eight sections and the four effectiveness factors.</w:t>
+            </w:r>
+          </w:p>
+          <w:p>
+            <w:pPr>
+              <w:spacing w:after="40" w:line="258"/>
+              <w:jc w:val="both"/>
+            </w:pPr>
+            <w:r>
+              <w:rPr>
+                <w:b/>
+                <w:bCs/>
+                <w:sz w:val="18"/>
+                <w:szCs w:val="18"/>
+                <w:rFonts w:ascii="Calibri" w:cs="Calibri" w:eastAsia="Calibri" w:hAnsi="Calibri"/>
+              </w:rPr>
+              <w:t xml:space="preserve">“Summary” appears twice in the eight sections.</w:t>
+            </w:r>
+            <w:r>
+              <w:rPr>
+                <w:sz w:val="18"/>
+                <w:szCs w:val="18"/>
+                <w:rFonts w:ascii="Calibri" w:cs="Calibri" w:eastAsia="Calibri" w:hAnsi="Calibri"/>
+              </w:rPr>
+              <w:t xml:space="preserve"> Section 2 is the </w:t>
+            </w:r>
+            <w:r>
+              <w:rPr>
+                <w:b/>
+                <w:bCs/>
+                <w:sz w:val="18"/>
+                <w:szCs w:val="18"/>
+                <w:rFonts w:ascii="Calibri" w:cs="Calibri" w:eastAsia="Calibri" w:hAnsi="Calibri"/>
+              </w:rPr>
+              <w:t xml:space="preserve">summary</w:t>
+            </w:r>
+            <w:r>
+              <w:rPr>
+                <w:sz w:val="18"/>
+                <w:szCs w:val="18"/>
+                <w:rFonts w:ascii="Calibri" w:cs="Calibri" w:eastAsia="Calibri" w:hAnsi="Calibri"/>
+              </w:rPr>
+              <w:t xml:space="preserve"> (executive summary and key findings). Section 5 is the </w:t>
+            </w:r>
+            <w:r>
+              <w:rPr>
+                <w:b/>
+                <w:bCs/>
+                <w:sz w:val="18"/>
+                <w:szCs w:val="18"/>
+                <w:rFonts w:ascii="Calibri" w:cs="Calibri" w:eastAsia="Calibri" w:hAnsi="Calibri"/>
+              </w:rPr>
+              <w:t xml:space="preserve">summary of results</w:t>
+            </w:r>
+            <w:r>
+              <w:rPr>
+                <w:sz w:val="18"/>
+                <w:szCs w:val="18"/>
+                <w:rFonts w:ascii="Calibri" w:cs="Calibri" w:eastAsia="Calibri" w:hAnsi="Calibri"/>
+              </w:rPr>
+              <w:t xml:space="preserve"> (resolved and unresolved vulnerabilities). Q40’s “summary” is section 2.</w:t>
+            </w:r>
+          </w:p>
+          <w:p>
+            <w:pPr>
+              <w:spacing w:after="40" w:line="258"/>
+              <w:jc w:val="both"/>
+            </w:pPr>
+            <w:r>
+              <w:rPr>
+                <w:b/>
+                <w:bCs/>
+                <w:sz w:val="18"/>
+                <w:szCs w:val="18"/>
+                <w:rFonts w:ascii="Calibri" w:cs="Calibri" w:eastAsia="Calibri" w:hAnsi="Calibri"/>
+              </w:rPr>
+              <w:t xml:space="preserve">“The fewer the better” does not mean no report.</w:t>
+            </w:r>
+            <w:r>
+              <w:rPr>
+                <w:sz w:val="18"/>
+                <w:szCs w:val="18"/>
+                <w:rFonts w:ascii="Calibri" w:cs="Calibri" w:eastAsia="Calibri" w:hAnsi="Calibri"/>
+              </w:rPr>
+              <w:t xml:space="preserve"> It means restricted distribution. Q40 still wants risk </w:t>
+            </w:r>
+            <w:r>
+              <w:rPr>
+                <w:b/>
+                <w:bCs/>
+                <w:sz w:val="18"/>
+                <w:szCs w:val="18"/>
+                <w:rFonts w:ascii="Calibri" w:cs="Calibri" w:eastAsia="Calibri" w:hAnsi="Calibri"/>
+              </w:rPr>
+              <w:t xml:space="preserve">in</w:t>
+            </w:r>
+            <w:r>
+              <w:rPr>
+                <w:sz w:val="18"/>
+                <w:szCs w:val="18"/>
+                <w:rFonts w:ascii="Calibri" w:cs="Calibri" w:eastAsia="Calibri" w:hAnsi="Calibri"/>
+              </w:rPr>
+              <w:t xml:space="preserve"> the summary, for the authorized audience.</w:t>
+            </w:r>
+          </w:p>
+          <w:p>
+            <w:pPr>
+              <w:spacing w:after="40" w:line="258"/>
+              <w:jc w:val="both"/>
+            </w:pPr>
+            <w:r>
+              <w:rPr>
+                <w:b/>
+                <w:bCs/>
+                <w:sz w:val="18"/>
+                <w:szCs w:val="18"/>
+                <w:rFonts w:ascii="Calibri" w:cs="Calibri" w:eastAsia="Calibri" w:hAnsi="Calibri"/>
+              </w:rPr>
+              <w:t xml:space="preserve">Interim vs final.</w:t>
+            </w:r>
+            <w:r>
+              <w:rPr>
+                <w:sz w:val="18"/>
+                <w:szCs w:val="18"/>
+                <w:rFonts w:ascii="Calibri" w:cs="Calibri" w:eastAsia="Calibri" w:hAnsi="Calibri"/>
+              </w:rPr>
+              <w:t xml:space="preserve"> The syllabus encourages </w:t>
+            </w:r>
+            <w:r>
+              <w:rPr>
+                <w:b/>
+                <w:bCs/>
+                <w:sz w:val="18"/>
+                <w:szCs w:val="18"/>
+                <w:rFonts w:ascii="Calibri" w:cs="Calibri" w:eastAsia="Calibri" w:hAnsi="Calibri"/>
+              </w:rPr>
+              <w:t xml:space="preserve">early</w:t>
+            </w:r>
+            <w:r>
+              <w:rPr>
+                <w:sz w:val="18"/>
+                <w:szCs w:val="18"/>
+                <w:rFonts w:ascii="Calibri" w:cs="Calibri" w:eastAsia="Calibri" w:hAnsi="Calibri"/>
+              </w:rPr>
+              <w:t xml:space="preserve"> (interim) reports because they leave more remediation time. A final report may </w:t>
+            </w:r>
+            <w:r>
+              <w:rPr>
+                <w:b/>
+                <w:bCs/>
+                <w:sz w:val="18"/>
+                <w:szCs w:val="18"/>
+                <w:rFonts w:ascii="Calibri" w:cs="Calibri" w:eastAsia="Calibri" w:hAnsi="Calibri"/>
+              </w:rPr>
+              <w:t xml:space="preserve">also</w:t>
+            </w:r>
+            <w:r>
+              <w:rPr>
+                <w:sz w:val="18"/>
+                <w:szCs w:val="18"/>
+                <w:rFonts w:ascii="Calibri" w:cs="Calibri" w:eastAsia="Calibri" w:hAnsi="Calibri"/>
+              </w:rPr>
+              <w:t xml:space="preserve"> need to be confidential, depending on whether the vulnerabilities have been fixed (Chapter 3).</w:t>
+            </w:r>
+          </w:p>
+        </w:tc>
+      </w:tr>
+    </w:tbl>
+    <w:p>
+      <w:pPr>
+        <w:spacing w:after="120"/>
+      </w:pPr>
+    </w:p>
+    <w:p>
+      <w:pPr>
+        <w:pStyle w:val="Heading2"/>
+        <w:spacing w:before="260" w:after="110"/>
+        <w:outlineLvl w:val="1"/>
+      </w:pPr>
+      <w:r>
+        <w:rPr>
+          <w:b/>
+          <w:bCs/>
+          <w:color w:val="1F3864"/>
+          <w:sz w:val="25"/>
+          <w:szCs w:val="25"/>
+          <w:rFonts w:ascii="Calibri" w:cs="Calibri" w:eastAsia="Calibri" w:hAnsi="Calibri"/>
+        </w:rPr>
+        <w:t xml:space="preserve">2.4 Chapter 7 keyword glossary</w:t>
       </w:r>
     </w:p>
     <w:tbl>
@@ -8538,6 +11637,47 @@
           <w:rFonts w:ascii="Calibri" w:cs="Calibri" w:eastAsia="Calibri" w:hAnsi="Calibri"/>
         </w:rPr>
         <w:t xml:space="preserve">Part B — 13 additional syllabus-derived questions</w:t>
+      </w:r>
+    </w:p>
+    <w:p>
+      <w:pPr>
+        <w:spacing w:after="160" w:line="264"/>
+        <w:jc w:val="both"/>
+      </w:pPr>
+      <w:r>
+        <w:rPr>
+          <w:i/>
+          <w:iCs/>
+          <w:color w:val="5A5A5A"/>
+          <w:sz w:val="19"/>
+          <w:szCs w:val="19"/>
+          <w:rFonts w:ascii="Calibri" w:cs="Calibri" w:eastAsia="Calibri" w:hAnsi="Calibri"/>
+        </w:rPr>
+        <w:t xml:space="preserve">The K-level in each question’s label is the level of the </w:t>
+      </w:r>
+      <w:r>
+        <w:rPr>
+          <w:b/>
+          <w:bCs/>
+          <w:i/>
+          <w:iCs/>
+          <w:color w:val="5A5A5A"/>
+          <w:sz w:val="19"/>
+          <w:szCs w:val="19"/>
+          <w:rFonts w:ascii="Calibri" w:cs="Calibri" w:eastAsia="Calibri" w:hAnsi="Calibri"/>
+        </w:rPr>
+        <w:t xml:space="preserve">learning objective</w:t>
+      </w:r>
+      <w:r>
+        <w:rPr>
+          <w:i/>
+          <w:iCs/>
+          <w:color w:val="5A5A5A"/>
+          <w:sz w:val="19"/>
+          <w:szCs w:val="19"/>
+          <w:rFonts w:ascii="Calibri" w:cs="Calibri" w:eastAsia="Calibri" w:hAnsi="Calibri"/>
+        </w:rPr>
+        <w:t xml:space="preserve"> it practises, not of the question itself. Some Part B items are quick recall checks on a K3 or K4 objective. Use them to learn the facts, and use the scenario items (and Part A) to practise the reasoning the real K3/K4 questions need.</w:t>
       </w:r>
     </w:p>
     <w:p>
@@ -15349,2247 +18489,7 @@
           <w:szCs w:val="32"/>
           <w:rFonts w:ascii="Calibri" w:cs="Calibri" w:eastAsia="Calibri" w:hAnsi="Calibri"/>
         </w:rPr>
-        <w:t xml:space="preserve">Section 6 — Flashcards</w:t>
-      </w:r>
-    </w:p>
-    <w:p>
-      <w:pPr>
-        <w:spacing w:after="160" w:line="264"/>
-        <w:jc w:val="both"/>
-      </w:pPr>
-      <w:r>
-        <w:rPr>
-          <w:i/>
-          <w:iCs/>
-          <w:color w:val="5A5A5A"/>
-          <w:sz w:val="19"/>
-          <w:szCs w:val="19"/>
-          <w:rFonts w:ascii="Calibri" w:cs="Calibri" w:eastAsia="Calibri" w:hAnsi="Calibri"/>
-        </w:rPr>
-        <w:t xml:space="preserve">Cover the back of each card and recall it from the front. All cards are drawn from Chapter 7 of the CTAL-SEC 2016 syllabus. Target: three clean passes before exam day.</w:t>
-      </w:r>
-    </w:p>
-    <w:tbl>
-      <w:tblPr>
-        <w:tblW w:type="dxa" w:w="9638"/>
-        <w:tblBorders>
-          <w:top w:val="single" w:color="B9C6DA" w:sz="3"/>
-          <w:left w:val="single" w:color="B9C6DA" w:sz="3"/>
-          <w:bottom w:val="single" w:color="B9C6DA" w:sz="3"/>
-          <w:right w:val="single" w:color="B9C6DA" w:sz="3"/>
-          <w:insideH w:val="single" w:color="B9C6DA" w:sz="3"/>
-          <w:insideV w:val="single" w:color="B9C6DA" w:sz="3"/>
-        </w:tblBorders>
-      </w:tblPr>
-      <w:tblGrid>
-        <w:gridCol w:w="900"/>
-        <w:gridCol w:w="8738"/>
-      </w:tblGrid>
-      <w:tr>
-        <w:tc>
-          <w:tcPr>
-            <w:tcW w:type="dxa" w:w="900"/>
-            <w:shd w:fill="1F3864" w:color="auto" w:val="clear"/>
-            <w:tcMar>
-              <w:top w:type="dxa" w:w="70"/>
-              <w:left w:type="dxa" w:w="90"/>
-              <w:bottom w:type="dxa" w:w="70"/>
-              <w:right w:type="dxa" w:w="90"/>
-            </w:tcMar>
-          </w:tcPr>
-          <w:p>
-            <w:pPr>
-              <w:spacing w:after="0" w:line="250"/>
-            </w:pPr>
-            <w:r>
-              <w:rPr>
-                <w:b/>
-                <w:bCs/>
-                <w:color w:val="FFFFFF"/>
-                <w:sz w:val="16"/>
-                <w:szCs w:val="16"/>
-                <w:rFonts w:ascii="Calibri" w:cs="Calibri" w:eastAsia="Calibri" w:hAnsi="Calibri"/>
-              </w:rPr>
-              <w:t xml:space="preserve">FRONT</w:t>
-            </w:r>
-          </w:p>
-        </w:tc>
-        <w:tc>
-          <w:tcPr>
-            <w:tcW w:type="dxa" w:w="8738"/>
-            <w:shd w:fill="F5F8FC" w:color="auto" w:val="clear"/>
-            <w:tcMar>
-              <w:top w:type="dxa" w:w="70"/>
-              <w:left w:type="dxa" w:w="90"/>
-              <w:bottom w:type="dxa" w:w="70"/>
-              <w:right w:type="dxa" w:w="90"/>
-            </w:tcMar>
-          </w:tcPr>
-          <w:p>
-            <w:pPr>
-              <w:spacing w:after="0" w:line="250"/>
-            </w:pPr>
-            <w:r>
-              <w:rPr>
-                <w:b/>
-                <w:bCs/>
-                <w:sz w:val="18"/>
-                <w:szCs w:val="18"/>
-                <w:rFonts w:ascii="Calibri" w:cs="Calibri" w:eastAsia="Calibri" w:hAnsi="Calibri"/>
-              </w:rPr>
-              <w:t xml:space="preserve">1. What determines security test completion?</w:t>
-            </w:r>
-          </w:p>
-        </w:tc>
-      </w:tr>
-      <w:tr>
-        <w:tc>
-          <w:tcPr>
-            <w:tcW w:type="dxa" w:w="900"/>
-            <w:shd w:fill="EAF0F8" w:color="auto" w:val="clear"/>
-            <w:tcMar>
-              <w:top w:type="dxa" w:w="70"/>
-              <w:left w:type="dxa" w:w="90"/>
-              <w:bottom w:type="dxa" w:w="70"/>
-              <w:right w:type="dxa" w:w="90"/>
-            </w:tcMar>
-          </w:tcPr>
-          <w:p>
-            <w:pPr>
-              <w:spacing w:after="0" w:line="250"/>
-            </w:pPr>
-            <w:r>
-              <w:rPr>
-                <w:b/>
-                <w:bCs/>
-                <w:sz w:val="16"/>
-                <w:szCs w:val="16"/>
-                <w:rFonts w:ascii="Calibri" w:cs="Calibri" w:eastAsia="Calibri" w:hAnsi="Calibri"/>
-              </w:rPr>
-              <w:t xml:space="preserve">BACK</w:t>
-            </w:r>
-          </w:p>
-        </w:tc>
-        <w:tc>
-          <w:tcPr>
-            <w:tcW w:type="dxa" w:w="8738"/>
-            <w:tcMar>
-              <w:top w:type="dxa" w:w="70"/>
-              <w:left w:type="dxa" w:w="90"/>
-              <w:bottom w:type="dxa" w:w="70"/>
-              <w:right w:type="dxa" w:w="90"/>
-            </w:tcMar>
-          </w:tcPr>
-          <w:p>
-            <w:pPr>
-              <w:spacing w:after="0" w:line="250"/>
-            </w:pPr>
-            <w:r>
-              <w:rPr>
-                <w:sz w:val="17"/>
-                <w:szCs w:val="17"/>
-                <w:rFonts w:ascii="Calibri" w:cs="Calibri" w:eastAsia="Calibri" w:hAnsi="Calibri"/>
-              </w:rPr>
-              <w:t xml:space="preserve">Evaluating results against </w:t>
-            </w:r>
-            <w:r>
-              <w:rPr>
-                <w:b/>
-                <w:bCs/>
-                <w:sz w:val="17"/>
-                <w:szCs w:val="17"/>
-                <w:rFonts w:ascii="Calibri" w:cs="Calibri" w:eastAsia="Calibri" w:hAnsi="Calibri"/>
-              </w:rPr>
-              <w:t xml:space="preserve">security expectations, exit criteria and/or acceptance criteria</w:t>
-            </w:r>
-            <w:r>
-              <w:rPr>
-                <w:sz w:val="17"/>
-                <w:szCs w:val="17"/>
-                <w:rFonts w:ascii="Calibri" w:cs="Calibri" w:eastAsia="Calibri" w:hAnsi="Calibri"/>
-              </w:rPr>
-              <w:t xml:space="preserve">.</w:t>
-            </w:r>
-          </w:p>
-        </w:tc>
-      </w:tr>
-      <w:tr>
-        <w:tc>
-          <w:tcPr>
-            <w:tcW w:type="dxa" w:w="900"/>
-            <w:shd w:fill="1F3864" w:color="auto" w:val="clear"/>
-            <w:tcMar>
-              <w:top w:type="dxa" w:w="70"/>
-              <w:left w:type="dxa" w:w="90"/>
-              <w:bottom w:type="dxa" w:w="70"/>
-              <w:right w:type="dxa" w:w="90"/>
-            </w:tcMar>
-          </w:tcPr>
-          <w:p>
-            <w:pPr>
-              <w:spacing w:after="0" w:line="250"/>
-            </w:pPr>
-            <w:r>
-              <w:rPr>
-                <w:b/>
-                <w:bCs/>
-                <w:color w:val="FFFFFF"/>
-                <w:sz w:val="16"/>
-                <w:szCs w:val="16"/>
-                <w:rFonts w:ascii="Calibri" w:cs="Calibri" w:eastAsia="Calibri" w:hAnsi="Calibri"/>
-              </w:rPr>
-              <w:t xml:space="preserve">FRONT</w:t>
-            </w:r>
-          </w:p>
-        </w:tc>
-        <w:tc>
-          <w:tcPr>
-            <w:tcW w:type="dxa" w:w="8738"/>
-            <w:shd w:fill="F5F8FC" w:color="auto" w:val="clear"/>
-            <w:tcMar>
-              <w:top w:type="dxa" w:w="70"/>
-              <w:left w:type="dxa" w:w="90"/>
-              <w:bottom w:type="dxa" w:w="70"/>
-              <w:right w:type="dxa" w:w="90"/>
-            </w:tcMar>
-          </w:tcPr>
-          <w:p>
-            <w:pPr>
-              <w:spacing w:after="0" w:line="250"/>
-            </w:pPr>
-            <w:r>
-              <w:rPr>
-                <w:b/>
-                <w:bCs/>
-                <w:sz w:val="18"/>
-                <w:szCs w:val="18"/>
-                <w:rFonts w:ascii="Calibri" w:cs="Calibri" w:eastAsia="Calibri" w:hAnsi="Calibri"/>
-              </w:rPr>
-              <w:t xml:space="preserve">2. Why revise security expectations during a project?</w:t>
-            </w:r>
-          </w:p>
-        </w:tc>
-      </w:tr>
-      <w:tr>
-        <w:tc>
-          <w:tcPr>
-            <w:tcW w:type="dxa" w:w="900"/>
-            <w:shd w:fill="EAF0F8" w:color="auto" w:val="clear"/>
-            <w:tcMar>
-              <w:top w:type="dxa" w:w="70"/>
-              <w:left w:type="dxa" w:w="90"/>
-              <w:bottom w:type="dxa" w:w="70"/>
-              <w:right w:type="dxa" w:w="90"/>
-            </w:tcMar>
-          </w:tcPr>
-          <w:p>
-            <w:pPr>
-              <w:spacing w:after="0" w:line="250"/>
-            </w:pPr>
-            <w:r>
-              <w:rPr>
-                <w:b/>
-                <w:bCs/>
-                <w:sz w:val="16"/>
-                <w:szCs w:val="16"/>
-                <w:rFonts w:ascii="Calibri" w:cs="Calibri" w:eastAsia="Calibri" w:hAnsi="Calibri"/>
-              </w:rPr>
-              <w:t xml:space="preserve">BACK</w:t>
-            </w:r>
-          </w:p>
-        </w:tc>
-        <w:tc>
-          <w:tcPr>
-            <w:tcW w:type="dxa" w:w="8738"/>
-            <w:tcMar>
-              <w:top w:type="dxa" w:w="70"/>
-              <w:left w:type="dxa" w:w="90"/>
-              <w:bottom w:type="dxa" w:w="70"/>
-              <w:right w:type="dxa" w:w="90"/>
-            </w:tcMar>
-          </w:tcPr>
-          <w:p>
-            <w:pPr>
-              <w:spacing w:after="0" w:line="250"/>
-            </w:pPr>
-            <w:r>
-              <w:rPr>
-                <w:sz w:val="17"/>
-                <w:szCs w:val="17"/>
-                <w:rFonts w:ascii="Calibri" w:cs="Calibri" w:eastAsia="Calibri" w:hAnsi="Calibri"/>
-              </w:rPr>
-              <w:t xml:space="preserve">Not all risks are known at the outset; </w:t>
-            </w:r>
-            <w:r>
-              <w:rPr>
-                <w:b/>
-                <w:bCs/>
-                <w:sz w:val="17"/>
-                <w:szCs w:val="17"/>
-                <w:rFonts w:ascii="Calibri" w:cs="Calibri" w:eastAsia="Calibri" w:hAnsi="Calibri"/>
-              </w:rPr>
-              <w:t xml:space="preserve">expectations change</w:t>
-            </w:r>
-            <w:r>
-              <w:rPr>
-                <w:sz w:val="17"/>
-                <w:szCs w:val="17"/>
-                <w:rFonts w:ascii="Calibri" w:cs="Calibri" w:eastAsia="Calibri" w:hAnsi="Calibri"/>
-              </w:rPr>
-              <w:t xml:space="preserve"> (e.g. a </w:t>
-            </w:r>
-            <w:r>
-              <w:rPr>
-                <w:b/>
-                <w:bCs/>
-                <w:sz w:val="17"/>
-                <w:szCs w:val="17"/>
-                <w:rFonts w:ascii="Calibri" w:cs="Calibri" w:eastAsia="Calibri" w:hAnsi="Calibri"/>
-              </w:rPr>
-              <w:t xml:space="preserve">new threat</w:t>
-            </w:r>
-            <w:r>
-              <w:rPr>
-                <w:sz w:val="17"/>
-                <w:szCs w:val="17"/>
-                <w:rFonts w:ascii="Calibri" w:cs="Calibri" w:eastAsia="Calibri" w:hAnsi="Calibri"/>
-              </w:rPr>
-              <w:t xml:space="preserve">) — so </w:t>
-            </w:r>
-            <w:r>
-              <w:rPr>
-                <w:b/>
-                <w:bCs/>
-                <w:sz w:val="17"/>
-                <w:szCs w:val="17"/>
-                <w:rFonts w:ascii="Calibri" w:cs="Calibri" w:eastAsia="Calibri" w:hAnsi="Calibri"/>
-              </w:rPr>
-              <w:t xml:space="preserve">revisit risk assessments</w:t>
-            </w:r>
-            <w:r>
-              <w:rPr>
-                <w:sz w:val="17"/>
-                <w:szCs w:val="17"/>
-                <w:rFonts w:ascii="Calibri" w:cs="Calibri" w:eastAsia="Calibri" w:hAnsi="Calibri"/>
-              </w:rPr>
-              <w:t xml:space="preserve"> and feed planning and execution.</w:t>
-            </w:r>
-          </w:p>
-        </w:tc>
-      </w:tr>
-      <w:tr>
-        <w:tc>
-          <w:tcPr>
-            <w:tcW w:type="dxa" w:w="900"/>
-            <w:shd w:fill="1F3864" w:color="auto" w:val="clear"/>
-            <w:tcMar>
-              <w:top w:type="dxa" w:w="70"/>
-              <w:left w:type="dxa" w:w="90"/>
-              <w:bottom w:type="dxa" w:w="70"/>
-              <w:right w:type="dxa" w:w="90"/>
-            </w:tcMar>
-          </w:tcPr>
-          <w:p>
-            <w:pPr>
-              <w:spacing w:after="0" w:line="250"/>
-            </w:pPr>
-            <w:r>
-              <w:rPr>
-                <w:b/>
-                <w:bCs/>
-                <w:color w:val="FFFFFF"/>
-                <w:sz w:val="16"/>
-                <w:szCs w:val="16"/>
-                <w:rFonts w:ascii="Calibri" w:cs="Calibri" w:eastAsia="Calibri" w:hAnsi="Calibri"/>
-              </w:rPr>
-              <w:t xml:space="preserve">FRONT</w:t>
-            </w:r>
-          </w:p>
-        </w:tc>
-        <w:tc>
-          <w:tcPr>
-            <w:tcW w:type="dxa" w:w="8738"/>
-            <w:shd w:fill="F5F8FC" w:color="auto" w:val="clear"/>
-            <w:tcMar>
-              <w:top w:type="dxa" w:w="70"/>
-              <w:left w:type="dxa" w:w="90"/>
-              <w:bottom w:type="dxa" w:w="70"/>
-              <w:right w:type="dxa" w:w="90"/>
-            </w:tcMar>
-          </w:tcPr>
-          <w:p>
-            <w:pPr>
-              <w:spacing w:after="0" w:line="250"/>
-            </w:pPr>
-            <w:r>
-              <w:rPr>
-                <w:b/>
-                <w:bCs/>
-                <w:sz w:val="18"/>
-                <w:szCs w:val="18"/>
-                <w:rFonts w:ascii="Calibri" w:cs="Calibri" w:eastAsia="Calibri" w:hAnsi="Calibri"/>
-              </w:rPr>
-              <w:t xml:space="preserve">3. Why reassess risk expectations frequently (official)?</w:t>
-            </w:r>
-          </w:p>
-        </w:tc>
-      </w:tr>
-      <w:tr>
-        <w:tc>
-          <w:tcPr>
-            <w:tcW w:type="dxa" w:w="900"/>
-            <w:shd w:fill="EAF0F8" w:color="auto" w:val="clear"/>
-            <w:tcMar>
-              <w:top w:type="dxa" w:w="70"/>
-              <w:left w:type="dxa" w:w="90"/>
-              <w:bottom w:type="dxa" w:w="70"/>
-              <w:right w:type="dxa" w:w="90"/>
-            </w:tcMar>
-          </w:tcPr>
-          <w:p>
-            <w:pPr>
-              <w:spacing w:after="0" w:line="250"/>
-            </w:pPr>
-            <w:r>
-              <w:rPr>
-                <w:b/>
-                <w:bCs/>
-                <w:sz w:val="16"/>
-                <w:szCs w:val="16"/>
-                <w:rFonts w:ascii="Calibri" w:cs="Calibri" w:eastAsia="Calibri" w:hAnsi="Calibri"/>
-              </w:rPr>
-              <w:t xml:space="preserve">BACK</w:t>
-            </w:r>
-          </w:p>
-        </w:tc>
-        <w:tc>
-          <w:tcPr>
-            <w:tcW w:type="dxa" w:w="8738"/>
-            <w:tcMar>
-              <w:top w:type="dxa" w:w="70"/>
-              <w:left w:type="dxa" w:w="90"/>
-              <w:bottom w:type="dxa" w:w="70"/>
-              <w:right w:type="dxa" w:w="90"/>
-            </w:tcMar>
-          </w:tcPr>
-          <w:p>
-            <w:pPr>
-              <w:spacing w:after="0" w:line="250"/>
-            </w:pPr>
-            <w:r>
-              <w:rPr>
-                <w:b/>
-                <w:bCs/>
-                <w:sz w:val="17"/>
-                <w:szCs w:val="17"/>
-                <w:rFonts w:ascii="Calibri" w:cs="Calibri" w:eastAsia="Calibri" w:hAnsi="Calibri"/>
-              </w:rPr>
-              <w:t xml:space="preserve">Stakeholders make business decisions based on security risk levels.</w:t>
-            </w:r>
-          </w:p>
-        </w:tc>
-      </w:tr>
-      <w:tr>
-        <w:tc>
-          <w:tcPr>
-            <w:tcW w:type="dxa" w:w="900"/>
-            <w:shd w:fill="1F3864" w:color="auto" w:val="clear"/>
-            <w:tcMar>
-              <w:top w:type="dxa" w:w="70"/>
-              <w:left w:type="dxa" w:w="90"/>
-              <w:bottom w:type="dxa" w:w="70"/>
-              <w:right w:type="dxa" w:w="90"/>
-            </w:tcMar>
-          </w:tcPr>
-          <w:p>
-            <w:pPr>
-              <w:spacing w:after="0" w:line="250"/>
-            </w:pPr>
-            <w:r>
-              <w:rPr>
-                <w:b/>
-                <w:bCs/>
-                <w:color w:val="FFFFFF"/>
-                <w:sz w:val="16"/>
-                <w:szCs w:val="16"/>
-                <w:rFonts w:ascii="Calibri" w:cs="Calibri" w:eastAsia="Calibri" w:hAnsi="Calibri"/>
-              </w:rPr>
-              <w:t xml:space="preserve">FRONT</w:t>
-            </w:r>
-          </w:p>
-        </w:tc>
-        <w:tc>
-          <w:tcPr>
-            <w:tcW w:type="dxa" w:w="8738"/>
-            <w:shd w:fill="F5F8FC" w:color="auto" w:val="clear"/>
-            <w:tcMar>
-              <w:top w:type="dxa" w:w="70"/>
-              <w:left w:type="dxa" w:w="90"/>
-              <w:bottom w:type="dxa" w:w="70"/>
-              <w:right w:type="dxa" w:w="90"/>
-            </w:tcMar>
-          </w:tcPr>
-          <w:p>
-            <w:pPr>
-              <w:spacing w:after="0" w:line="250"/>
-            </w:pPr>
-            <w:r>
-              <w:rPr>
-                <w:b/>
-                <w:bCs/>
-                <w:sz w:val="18"/>
-                <w:szCs w:val="18"/>
-                <w:rFonts w:ascii="Calibri" w:cs="Calibri" w:eastAsia="Calibri" w:hAnsi="Calibri"/>
-              </w:rPr>
-              <w:t xml:space="preserve">4. What is different about communicating security results?</w:t>
-            </w:r>
-          </w:p>
-        </w:tc>
-      </w:tr>
-      <w:tr>
-        <w:tc>
-          <w:tcPr>
-            <w:tcW w:type="dxa" w:w="900"/>
-            <w:shd w:fill="EAF0F8" w:color="auto" w:val="clear"/>
-            <w:tcMar>
-              <w:top w:type="dxa" w:w="70"/>
-              <w:left w:type="dxa" w:w="90"/>
-              <w:bottom w:type="dxa" w:w="70"/>
-              <w:right w:type="dxa" w:w="90"/>
-            </w:tcMar>
-          </w:tcPr>
-          <w:p>
-            <w:pPr>
-              <w:spacing w:after="0" w:line="250"/>
-            </w:pPr>
-            <w:r>
-              <w:rPr>
-                <w:b/>
-                <w:bCs/>
-                <w:sz w:val="16"/>
-                <w:szCs w:val="16"/>
-                <w:rFonts w:ascii="Calibri" w:cs="Calibri" w:eastAsia="Calibri" w:hAnsi="Calibri"/>
-              </w:rPr>
-              <w:t xml:space="preserve">BACK</w:t>
-            </w:r>
-          </w:p>
-        </w:tc>
-        <w:tc>
-          <w:tcPr>
-            <w:tcW w:type="dxa" w:w="8738"/>
-            <w:tcMar>
-              <w:top w:type="dxa" w:w="70"/>
-              <w:left w:type="dxa" w:w="90"/>
-              <w:bottom w:type="dxa" w:w="70"/>
-              <w:right w:type="dxa" w:w="90"/>
-            </w:tcMar>
-          </w:tcPr>
-          <w:p>
-            <w:pPr>
-              <w:spacing w:after="0" w:line="250"/>
-            </w:pPr>
-            <w:r>
-              <w:rPr>
-                <w:b/>
-                <w:bCs/>
-                <w:sz w:val="17"/>
-                <w:szCs w:val="17"/>
-                <w:rFonts w:ascii="Calibri" w:cs="Calibri" w:eastAsia="Calibri" w:hAnsi="Calibri"/>
-              </w:rPr>
-              <w:t xml:space="preserve">The negative impact of communicating vulnerabilities to people other than direct stakeholders.</w:t>
-            </w:r>
-          </w:p>
-        </w:tc>
-      </w:tr>
-      <w:tr>
-        <w:tc>
-          <w:tcPr>
-            <w:tcW w:type="dxa" w:w="900"/>
-            <w:shd w:fill="1F3864" w:color="auto" w:val="clear"/>
-            <w:tcMar>
-              <w:top w:type="dxa" w:w="70"/>
-              <w:left w:type="dxa" w:w="90"/>
-              <w:bottom w:type="dxa" w:w="70"/>
-              <w:right w:type="dxa" w:w="90"/>
-            </w:tcMar>
-          </w:tcPr>
-          <w:p>
-            <w:pPr>
-              <w:spacing w:after="0" w:line="250"/>
-            </w:pPr>
-            <w:r>
-              <w:rPr>
-                <w:b/>
-                <w:bCs/>
-                <w:color w:val="FFFFFF"/>
-                <w:sz w:val="16"/>
-                <w:szCs w:val="16"/>
-                <w:rFonts w:ascii="Calibri" w:cs="Calibri" w:eastAsia="Calibri" w:hAnsi="Calibri"/>
-              </w:rPr>
-              <w:t xml:space="preserve">FRONT</w:t>
-            </w:r>
-          </w:p>
-        </w:tc>
-        <w:tc>
-          <w:tcPr>
-            <w:tcW w:type="dxa" w:w="8738"/>
-            <w:shd w:fill="F5F8FC" w:color="auto" w:val="clear"/>
-            <w:tcMar>
-              <w:top w:type="dxa" w:w="70"/>
-              <w:left w:type="dxa" w:w="90"/>
-              <w:bottom w:type="dxa" w:w="70"/>
-              <w:right w:type="dxa" w:w="90"/>
-            </w:tcMar>
-          </w:tcPr>
-          <w:p>
-            <w:pPr>
-              <w:spacing w:after="0" w:line="250"/>
-            </w:pPr>
-            <w:r>
-              <w:rPr>
-                <w:b/>
-                <w:bCs/>
-                <w:sz w:val="18"/>
-                <w:szCs w:val="18"/>
-                <w:rFonts w:ascii="Calibri" w:cs="Calibri" w:eastAsia="Calibri" w:hAnsi="Calibri"/>
-              </w:rPr>
-              <w:t xml:space="preserve">5. Rule for sharing security results?</w:t>
-            </w:r>
-          </w:p>
-        </w:tc>
-      </w:tr>
-      <w:tr>
-        <w:tc>
-          <w:tcPr>
-            <w:tcW w:type="dxa" w:w="900"/>
-            <w:shd w:fill="EAF0F8" w:color="auto" w:val="clear"/>
-            <w:tcMar>
-              <w:top w:type="dxa" w:w="70"/>
-              <w:left w:type="dxa" w:w="90"/>
-              <w:bottom w:type="dxa" w:w="70"/>
-              <w:right w:type="dxa" w:w="90"/>
-            </w:tcMar>
-          </w:tcPr>
-          <w:p>
-            <w:pPr>
-              <w:spacing w:after="0" w:line="250"/>
-            </w:pPr>
-            <w:r>
-              <w:rPr>
-                <w:b/>
-                <w:bCs/>
-                <w:sz w:val="16"/>
-                <w:szCs w:val="16"/>
-                <w:rFonts w:ascii="Calibri" w:cs="Calibri" w:eastAsia="Calibri" w:hAnsi="Calibri"/>
-              </w:rPr>
-              <w:t xml:space="preserve">BACK</w:t>
-            </w:r>
-          </w:p>
-        </w:tc>
-        <w:tc>
-          <w:tcPr>
-            <w:tcW w:type="dxa" w:w="8738"/>
-            <w:tcMar>
-              <w:top w:type="dxa" w:w="70"/>
-              <w:left w:type="dxa" w:w="90"/>
-              <w:bottom w:type="dxa" w:w="70"/>
-              <w:right w:type="dxa" w:w="90"/>
-            </w:tcMar>
-          </w:tcPr>
-          <w:p>
-            <w:pPr>
-              <w:spacing w:after="0" w:line="250"/>
-            </w:pPr>
-            <w:r>
-              <w:rPr>
-                <w:b/>
-                <w:bCs/>
-                <w:sz w:val="17"/>
-                <w:szCs w:val="17"/>
-                <w:rFonts w:ascii="Calibri" w:cs="Calibri" w:eastAsia="Calibri" w:hAnsi="Calibri"/>
-              </w:rPr>
-              <w:t xml:space="preserve">Only to those who need to know; being conservative is good practice</w:t>
-            </w:r>
-            <w:r>
-              <w:rPr>
-                <w:sz w:val="17"/>
-                <w:szCs w:val="17"/>
-                <w:rFonts w:ascii="Calibri" w:cs="Calibri" w:eastAsia="Calibri" w:hAnsi="Calibri"/>
-              </w:rPr>
-              <w:t xml:space="preserve"> — the fewer the better.</w:t>
-            </w:r>
-          </w:p>
-        </w:tc>
-      </w:tr>
-      <w:tr>
-        <w:tc>
-          <w:tcPr>
-            <w:tcW w:type="dxa" w:w="900"/>
-            <w:shd w:fill="1F3864" w:color="auto" w:val="clear"/>
-            <w:tcMar>
-              <w:top w:type="dxa" w:w="70"/>
-              <w:left w:type="dxa" w:w="90"/>
-              <w:bottom w:type="dxa" w:w="70"/>
-              <w:right w:type="dxa" w:w="90"/>
-            </w:tcMar>
-          </w:tcPr>
-          <w:p>
-            <w:pPr>
-              <w:spacing w:after="0" w:line="250"/>
-            </w:pPr>
-            <w:r>
-              <w:rPr>
-                <w:b/>
-                <w:bCs/>
-                <w:color w:val="FFFFFF"/>
-                <w:sz w:val="16"/>
-                <w:szCs w:val="16"/>
-                <w:rFonts w:ascii="Calibri" w:cs="Calibri" w:eastAsia="Calibri" w:hAnsi="Calibri"/>
-              </w:rPr>
-              <w:t xml:space="preserve">FRONT</w:t>
-            </w:r>
-          </w:p>
-        </w:tc>
-        <w:tc>
-          <w:tcPr>
-            <w:tcW w:type="dxa" w:w="8738"/>
-            <w:shd w:fill="F5F8FC" w:color="auto" w:val="clear"/>
-            <w:tcMar>
-              <w:top w:type="dxa" w:w="70"/>
-              <w:left w:type="dxa" w:w="90"/>
-              <w:bottom w:type="dxa" w:w="70"/>
-              <w:right w:type="dxa" w:w="90"/>
-            </w:tcMar>
-          </w:tcPr>
-          <w:p>
-            <w:pPr>
-              <w:spacing w:after="0" w:line="250"/>
-            </w:pPr>
-            <w:r>
-              <w:rPr>
-                <w:b/>
-                <w:bCs/>
-                <w:sz w:val="18"/>
-                <w:szCs w:val="18"/>
-                <w:rFonts w:ascii="Calibri" w:cs="Calibri" w:eastAsia="Calibri" w:hAnsi="Calibri"/>
-              </w:rPr>
-              <w:t xml:space="preserve">6. Why are security defects reported more precisely?</w:t>
-            </w:r>
-          </w:p>
-        </w:tc>
-      </w:tr>
-      <w:tr>
-        <w:tc>
-          <w:tcPr>
-            <w:tcW w:type="dxa" w:w="900"/>
-            <w:shd w:fill="EAF0F8" w:color="auto" w:val="clear"/>
-            <w:tcMar>
-              <w:top w:type="dxa" w:w="70"/>
-              <w:left w:type="dxa" w:w="90"/>
-              <w:bottom w:type="dxa" w:w="70"/>
-              <w:right w:type="dxa" w:w="90"/>
-            </w:tcMar>
-          </w:tcPr>
-          <w:p>
-            <w:pPr>
-              <w:spacing w:after="0" w:line="250"/>
-            </w:pPr>
-            <w:r>
-              <w:rPr>
-                <w:b/>
-                <w:bCs/>
-                <w:sz w:val="16"/>
-                <w:szCs w:val="16"/>
-                <w:rFonts w:ascii="Calibri" w:cs="Calibri" w:eastAsia="Calibri" w:hAnsi="Calibri"/>
-              </w:rPr>
-              <w:t xml:space="preserve">BACK</w:t>
-            </w:r>
-          </w:p>
-        </w:tc>
-        <w:tc>
-          <w:tcPr>
-            <w:tcW w:type="dxa" w:w="8738"/>
-            <w:tcMar>
-              <w:top w:type="dxa" w:w="70"/>
-              <w:left w:type="dxa" w:w="90"/>
-              <w:bottom w:type="dxa" w:w="70"/>
-              <w:right w:type="dxa" w:w="90"/>
-            </w:tcMar>
-          </w:tcPr>
-          <w:p>
-            <w:pPr>
-              <w:spacing w:after="0" w:line="250"/>
-            </w:pPr>
-            <w:r>
-              <w:rPr>
-                <w:sz w:val="17"/>
-                <w:szCs w:val="17"/>
-                <w:rFonts w:ascii="Calibri" w:cs="Calibri" w:eastAsia="Calibri" w:hAnsi="Calibri"/>
-              </w:rPr>
-              <w:t xml:space="preserve">They are </w:t>
-            </w:r>
-            <w:r>
-              <w:rPr>
-                <w:b/>
-                <w:bCs/>
-                <w:sz w:val="17"/>
-                <w:szCs w:val="17"/>
-                <w:rFonts w:ascii="Calibri" w:cs="Calibri" w:eastAsia="Calibri" w:hAnsi="Calibri"/>
-              </w:rPr>
-              <w:t xml:space="preserve">more sensitive</w:t>
-            </w:r>
-            <w:r>
-              <w:rPr>
-                <w:sz w:val="17"/>
-                <w:szCs w:val="17"/>
-                <w:rFonts w:ascii="Calibri" w:cs="Calibri" w:eastAsia="Calibri" w:hAnsi="Calibri"/>
-              </w:rPr>
-              <w:t xml:space="preserve">, usually </w:t>
-            </w:r>
-            <w:r>
-              <w:rPr>
-                <w:b/>
-                <w:bCs/>
-                <w:sz w:val="17"/>
-                <w:szCs w:val="17"/>
-                <w:rFonts w:ascii="Calibri" w:cs="Calibri" w:eastAsia="Calibri" w:hAnsi="Calibri"/>
-              </w:rPr>
-              <w:t xml:space="preserve">higher severity</w:t>
-            </w:r>
-            <w:r>
-              <w:rPr>
-                <w:sz w:val="17"/>
-                <w:szCs w:val="17"/>
-                <w:rFonts w:ascii="Calibri" w:cs="Calibri" w:eastAsia="Calibri" w:hAnsi="Calibri"/>
-              </w:rPr>
-              <w:t xml:space="preserve">, under </w:t>
-            </w:r>
-            <w:r>
-              <w:rPr>
-                <w:b/>
-                <w:bCs/>
-                <w:sz w:val="17"/>
-                <w:szCs w:val="17"/>
-                <w:rFonts w:ascii="Calibri" w:cs="Calibri" w:eastAsia="Calibri" w:hAnsi="Calibri"/>
-              </w:rPr>
-              <w:t xml:space="preserve">higher management focus</w:t>
-            </w:r>
-            <w:r>
-              <w:rPr>
-                <w:sz w:val="17"/>
-                <w:szCs w:val="17"/>
-                <w:rFonts w:ascii="Calibri" w:cs="Calibri" w:eastAsia="Calibri" w:hAnsi="Calibri"/>
-              </w:rPr>
-              <w:t xml:space="preserve">.</w:t>
-            </w:r>
-          </w:p>
-        </w:tc>
-      </w:tr>
-      <w:tr>
-        <w:tc>
-          <w:tcPr>
-            <w:tcW w:type="dxa" w:w="900"/>
-            <w:shd w:fill="1F3864" w:color="auto" w:val="clear"/>
-            <w:tcMar>
-              <w:top w:type="dxa" w:w="70"/>
-              <w:left w:type="dxa" w:w="90"/>
-              <w:bottom w:type="dxa" w:w="70"/>
-              <w:right w:type="dxa" w:w="90"/>
-            </w:tcMar>
-          </w:tcPr>
-          <w:p>
-            <w:pPr>
-              <w:spacing w:after="0" w:line="250"/>
-            </w:pPr>
-            <w:r>
-              <w:rPr>
-                <w:b/>
-                <w:bCs/>
-                <w:color w:val="FFFFFF"/>
-                <w:sz w:val="16"/>
-                <w:szCs w:val="16"/>
-                <w:rFonts w:ascii="Calibri" w:cs="Calibri" w:eastAsia="Calibri" w:hAnsi="Calibri"/>
-              </w:rPr>
-              <w:t xml:space="preserve">FRONT</w:t>
-            </w:r>
-          </w:p>
-        </w:tc>
-        <w:tc>
-          <w:tcPr>
-            <w:tcW w:type="dxa" w:w="8738"/>
-            <w:shd w:fill="F5F8FC" w:color="auto" w:val="clear"/>
-            <w:tcMar>
-              <w:top w:type="dxa" w:w="70"/>
-              <w:left w:type="dxa" w:w="90"/>
-              <w:bottom w:type="dxa" w:w="70"/>
-              <w:right w:type="dxa" w:w="90"/>
-            </w:tcMar>
-          </w:tcPr>
-          <w:p>
-            <w:pPr>
-              <w:spacing w:after="0" w:line="250"/>
-            </w:pPr>
-            <w:r>
-              <w:rPr>
-                <w:b/>
-                <w:bCs/>
-                <w:sz w:val="18"/>
-                <w:szCs w:val="18"/>
-                <w:rFonts w:ascii="Calibri" w:cs="Calibri" w:eastAsia="Calibri" w:hAnsi="Calibri"/>
-              </w:rPr>
-              <w:t xml:space="preserve">7. Three qualities of status-report source data?</w:t>
-            </w:r>
-          </w:p>
-        </w:tc>
-      </w:tr>
-      <w:tr>
-        <w:tc>
-          <w:tcPr>
-            <w:tcW w:type="dxa" w:w="900"/>
-            <w:shd w:fill="EAF0F8" w:color="auto" w:val="clear"/>
-            <w:tcMar>
-              <w:top w:type="dxa" w:w="70"/>
-              <w:left w:type="dxa" w:w="90"/>
-              <w:bottom w:type="dxa" w:w="70"/>
-              <w:right w:type="dxa" w:w="90"/>
-            </w:tcMar>
-          </w:tcPr>
-          <w:p>
-            <w:pPr>
-              <w:spacing w:after="0" w:line="250"/>
-            </w:pPr>
-            <w:r>
-              <w:rPr>
-                <w:b/>
-                <w:bCs/>
-                <w:sz w:val="16"/>
-                <w:szCs w:val="16"/>
-                <w:rFonts w:ascii="Calibri" w:cs="Calibri" w:eastAsia="Calibri" w:hAnsi="Calibri"/>
-              </w:rPr>
-              <w:t xml:space="preserve">BACK</w:t>
-            </w:r>
-          </w:p>
-        </w:tc>
-        <w:tc>
-          <w:tcPr>
-            <w:tcW w:type="dxa" w:w="8738"/>
-            <w:tcMar>
-              <w:top w:type="dxa" w:w="70"/>
-              <w:left w:type="dxa" w:w="90"/>
-              <w:bottom w:type="dxa" w:w="70"/>
-              <w:right w:type="dxa" w:w="90"/>
-            </w:tcMar>
-          </w:tcPr>
-          <w:p>
-            <w:pPr>
-              <w:spacing w:after="0" w:line="250"/>
-            </w:pPr>
-            <w:r>
-              <w:rPr>
-                <w:b/>
-                <w:bCs/>
-                <w:sz w:val="17"/>
-                <w:szCs w:val="17"/>
-                <w:rFonts w:ascii="Calibri" w:cs="Calibri" w:eastAsia="Calibri" w:hAnsi="Calibri"/>
-              </w:rPr>
-              <w:t xml:space="preserve">Timely, accurate, precise.</w:t>
-            </w:r>
-          </w:p>
-        </w:tc>
-      </w:tr>
-      <w:tr>
-        <w:tc>
-          <w:tcPr>
-            <w:tcW w:type="dxa" w:w="900"/>
-            <w:shd w:fill="1F3864" w:color="auto" w:val="clear"/>
-            <w:tcMar>
-              <w:top w:type="dxa" w:w="70"/>
-              <w:left w:type="dxa" w:w="90"/>
-              <w:bottom w:type="dxa" w:w="70"/>
-              <w:right w:type="dxa" w:w="90"/>
-            </w:tcMar>
-          </w:tcPr>
-          <w:p>
-            <w:pPr>
-              <w:spacing w:after="0" w:line="250"/>
-            </w:pPr>
-            <w:r>
-              <w:rPr>
-                <w:b/>
-                <w:bCs/>
-                <w:color w:val="FFFFFF"/>
-                <w:sz w:val="16"/>
-                <w:szCs w:val="16"/>
-                <w:rFonts w:ascii="Calibri" w:cs="Calibri" w:eastAsia="Calibri" w:hAnsi="Calibri"/>
-              </w:rPr>
-              <w:t xml:space="preserve">FRONT</w:t>
-            </w:r>
-          </w:p>
-        </w:tc>
-        <w:tc>
-          <w:tcPr>
-            <w:tcW w:type="dxa" w:w="8738"/>
-            <w:shd w:fill="F5F8FC" w:color="auto" w:val="clear"/>
-            <w:tcMar>
-              <w:top w:type="dxa" w:w="70"/>
-              <w:left w:type="dxa" w:w="90"/>
-              <w:bottom w:type="dxa" w:w="70"/>
-              <w:right w:type="dxa" w:w="90"/>
-            </w:tcMar>
-          </w:tcPr>
-          <w:p>
-            <w:pPr>
-              <w:spacing w:after="0" w:line="250"/>
-            </w:pPr>
-            <w:r>
-              <w:rPr>
-                <w:b/>
-                <w:bCs/>
-                <w:sz w:val="18"/>
-                <w:szCs w:val="18"/>
-                <w:rFonts w:ascii="Calibri" w:cs="Calibri" w:eastAsia="Calibri" w:hAnsi="Calibri"/>
-              </w:rPr>
-              <w:t xml:space="preserve">8. Example of a reporting mechanism?</w:t>
-            </w:r>
-          </w:p>
-        </w:tc>
-      </w:tr>
-      <w:tr>
-        <w:tc>
-          <w:tcPr>
-            <w:tcW w:type="dxa" w:w="900"/>
-            <w:shd w:fill="EAF0F8" w:color="auto" w:val="clear"/>
-            <w:tcMar>
-              <w:top w:type="dxa" w:w="70"/>
-              <w:left w:type="dxa" w:w="90"/>
-              <w:bottom w:type="dxa" w:w="70"/>
-              <w:right w:type="dxa" w:w="90"/>
-            </w:tcMar>
-          </w:tcPr>
-          <w:p>
-            <w:pPr>
-              <w:spacing w:after="0" w:line="250"/>
-            </w:pPr>
-            <w:r>
-              <w:rPr>
-                <w:b/>
-                <w:bCs/>
-                <w:sz w:val="16"/>
-                <w:szCs w:val="16"/>
-                <w:rFonts w:ascii="Calibri" w:cs="Calibri" w:eastAsia="Calibri" w:hAnsi="Calibri"/>
-              </w:rPr>
-              <w:t xml:space="preserve">BACK</w:t>
-            </w:r>
-          </w:p>
-        </w:tc>
-        <w:tc>
-          <w:tcPr>
-            <w:tcW w:type="dxa" w:w="8738"/>
-            <w:tcMar>
-              <w:top w:type="dxa" w:w="70"/>
-              <w:left w:type="dxa" w:w="90"/>
-              <w:bottom w:type="dxa" w:w="70"/>
-              <w:right w:type="dxa" w:w="90"/>
-            </w:tcMar>
-          </w:tcPr>
-          <w:p>
-            <w:pPr>
-              <w:spacing w:after="0" w:line="250"/>
-            </w:pPr>
-            <w:r>
-              <w:rPr>
-                <w:sz w:val="17"/>
-                <w:szCs w:val="17"/>
-                <w:rFonts w:ascii="Calibri" w:cs="Calibri" w:eastAsia="Calibri" w:hAnsi="Calibri"/>
-              </w:rPr>
-              <w:t xml:space="preserve">A </w:t>
-            </w:r>
-            <w:r>
-              <w:rPr>
-                <w:b/>
-                <w:bCs/>
-                <w:sz w:val="17"/>
-                <w:szCs w:val="17"/>
-                <w:rFonts w:ascii="Calibri" w:cs="Calibri" w:eastAsia="Calibri" w:hAnsi="Calibri"/>
-              </w:rPr>
-              <w:t xml:space="preserve">security test dashboard</w:t>
-            </w:r>
-            <w:r>
-              <w:rPr>
-                <w:sz w:val="17"/>
-                <w:szCs w:val="17"/>
-                <w:rFonts w:ascii="Calibri" w:cs="Calibri" w:eastAsia="Calibri" w:hAnsi="Calibri"/>
-              </w:rPr>
-              <w:t xml:space="preserve">; agree with management </w:t>
-            </w:r>
-            <w:r>
-              <w:rPr>
-                <w:b/>
-                <w:bCs/>
-                <w:sz w:val="17"/>
-                <w:szCs w:val="17"/>
-                <w:rFonts w:ascii="Calibri" w:cs="Calibri" w:eastAsia="Calibri" w:hAnsi="Calibri"/>
-              </w:rPr>
-              <w:t xml:space="preserve">how and when</w:t>
-            </w:r>
-            <w:r>
-              <w:rPr>
-                <w:sz w:val="17"/>
-                <w:szCs w:val="17"/>
-                <w:rFonts w:ascii="Calibri" w:cs="Calibri" w:eastAsia="Calibri" w:hAnsi="Calibri"/>
-              </w:rPr>
-              <w:t xml:space="preserve"> they access reports.</w:t>
-            </w:r>
-          </w:p>
-        </w:tc>
-      </w:tr>
-      <w:tr>
-        <w:tc>
-          <w:tcPr>
-            <w:tcW w:type="dxa" w:w="900"/>
-            <w:shd w:fill="1F3864" w:color="auto" w:val="clear"/>
-            <w:tcMar>
-              <w:top w:type="dxa" w:w="70"/>
-              <w:left w:type="dxa" w:w="90"/>
-              <w:bottom w:type="dxa" w:w="70"/>
-              <w:right w:type="dxa" w:w="90"/>
-            </w:tcMar>
-          </w:tcPr>
-          <w:p>
-            <w:pPr>
-              <w:spacing w:after="0" w:line="250"/>
-            </w:pPr>
-            <w:r>
-              <w:rPr>
-                <w:b/>
-                <w:bCs/>
-                <w:color w:val="FFFFFF"/>
-                <w:sz w:val="16"/>
-                <w:szCs w:val="16"/>
-                <w:rFonts w:ascii="Calibri" w:cs="Calibri" w:eastAsia="Calibri" w:hAnsi="Calibri"/>
-              </w:rPr>
-              <w:t xml:space="preserve">FRONT</w:t>
-            </w:r>
-          </w:p>
-        </w:tc>
-        <w:tc>
-          <w:tcPr>
-            <w:tcW w:type="dxa" w:w="8738"/>
-            <w:shd w:fill="F5F8FC" w:color="auto" w:val="clear"/>
-            <w:tcMar>
-              <w:top w:type="dxa" w:w="70"/>
-              <w:left w:type="dxa" w:w="90"/>
-              <w:bottom w:type="dxa" w:w="70"/>
-              <w:right w:type="dxa" w:w="90"/>
-            </w:tcMar>
-          </w:tcPr>
-          <w:p>
-            <w:pPr>
-              <w:spacing w:after="0" w:line="250"/>
-            </w:pPr>
-            <w:r>
-              <w:rPr>
-                <w:b/>
-                <w:bCs/>
-                <w:sz w:val="18"/>
-                <w:szCs w:val="18"/>
-                <w:rFonts w:ascii="Calibri" w:cs="Calibri" w:eastAsia="Calibri" w:hAnsi="Calibri"/>
-              </w:rPr>
-              <w:t xml:space="preserve">9. Why report early?</w:t>
-            </w:r>
-          </w:p>
-        </w:tc>
-      </w:tr>
-      <w:tr>
-        <w:tc>
-          <w:tcPr>
-            <w:tcW w:type="dxa" w:w="900"/>
-            <w:shd w:fill="EAF0F8" w:color="auto" w:val="clear"/>
-            <w:tcMar>
-              <w:top w:type="dxa" w:w="70"/>
-              <w:left w:type="dxa" w:w="90"/>
-              <w:bottom w:type="dxa" w:w="70"/>
-              <w:right w:type="dxa" w:w="90"/>
-            </w:tcMar>
-          </w:tcPr>
-          <w:p>
-            <w:pPr>
-              <w:spacing w:after="0" w:line="250"/>
-            </w:pPr>
-            <w:r>
-              <w:rPr>
-                <w:b/>
-                <w:bCs/>
-                <w:sz w:val="16"/>
-                <w:szCs w:val="16"/>
-                <w:rFonts w:ascii="Calibri" w:cs="Calibri" w:eastAsia="Calibri" w:hAnsi="Calibri"/>
-              </w:rPr>
-              <w:t xml:space="preserve">BACK</w:t>
-            </w:r>
-          </w:p>
-        </w:tc>
-        <w:tc>
-          <w:tcPr>
-            <w:tcW w:type="dxa" w:w="8738"/>
-            <w:tcMar>
-              <w:top w:type="dxa" w:w="70"/>
-              <w:left w:type="dxa" w:w="90"/>
-              <w:bottom w:type="dxa" w:w="70"/>
-              <w:right w:type="dxa" w:w="90"/>
-            </w:tcMar>
-          </w:tcPr>
-          <w:p>
-            <w:pPr>
-              <w:spacing w:after="0" w:line="250"/>
-            </w:pPr>
-            <w:r>
-              <w:rPr>
-                <w:b/>
-                <w:bCs/>
-                <w:sz w:val="17"/>
-                <w:szCs w:val="17"/>
-                <w:rFonts w:ascii="Calibri" w:cs="Calibri" w:eastAsia="Calibri" w:hAnsi="Calibri"/>
-              </w:rPr>
-              <w:t xml:space="preserve">More time to remediate vulnerabilities.</w:t>
-            </w:r>
-          </w:p>
-        </w:tc>
-      </w:tr>
-      <w:tr>
-        <w:tc>
-          <w:tcPr>
-            <w:tcW w:type="dxa" w:w="900"/>
-            <w:shd w:fill="1F3864" w:color="auto" w:val="clear"/>
-            <w:tcMar>
-              <w:top w:type="dxa" w:w="70"/>
-              <w:left w:type="dxa" w:w="90"/>
-              <w:bottom w:type="dxa" w:w="70"/>
-              <w:right w:type="dxa" w:w="90"/>
-            </w:tcMar>
-          </w:tcPr>
-          <w:p>
-            <w:pPr>
-              <w:spacing w:after="0" w:line="250"/>
-            </w:pPr>
-            <w:r>
-              <w:rPr>
-                <w:b/>
-                <w:bCs/>
-                <w:color w:val="FFFFFF"/>
-                <w:sz w:val="16"/>
-                <w:szCs w:val="16"/>
-                <w:rFonts w:ascii="Calibri" w:cs="Calibri" w:eastAsia="Calibri" w:hAnsi="Calibri"/>
-              </w:rPr>
-              <w:t xml:space="preserve">FRONT</w:t>
-            </w:r>
-          </w:p>
-        </w:tc>
-        <w:tc>
-          <w:tcPr>
-            <w:tcW w:type="dxa" w:w="8738"/>
-            <w:shd w:fill="F5F8FC" w:color="auto" w:val="clear"/>
-            <w:tcMar>
-              <w:top w:type="dxa" w:w="70"/>
-              <w:left w:type="dxa" w:w="90"/>
-              <w:bottom w:type="dxa" w:w="70"/>
-              <w:right w:type="dxa" w:w="90"/>
-            </w:tcMar>
-          </w:tcPr>
-          <w:p>
-            <w:pPr>
-              <w:spacing w:after="0" w:line="250"/>
-            </w:pPr>
-            <w:r>
-              <w:rPr>
-                <w:b/>
-                <w:bCs/>
-                <w:sz w:val="18"/>
-                <w:szCs w:val="18"/>
-                <w:rFonts w:ascii="Calibri" w:cs="Calibri" w:eastAsia="Calibri" w:hAnsi="Calibri"/>
-              </w:rPr>
-              <w:t xml:space="preserve">10. Eight sections of a security test report?</w:t>
-            </w:r>
-          </w:p>
-        </w:tc>
-      </w:tr>
-      <w:tr>
-        <w:tc>
-          <w:tcPr>
-            <w:tcW w:type="dxa" w:w="900"/>
-            <w:shd w:fill="EAF0F8" w:color="auto" w:val="clear"/>
-            <w:tcMar>
-              <w:top w:type="dxa" w:w="70"/>
-              <w:left w:type="dxa" w:w="90"/>
-              <w:bottom w:type="dxa" w:w="70"/>
-              <w:right w:type="dxa" w:w="90"/>
-            </w:tcMar>
-          </w:tcPr>
-          <w:p>
-            <w:pPr>
-              <w:spacing w:after="0" w:line="250"/>
-            </w:pPr>
-            <w:r>
-              <w:rPr>
-                <w:b/>
-                <w:bCs/>
-                <w:sz w:val="16"/>
-                <w:szCs w:val="16"/>
-                <w:rFonts w:ascii="Calibri" w:cs="Calibri" w:eastAsia="Calibri" w:hAnsi="Calibri"/>
-              </w:rPr>
-              <w:t xml:space="preserve">BACK</w:t>
-            </w:r>
-          </w:p>
-        </w:tc>
-        <w:tc>
-          <w:tcPr>
-            <w:tcW w:type="dxa" w:w="8738"/>
-            <w:tcMar>
-              <w:top w:type="dxa" w:w="70"/>
-              <w:left w:type="dxa" w:w="90"/>
-              <w:bottom w:type="dxa" w:w="70"/>
-              <w:right w:type="dxa" w:w="90"/>
-            </w:tcMar>
-          </w:tcPr>
-          <w:p>
-            <w:pPr>
-              <w:spacing w:after="0" w:line="250"/>
-            </w:pPr>
-            <w:r>
-              <w:rPr>
-                <w:b/>
-                <w:bCs/>
-                <w:sz w:val="17"/>
-                <w:szCs w:val="17"/>
-                <w:rFonts w:ascii="Calibri" w:cs="Calibri" w:eastAsia="Calibri" w:hAnsi="Calibri"/>
-              </w:rPr>
-              <w:t xml:space="preserve">Identifier · Summary · Variances · Comprehensive assessment · Summary of results · Evaluation · Summary of activities · Approvals.</w:t>
-            </w:r>
-          </w:p>
-        </w:tc>
-      </w:tr>
-      <w:tr>
-        <w:tc>
-          <w:tcPr>
-            <w:tcW w:type="dxa" w:w="900"/>
-            <w:shd w:fill="1F3864" w:color="auto" w:val="clear"/>
-            <w:tcMar>
-              <w:top w:type="dxa" w:w="70"/>
-              <w:left w:type="dxa" w:w="90"/>
-              <w:bottom w:type="dxa" w:w="70"/>
-              <w:right w:type="dxa" w:w="90"/>
-            </w:tcMar>
-          </w:tcPr>
-          <w:p>
-            <w:pPr>
-              <w:spacing w:after="0" w:line="250"/>
-            </w:pPr>
-            <w:r>
-              <w:rPr>
-                <w:b/>
-                <w:bCs/>
-                <w:color w:val="FFFFFF"/>
-                <w:sz w:val="16"/>
-                <w:szCs w:val="16"/>
-                <w:rFonts w:ascii="Calibri" w:cs="Calibri" w:eastAsia="Calibri" w:hAnsi="Calibri"/>
-              </w:rPr>
-              <w:t xml:space="preserve">FRONT</w:t>
-            </w:r>
-          </w:p>
-        </w:tc>
-        <w:tc>
-          <w:tcPr>
-            <w:tcW w:type="dxa" w:w="8738"/>
-            <w:shd w:fill="F5F8FC" w:color="auto" w:val="clear"/>
-            <w:tcMar>
-              <w:top w:type="dxa" w:w="70"/>
-              <w:left w:type="dxa" w:w="90"/>
-              <w:bottom w:type="dxa" w:w="70"/>
-              <w:right w:type="dxa" w:w="90"/>
-            </w:tcMar>
-          </w:tcPr>
-          <w:p>
-            <w:pPr>
-              <w:spacing w:after="0" w:line="250"/>
-            </w:pPr>
-            <w:r>
-              <w:rPr>
-                <w:b/>
-                <w:bCs/>
-                <w:sz w:val="18"/>
-                <w:szCs w:val="18"/>
-                <w:rFonts w:ascii="Calibri" w:cs="Calibri" w:eastAsia="Calibri" w:hAnsi="Calibri"/>
-              </w:rPr>
-              <w:t xml:space="preserve">11. Summary subsections?</w:t>
-            </w:r>
-          </w:p>
-        </w:tc>
-      </w:tr>
-      <w:tr>
-        <w:tc>
-          <w:tcPr>
-            <w:tcW w:type="dxa" w:w="900"/>
-            <w:shd w:fill="EAF0F8" w:color="auto" w:val="clear"/>
-            <w:tcMar>
-              <w:top w:type="dxa" w:w="70"/>
-              <w:left w:type="dxa" w:w="90"/>
-              <w:bottom w:type="dxa" w:w="70"/>
-              <w:right w:type="dxa" w:w="90"/>
-            </w:tcMar>
-          </w:tcPr>
-          <w:p>
-            <w:pPr>
-              <w:spacing w:after="0" w:line="250"/>
-            </w:pPr>
-            <w:r>
-              <w:rPr>
-                <w:b/>
-                <w:bCs/>
-                <w:sz w:val="16"/>
-                <w:szCs w:val="16"/>
-                <w:rFonts w:ascii="Calibri" w:cs="Calibri" w:eastAsia="Calibri" w:hAnsi="Calibri"/>
-              </w:rPr>
-              <w:t xml:space="preserve">BACK</w:t>
-            </w:r>
-          </w:p>
-        </w:tc>
-        <w:tc>
-          <w:tcPr>
-            <w:tcW w:type="dxa" w:w="8738"/>
-            <w:tcMar>
-              <w:top w:type="dxa" w:w="70"/>
-              <w:left w:type="dxa" w:w="90"/>
-              <w:bottom w:type="dxa" w:w="70"/>
-              <w:right w:type="dxa" w:w="90"/>
-            </w:tcMar>
-          </w:tcPr>
-          <w:p>
-            <w:pPr>
-              <w:spacing w:after="0" w:line="250"/>
-            </w:pPr>
-            <w:r>
-              <w:rPr>
-                <w:b/>
-                <w:bCs/>
-                <w:sz w:val="17"/>
-                <w:szCs w:val="17"/>
-                <w:rFonts w:ascii="Calibri" w:cs="Calibri" w:eastAsia="Calibri" w:hAnsi="Calibri"/>
-              </w:rPr>
-              <w:t xml:space="preserve">Executive summary · key findings.</w:t>
-            </w:r>
-          </w:p>
-        </w:tc>
-      </w:tr>
-      <w:tr>
-        <w:tc>
-          <w:tcPr>
-            <w:tcW w:type="dxa" w:w="900"/>
-            <w:shd w:fill="1F3864" w:color="auto" w:val="clear"/>
-            <w:tcMar>
-              <w:top w:type="dxa" w:w="70"/>
-              <w:left w:type="dxa" w:w="90"/>
-              <w:bottom w:type="dxa" w:w="70"/>
-              <w:right w:type="dxa" w:w="90"/>
-            </w:tcMar>
-          </w:tcPr>
-          <w:p>
-            <w:pPr>
-              <w:spacing w:after="0" w:line="250"/>
-            </w:pPr>
-            <w:r>
-              <w:rPr>
-                <w:b/>
-                <w:bCs/>
-                <w:color w:val="FFFFFF"/>
-                <w:sz w:val="16"/>
-                <w:szCs w:val="16"/>
-                <w:rFonts w:ascii="Calibri" w:cs="Calibri" w:eastAsia="Calibri" w:hAnsi="Calibri"/>
-              </w:rPr>
-              <w:t xml:space="preserve">FRONT</w:t>
-            </w:r>
-          </w:p>
-        </w:tc>
-        <w:tc>
-          <w:tcPr>
-            <w:tcW w:type="dxa" w:w="8738"/>
-            <w:shd w:fill="F5F8FC" w:color="auto" w:val="clear"/>
-            <w:tcMar>
-              <w:top w:type="dxa" w:w="70"/>
-              <w:left w:type="dxa" w:w="90"/>
-              <w:bottom w:type="dxa" w:w="70"/>
-              <w:right w:type="dxa" w:w="90"/>
-            </w:tcMar>
-          </w:tcPr>
-          <w:p>
-            <w:pPr>
-              <w:spacing w:after="0" w:line="250"/>
-            </w:pPr>
-            <w:r>
-              <w:rPr>
-                <w:b/>
-                <w:bCs/>
-                <w:sz w:val="18"/>
-                <w:szCs w:val="18"/>
-                <w:rFonts w:ascii="Calibri" w:cs="Calibri" w:eastAsia="Calibri" w:hAnsi="Calibri"/>
-              </w:rPr>
-              <w:t xml:space="preserve">12. Variances subsections?</w:t>
-            </w:r>
-          </w:p>
-        </w:tc>
-      </w:tr>
-      <w:tr>
-        <w:tc>
-          <w:tcPr>
-            <w:tcW w:type="dxa" w:w="900"/>
-            <w:shd w:fill="EAF0F8" w:color="auto" w:val="clear"/>
-            <w:tcMar>
-              <w:top w:type="dxa" w:w="70"/>
-              <w:left w:type="dxa" w:w="90"/>
-              <w:bottom w:type="dxa" w:w="70"/>
-              <w:right w:type="dxa" w:w="90"/>
-            </w:tcMar>
-          </w:tcPr>
-          <w:p>
-            <w:pPr>
-              <w:spacing w:after="0" w:line="250"/>
-            </w:pPr>
-            <w:r>
-              <w:rPr>
-                <w:b/>
-                <w:bCs/>
-                <w:sz w:val="16"/>
-                <w:szCs w:val="16"/>
-                <w:rFonts w:ascii="Calibri" w:cs="Calibri" w:eastAsia="Calibri" w:hAnsi="Calibri"/>
-              </w:rPr>
-              <w:t xml:space="preserve">BACK</w:t>
-            </w:r>
-          </w:p>
-        </w:tc>
-        <w:tc>
-          <w:tcPr>
-            <w:tcW w:type="dxa" w:w="8738"/>
-            <w:tcMar>
-              <w:top w:type="dxa" w:w="70"/>
-              <w:left w:type="dxa" w:w="90"/>
-              <w:bottom w:type="dxa" w:w="70"/>
-              <w:right w:type="dxa" w:w="90"/>
-            </w:tcMar>
-          </w:tcPr>
-          <w:p>
-            <w:pPr>
-              <w:spacing w:after="0" w:line="250"/>
-            </w:pPr>
-            <w:r>
-              <w:rPr>
-                <w:b/>
-                <w:bCs/>
-                <w:sz w:val="17"/>
-                <w:szCs w:val="17"/>
-                <w:rFonts w:ascii="Calibri" w:cs="Calibri" w:eastAsia="Calibri" w:hAnsi="Calibri"/>
-              </w:rPr>
-              <w:t xml:space="preserve">Process followed · variances from plan · methods and tools used.</w:t>
-            </w:r>
-          </w:p>
-        </w:tc>
-      </w:tr>
-      <w:tr>
-        <w:tc>
-          <w:tcPr>
-            <w:tcW w:type="dxa" w:w="900"/>
-            <w:shd w:fill="1F3864" w:color="auto" w:val="clear"/>
-            <w:tcMar>
-              <w:top w:type="dxa" w:w="70"/>
-              <w:left w:type="dxa" w:w="90"/>
-              <w:bottom w:type="dxa" w:w="70"/>
-              <w:right w:type="dxa" w:w="90"/>
-            </w:tcMar>
-          </w:tcPr>
-          <w:p>
-            <w:pPr>
-              <w:spacing w:after="0" w:line="250"/>
-            </w:pPr>
-            <w:r>
-              <w:rPr>
-                <w:b/>
-                <w:bCs/>
-                <w:color w:val="FFFFFF"/>
-                <w:sz w:val="16"/>
-                <w:szCs w:val="16"/>
-                <w:rFonts w:ascii="Calibri" w:cs="Calibri" w:eastAsia="Calibri" w:hAnsi="Calibri"/>
-              </w:rPr>
-              <w:t xml:space="preserve">FRONT</w:t>
-            </w:r>
-          </w:p>
-        </w:tc>
-        <w:tc>
-          <w:tcPr>
-            <w:tcW w:type="dxa" w:w="8738"/>
-            <w:shd w:fill="F5F8FC" w:color="auto" w:val="clear"/>
-            <w:tcMar>
-              <w:top w:type="dxa" w:w="70"/>
-              <w:left w:type="dxa" w:w="90"/>
-              <w:bottom w:type="dxa" w:w="70"/>
-              <w:right w:type="dxa" w:w="90"/>
-            </w:tcMar>
-          </w:tcPr>
-          <w:p>
-            <w:pPr>
-              <w:spacing w:after="0" w:line="250"/>
-            </w:pPr>
-            <w:r>
-              <w:rPr>
-                <w:b/>
-                <w:bCs/>
-                <w:sz w:val="18"/>
-                <w:szCs w:val="18"/>
-                <w:rFonts w:ascii="Calibri" w:cs="Calibri" w:eastAsia="Calibri" w:hAnsi="Calibri"/>
-              </w:rPr>
-              <w:t xml:space="preserve">13. Comprehensive assessment subsections?</w:t>
-            </w:r>
-          </w:p>
-        </w:tc>
-      </w:tr>
-      <w:tr>
-        <w:tc>
-          <w:tcPr>
-            <w:tcW w:type="dxa" w:w="900"/>
-            <w:shd w:fill="EAF0F8" w:color="auto" w:val="clear"/>
-            <w:tcMar>
-              <w:top w:type="dxa" w:w="70"/>
-              <w:left w:type="dxa" w:w="90"/>
-              <w:bottom w:type="dxa" w:w="70"/>
-              <w:right w:type="dxa" w:w="90"/>
-            </w:tcMar>
-          </w:tcPr>
-          <w:p>
-            <w:pPr>
-              <w:spacing w:after="0" w:line="250"/>
-            </w:pPr>
-            <w:r>
-              <w:rPr>
-                <w:b/>
-                <w:bCs/>
-                <w:sz w:val="16"/>
-                <w:szCs w:val="16"/>
-                <w:rFonts w:ascii="Calibri" w:cs="Calibri" w:eastAsia="Calibri" w:hAnsi="Calibri"/>
-              </w:rPr>
-              <w:t xml:space="preserve">BACK</w:t>
-            </w:r>
-          </w:p>
-        </w:tc>
-        <w:tc>
-          <w:tcPr>
-            <w:tcW w:type="dxa" w:w="8738"/>
-            <w:tcMar>
-              <w:top w:type="dxa" w:w="70"/>
-              <w:left w:type="dxa" w:w="90"/>
-              <w:bottom w:type="dxa" w:w="70"/>
-              <w:right w:type="dxa" w:w="90"/>
-            </w:tcMar>
-          </w:tcPr>
-          <w:p>
-            <w:pPr>
-              <w:spacing w:after="0" w:line="250"/>
-            </w:pPr>
-            <w:r>
-              <w:rPr>
-                <w:b/>
-                <w:bCs/>
-                <w:sz w:val="17"/>
-                <w:szCs w:val="17"/>
-                <w:rFonts w:ascii="Calibri" w:cs="Calibri" w:eastAsia="Calibri" w:hAnsi="Calibri"/>
-              </w:rPr>
-              <w:t xml:space="preserve">Coverage vs plan criteria · explanation of items not tested.</w:t>
-            </w:r>
-          </w:p>
-        </w:tc>
-      </w:tr>
-      <w:tr>
-        <w:tc>
-          <w:tcPr>
-            <w:tcW w:type="dxa" w:w="900"/>
-            <w:shd w:fill="1F3864" w:color="auto" w:val="clear"/>
-            <w:tcMar>
-              <w:top w:type="dxa" w:w="70"/>
-              <w:left w:type="dxa" w:w="90"/>
-              <w:bottom w:type="dxa" w:w="70"/>
-              <w:right w:type="dxa" w:w="90"/>
-            </w:tcMar>
-          </w:tcPr>
-          <w:p>
-            <w:pPr>
-              <w:spacing w:after="0" w:line="250"/>
-            </w:pPr>
-            <w:r>
-              <w:rPr>
-                <w:b/>
-                <w:bCs/>
-                <w:color w:val="FFFFFF"/>
-                <w:sz w:val="16"/>
-                <w:szCs w:val="16"/>
-                <w:rFonts w:ascii="Calibri" w:cs="Calibri" w:eastAsia="Calibri" w:hAnsi="Calibri"/>
-              </w:rPr>
-              <w:t xml:space="preserve">FRONT</w:t>
-            </w:r>
-          </w:p>
-        </w:tc>
-        <w:tc>
-          <w:tcPr>
-            <w:tcW w:type="dxa" w:w="8738"/>
-            <w:shd w:fill="F5F8FC" w:color="auto" w:val="clear"/>
-            <w:tcMar>
-              <w:top w:type="dxa" w:w="70"/>
-              <w:left w:type="dxa" w:w="90"/>
-              <w:bottom w:type="dxa" w:w="70"/>
-              <w:right w:type="dxa" w:w="90"/>
-            </w:tcMar>
-          </w:tcPr>
-          <w:p>
-            <w:pPr>
-              <w:spacing w:after="0" w:line="250"/>
-            </w:pPr>
-            <w:r>
-              <w:rPr>
-                <w:b/>
-                <w:bCs/>
-                <w:sz w:val="18"/>
-                <w:szCs w:val="18"/>
-                <w:rFonts w:ascii="Calibri" w:cs="Calibri" w:eastAsia="Calibri" w:hAnsi="Calibri"/>
-              </w:rPr>
-              <w:t xml:space="preserve">14. Summary of results subsections?</w:t>
-            </w:r>
-          </w:p>
-        </w:tc>
-      </w:tr>
-      <w:tr>
-        <w:tc>
-          <w:tcPr>
-            <w:tcW w:type="dxa" w:w="900"/>
-            <w:shd w:fill="EAF0F8" w:color="auto" w:val="clear"/>
-            <w:tcMar>
-              <w:top w:type="dxa" w:w="70"/>
-              <w:left w:type="dxa" w:w="90"/>
-              <w:bottom w:type="dxa" w:w="70"/>
-              <w:right w:type="dxa" w:w="90"/>
-            </w:tcMar>
-          </w:tcPr>
-          <w:p>
-            <w:pPr>
-              <w:spacing w:after="0" w:line="250"/>
-            </w:pPr>
-            <w:r>
-              <w:rPr>
-                <w:b/>
-                <w:bCs/>
-                <w:sz w:val="16"/>
-                <w:szCs w:val="16"/>
-                <w:rFonts w:ascii="Calibri" w:cs="Calibri" w:eastAsia="Calibri" w:hAnsi="Calibri"/>
-              </w:rPr>
-              <w:t xml:space="preserve">BACK</w:t>
-            </w:r>
-          </w:p>
-        </w:tc>
-        <w:tc>
-          <w:tcPr>
-            <w:tcW w:type="dxa" w:w="8738"/>
-            <w:tcMar>
-              <w:top w:type="dxa" w:w="70"/>
-              <w:left w:type="dxa" w:w="90"/>
-              <w:bottom w:type="dxa" w:w="70"/>
-              <w:right w:type="dxa" w:w="90"/>
-            </w:tcMar>
-          </w:tcPr>
-          <w:p>
-            <w:pPr>
-              <w:spacing w:after="0" w:line="250"/>
-            </w:pPr>
-            <w:r>
-              <w:rPr>
-                <w:b/>
-                <w:bCs/>
-                <w:sz w:val="17"/>
-                <w:szCs w:val="17"/>
-                <w:rFonts w:ascii="Calibri" w:cs="Calibri" w:eastAsia="Calibri" w:hAnsi="Calibri"/>
-              </w:rPr>
-              <w:t xml:space="preserve">Summarized results · resolved vulnerabilities and resolutions · unresolved vulnerabilities.</w:t>
-            </w:r>
-          </w:p>
-        </w:tc>
-      </w:tr>
-      <w:tr>
-        <w:tc>
-          <w:tcPr>
-            <w:tcW w:type="dxa" w:w="900"/>
-            <w:shd w:fill="1F3864" w:color="auto" w:val="clear"/>
-            <w:tcMar>
-              <w:top w:type="dxa" w:w="70"/>
-              <w:left w:type="dxa" w:w="90"/>
-              <w:bottom w:type="dxa" w:w="70"/>
-              <w:right w:type="dxa" w:w="90"/>
-            </w:tcMar>
-          </w:tcPr>
-          <w:p>
-            <w:pPr>
-              <w:spacing w:after="0" w:line="250"/>
-            </w:pPr>
-            <w:r>
-              <w:rPr>
-                <w:b/>
-                <w:bCs/>
-                <w:color w:val="FFFFFF"/>
-                <w:sz w:val="16"/>
-                <w:szCs w:val="16"/>
-                <w:rFonts w:ascii="Calibri" w:cs="Calibri" w:eastAsia="Calibri" w:hAnsi="Calibri"/>
-              </w:rPr>
-              <w:t xml:space="preserve">FRONT</w:t>
-            </w:r>
-          </w:p>
-        </w:tc>
-        <w:tc>
-          <w:tcPr>
-            <w:tcW w:type="dxa" w:w="8738"/>
-            <w:shd w:fill="F5F8FC" w:color="auto" w:val="clear"/>
-            <w:tcMar>
-              <w:top w:type="dxa" w:w="70"/>
-              <w:left w:type="dxa" w:w="90"/>
-              <w:bottom w:type="dxa" w:w="70"/>
-              <w:right w:type="dxa" w:w="90"/>
-            </w:tcMar>
-          </w:tcPr>
-          <w:p>
-            <w:pPr>
-              <w:spacing w:after="0" w:line="250"/>
-            </w:pPr>
-            <w:r>
-              <w:rPr>
-                <w:b/>
-                <w:bCs/>
-                <w:sz w:val="18"/>
-                <w:szCs w:val="18"/>
-                <w:rFonts w:ascii="Calibri" w:cs="Calibri" w:eastAsia="Calibri" w:hAnsi="Calibri"/>
-              </w:rPr>
-              <w:t xml:space="preserve">15. Evaluation subsections?</w:t>
-            </w:r>
-          </w:p>
-        </w:tc>
-      </w:tr>
-      <w:tr>
-        <w:tc>
-          <w:tcPr>
-            <w:tcW w:type="dxa" w:w="900"/>
-            <w:shd w:fill="EAF0F8" w:color="auto" w:val="clear"/>
-            <w:tcMar>
-              <w:top w:type="dxa" w:w="70"/>
-              <w:left w:type="dxa" w:w="90"/>
-              <w:bottom w:type="dxa" w:w="70"/>
-              <w:right w:type="dxa" w:w="90"/>
-            </w:tcMar>
-          </w:tcPr>
-          <w:p>
-            <w:pPr>
-              <w:spacing w:after="0" w:line="250"/>
-            </w:pPr>
-            <w:r>
-              <w:rPr>
-                <w:b/>
-                <w:bCs/>
-                <w:sz w:val="16"/>
-                <w:szCs w:val="16"/>
-                <w:rFonts w:ascii="Calibri" w:cs="Calibri" w:eastAsia="Calibri" w:hAnsi="Calibri"/>
-              </w:rPr>
-              <w:t xml:space="preserve">BACK</w:t>
-            </w:r>
-          </w:p>
-        </w:tc>
-        <w:tc>
-          <w:tcPr>
-            <w:tcW w:type="dxa" w:w="8738"/>
-            <w:tcMar>
-              <w:top w:type="dxa" w:w="70"/>
-              <w:left w:type="dxa" w:w="90"/>
-              <w:bottom w:type="dxa" w:w="70"/>
-              <w:right w:type="dxa" w:w="90"/>
-            </w:tcMar>
-          </w:tcPr>
-          <w:p>
-            <w:pPr>
-              <w:spacing w:after="0" w:line="250"/>
-            </w:pPr>
-            <w:r>
-              <w:rPr>
-                <w:b/>
-                <w:bCs/>
-                <w:sz w:val="17"/>
-                <w:szCs w:val="17"/>
-                <w:rFonts w:ascii="Calibri" w:cs="Calibri" w:eastAsia="Calibri" w:hAnsi="Calibri"/>
-              </w:rPr>
-              <w:t xml:space="preserve">Status vs exit criteria · risks (classifications) and impact of unresolved vulnerabilities.</w:t>
-            </w:r>
-          </w:p>
-        </w:tc>
-      </w:tr>
-      <w:tr>
-        <w:tc>
-          <w:tcPr>
-            <w:tcW w:type="dxa" w:w="900"/>
-            <w:shd w:fill="1F3864" w:color="auto" w:val="clear"/>
-            <w:tcMar>
-              <w:top w:type="dxa" w:w="70"/>
-              <w:left w:type="dxa" w:w="90"/>
-              <w:bottom w:type="dxa" w:w="70"/>
-              <w:right w:type="dxa" w:w="90"/>
-            </w:tcMar>
-          </w:tcPr>
-          <w:p>
-            <w:pPr>
-              <w:spacing w:after="0" w:line="250"/>
-            </w:pPr>
-            <w:r>
-              <w:rPr>
-                <w:b/>
-                <w:bCs/>
-                <w:color w:val="FFFFFF"/>
-                <w:sz w:val="16"/>
-                <w:szCs w:val="16"/>
-                <w:rFonts w:ascii="Calibri" w:cs="Calibri" w:eastAsia="Calibri" w:hAnsi="Calibri"/>
-              </w:rPr>
-              <w:t xml:space="preserve">FRONT</w:t>
-            </w:r>
-          </w:p>
-        </w:tc>
-        <w:tc>
-          <w:tcPr>
-            <w:tcW w:type="dxa" w:w="8738"/>
-            <w:shd w:fill="F5F8FC" w:color="auto" w:val="clear"/>
-            <w:tcMar>
-              <w:top w:type="dxa" w:w="70"/>
-              <w:left w:type="dxa" w:w="90"/>
-              <w:bottom w:type="dxa" w:w="70"/>
-              <w:right w:type="dxa" w:w="90"/>
-            </w:tcMar>
-          </w:tcPr>
-          <w:p>
-            <w:pPr>
-              <w:spacing w:after="0" w:line="250"/>
-            </w:pPr>
-            <w:r>
-              <w:rPr>
-                <w:b/>
-                <w:bCs/>
-                <w:sz w:val="18"/>
-                <w:szCs w:val="18"/>
-                <w:rFonts w:ascii="Calibri" w:cs="Calibri" w:eastAsia="Calibri" w:hAnsi="Calibri"/>
-              </w:rPr>
-              <w:t xml:space="preserve">16. Four factors of reporting effectiveness?</w:t>
-            </w:r>
-          </w:p>
-        </w:tc>
-      </w:tr>
-      <w:tr>
-        <w:tc>
-          <w:tcPr>
-            <w:tcW w:type="dxa" w:w="900"/>
-            <w:shd w:fill="EAF0F8" w:color="auto" w:val="clear"/>
-            <w:tcMar>
-              <w:top w:type="dxa" w:w="70"/>
-              <w:left w:type="dxa" w:w="90"/>
-              <w:bottom w:type="dxa" w:w="70"/>
-              <w:right w:type="dxa" w:w="90"/>
-            </w:tcMar>
-          </w:tcPr>
-          <w:p>
-            <w:pPr>
-              <w:spacing w:after="0" w:line="250"/>
-            </w:pPr>
-            <w:r>
-              <w:rPr>
-                <w:b/>
-                <w:bCs/>
-                <w:sz w:val="16"/>
-                <w:szCs w:val="16"/>
-                <w:rFonts w:ascii="Calibri" w:cs="Calibri" w:eastAsia="Calibri" w:hAnsi="Calibri"/>
-              </w:rPr>
-              <w:t xml:space="preserve">BACK</w:t>
-            </w:r>
-          </w:p>
-        </w:tc>
-        <w:tc>
-          <w:tcPr>
-            <w:tcW w:type="dxa" w:w="8738"/>
-            <w:tcMar>
-              <w:top w:type="dxa" w:w="70"/>
-              <w:left w:type="dxa" w:w="90"/>
-              <w:bottom w:type="dxa" w:w="70"/>
-              <w:right w:type="dxa" w:w="90"/>
-            </w:tcMar>
-          </w:tcPr>
-          <w:p>
-            <w:pPr>
-              <w:spacing w:after="0" w:line="250"/>
-            </w:pPr>
-            <w:r>
-              <w:rPr>
-                <w:b/>
-                <w:bCs/>
-                <w:sz w:val="17"/>
-                <w:szCs w:val="17"/>
-                <w:rFonts w:ascii="Calibri" w:cs="Calibri" w:eastAsia="Calibri" w:hAnsi="Calibri"/>
-              </w:rPr>
-              <w:t xml:space="preserve">Timing · content · recipients · tuning to recipients’ needs.</w:t>
-            </w:r>
-          </w:p>
-        </w:tc>
-      </w:tr>
-      <w:tr>
-        <w:tc>
-          <w:tcPr>
-            <w:tcW w:type="dxa" w:w="900"/>
-            <w:shd w:fill="1F3864" w:color="auto" w:val="clear"/>
-            <w:tcMar>
-              <w:top w:type="dxa" w:w="70"/>
-              <w:left w:type="dxa" w:w="90"/>
-              <w:bottom w:type="dxa" w:w="70"/>
-              <w:right w:type="dxa" w:w="90"/>
-            </w:tcMar>
-          </w:tcPr>
-          <w:p>
-            <w:pPr>
-              <w:spacing w:after="0" w:line="250"/>
-            </w:pPr>
-            <w:r>
-              <w:rPr>
-                <w:b/>
-                <w:bCs/>
-                <w:color w:val="FFFFFF"/>
-                <w:sz w:val="16"/>
-                <w:szCs w:val="16"/>
-                <w:rFonts w:ascii="Calibri" w:cs="Calibri" w:eastAsia="Calibri" w:hAnsi="Calibri"/>
-              </w:rPr>
-              <w:t xml:space="preserve">FRONT</w:t>
-            </w:r>
-          </w:p>
-        </w:tc>
-        <w:tc>
-          <w:tcPr>
-            <w:tcW w:type="dxa" w:w="8738"/>
-            <w:shd w:fill="F5F8FC" w:color="auto" w:val="clear"/>
-            <w:tcMar>
-              <w:top w:type="dxa" w:w="70"/>
-              <w:left w:type="dxa" w:w="90"/>
-              <w:bottom w:type="dxa" w:w="70"/>
-              <w:right w:type="dxa" w:w="90"/>
-            </w:tcMar>
-          </w:tcPr>
-          <w:p>
-            <w:pPr>
-              <w:spacing w:after="0" w:line="250"/>
-            </w:pPr>
-            <w:r>
-              <w:rPr>
-                <w:b/>
-                <w:bCs/>
-                <w:sz w:val="18"/>
-                <w:szCs w:val="18"/>
-                <w:rFonts w:ascii="Calibri" w:cs="Calibri" w:eastAsia="Calibri" w:hAnsi="Calibri"/>
-              </w:rPr>
-              <w:t xml:space="preserve">17. Best way to emphasise risk in a report?</w:t>
-            </w:r>
-          </w:p>
-        </w:tc>
-      </w:tr>
-      <w:tr>
-        <w:tc>
-          <w:tcPr>
-            <w:tcW w:type="dxa" w:w="900"/>
-            <w:shd w:fill="EAF0F8" w:color="auto" w:val="clear"/>
-            <w:tcMar>
-              <w:top w:type="dxa" w:w="70"/>
-              <w:left w:type="dxa" w:w="90"/>
-              <w:bottom w:type="dxa" w:w="70"/>
-              <w:right w:type="dxa" w:w="90"/>
-            </w:tcMar>
-          </w:tcPr>
-          <w:p>
-            <w:pPr>
-              <w:spacing w:after="0" w:line="250"/>
-            </w:pPr>
-            <w:r>
-              <w:rPr>
-                <w:b/>
-                <w:bCs/>
-                <w:sz w:val="16"/>
-                <w:szCs w:val="16"/>
-                <w:rFonts w:ascii="Calibri" w:cs="Calibri" w:eastAsia="Calibri" w:hAnsi="Calibri"/>
-              </w:rPr>
-              <w:t xml:space="preserve">BACK</w:t>
-            </w:r>
-          </w:p>
-        </w:tc>
-        <w:tc>
-          <w:tcPr>
-            <w:tcW w:type="dxa" w:w="8738"/>
-            <w:tcMar>
-              <w:top w:type="dxa" w:w="70"/>
-              <w:left w:type="dxa" w:w="90"/>
-              <w:bottom w:type="dxa" w:w="70"/>
-              <w:right w:type="dxa" w:w="90"/>
-            </w:tcMar>
-          </w:tcPr>
-          <w:p>
-            <w:pPr>
-              <w:spacing w:after="0" w:line="250"/>
-            </w:pPr>
-            <w:r>
-              <w:rPr>
-                <w:b/>
-                <w:bCs/>
-                <w:sz w:val="17"/>
-                <w:szCs w:val="17"/>
-                <w:rFonts w:ascii="Calibri" w:cs="Calibri" w:eastAsia="Calibri" w:hAnsi="Calibri"/>
-              </w:rPr>
-              <w:t xml:space="preserve">Risk impact in the summary, detailed later by specific vulnerabilities.</w:t>
-            </w:r>
-          </w:p>
-        </w:tc>
-      </w:tr>
-      <w:tr>
-        <w:tc>
-          <w:tcPr>
-            <w:tcW w:type="dxa" w:w="900"/>
-            <w:shd w:fill="1F3864" w:color="auto" w:val="clear"/>
-            <w:tcMar>
-              <w:top w:type="dxa" w:w="70"/>
-              <w:left w:type="dxa" w:w="90"/>
-              <w:bottom w:type="dxa" w:w="70"/>
-              <w:right w:type="dxa" w:w="90"/>
-            </w:tcMar>
-          </w:tcPr>
-          <w:p>
-            <w:pPr>
-              <w:spacing w:after="0" w:line="250"/>
-            </w:pPr>
-            <w:r>
-              <w:rPr>
-                <w:b/>
-                <w:bCs/>
-                <w:color w:val="FFFFFF"/>
-                <w:sz w:val="16"/>
-                <w:szCs w:val="16"/>
-                <w:rFonts w:ascii="Calibri" w:cs="Calibri" w:eastAsia="Calibri" w:hAnsi="Calibri"/>
-              </w:rPr>
-              <w:t xml:space="preserve">FRONT</w:t>
-            </w:r>
-          </w:p>
-        </w:tc>
-        <w:tc>
-          <w:tcPr>
-            <w:tcW w:type="dxa" w:w="8738"/>
-            <w:shd w:fill="F5F8FC" w:color="auto" w:val="clear"/>
-            <w:tcMar>
-              <w:top w:type="dxa" w:w="70"/>
-              <w:left w:type="dxa" w:w="90"/>
-              <w:bottom w:type="dxa" w:w="70"/>
-              <w:right w:type="dxa" w:w="90"/>
-            </w:tcMar>
-          </w:tcPr>
-          <w:p>
-            <w:pPr>
-              <w:spacing w:after="0" w:line="250"/>
-            </w:pPr>
-            <w:r>
-              <w:rPr>
-                <w:b/>
-                <w:bCs/>
-                <w:sz w:val="18"/>
-                <w:szCs w:val="18"/>
-                <w:rFonts w:ascii="Calibri" w:cs="Calibri" w:eastAsia="Calibri" w:hAnsi="Calibri"/>
-              </w:rPr>
-              <w:t xml:space="preserve">18. Executive report vs architect report?</w:t>
-            </w:r>
-          </w:p>
-        </w:tc>
-      </w:tr>
-      <w:tr>
-        <w:tc>
-          <w:tcPr>
-            <w:tcW w:type="dxa" w:w="900"/>
-            <w:shd w:fill="EAF0F8" w:color="auto" w:val="clear"/>
-            <w:tcMar>
-              <w:top w:type="dxa" w:w="70"/>
-              <w:left w:type="dxa" w:w="90"/>
-              <w:bottom w:type="dxa" w:w="70"/>
-              <w:right w:type="dxa" w:w="90"/>
-            </w:tcMar>
-          </w:tcPr>
-          <w:p>
-            <w:pPr>
-              <w:spacing w:after="0" w:line="250"/>
-            </w:pPr>
-            <w:r>
-              <w:rPr>
-                <w:b/>
-                <w:bCs/>
-                <w:sz w:val="16"/>
-                <w:szCs w:val="16"/>
-                <w:rFonts w:ascii="Calibri" w:cs="Calibri" w:eastAsia="Calibri" w:hAnsi="Calibri"/>
-              </w:rPr>
-              <w:t xml:space="preserve">BACK</w:t>
-            </w:r>
-          </w:p>
-        </w:tc>
-        <w:tc>
-          <w:tcPr>
-            <w:tcW w:type="dxa" w:w="8738"/>
-            <w:tcMar>
-              <w:top w:type="dxa" w:w="70"/>
-              <w:left w:type="dxa" w:w="90"/>
-              <w:bottom w:type="dxa" w:w="70"/>
-              <w:right w:type="dxa" w:w="90"/>
-            </w:tcMar>
-          </w:tcPr>
-          <w:p>
-            <w:pPr>
-              <w:spacing w:after="0" w:line="250"/>
-            </w:pPr>
-            <w:r>
-              <w:rPr>
-                <w:b/>
-                <w:bCs/>
-                <w:sz w:val="17"/>
-                <w:szCs w:val="17"/>
-                <w:rFonts w:ascii="Calibri" w:cs="Calibri" w:eastAsia="Calibri" w:hAnsi="Calibri"/>
-              </w:rPr>
-              <w:t xml:space="preserve">Different content</w:t>
-            </w:r>
-            <w:r>
-              <w:rPr>
-                <w:sz w:val="17"/>
-                <w:szCs w:val="17"/>
-                <w:rFonts w:ascii="Calibri" w:cs="Calibri" w:eastAsia="Calibri" w:hAnsi="Calibri"/>
-              </w:rPr>
-              <w:t xml:space="preserve"> — multiple reports may be needed.</w:t>
-            </w:r>
-          </w:p>
-        </w:tc>
-      </w:tr>
-    </w:tbl>
-    <w:p>
-      <w:pPr>
-        <w:pStyle w:val="Heading1"/>
-        <w:pageBreakBefore/>
-        <w:shd w:fill="1F3864" w:color="auto" w:val="clear"/>
-        <w:spacing w:before="240" w:after="200"/>
-        <w:outlineLvl w:val="0"/>
-      </w:pPr>
-      <w:r>
-        <w:rPr>
-          <w:b/>
-          <w:bCs/>
-          <w:color w:val="FFFFFF"/>
-          <w:sz w:val="32"/>
-          <w:szCs w:val="32"/>
-          <w:rFonts w:ascii="Calibri" w:cs="Calibri" w:eastAsia="Calibri" w:hAnsi="Calibri"/>
-        </w:rPr>
-        <w:t xml:space="preserve">Section 7 — Revision Notes</w:t>
+        <w:t xml:space="preserve">Section 6 — Revision Notes</w:t>
       </w:r>
     </w:p>
     <w:p>
@@ -17607,7 +18507,7 @@
           <w:szCs w:val="25"/>
           <w:rFonts w:ascii="Calibri" w:cs="Calibri" w:eastAsia="Calibri" w:hAnsi="Calibri"/>
         </w:rPr>
-        <w:t xml:space="preserve">7.1 One-page chapter summary</w:t>
+        <w:t xml:space="preserve">6.1 One-page chapter summary</w:t>
       </w:r>
     </w:p>
     <w:p>
@@ -17639,7 +18539,7 @@
           <w:szCs w:val="25"/>
           <w:rFonts w:ascii="Calibri" w:cs="Calibri" w:eastAsia="Calibri" w:hAnsi="Calibri"/>
         </w:rPr>
-        <w:t xml:space="preserve">7.2 Key definitions to memorize</w:t>
+        <w:t xml:space="preserve">6.2 Key definitions to memorize</w:t>
       </w:r>
     </w:p>
     <w:tbl>
@@ -17892,7 +18792,7 @@
           <w:szCs w:val="25"/>
           <w:rFonts w:ascii="Calibri" w:cs="Calibri" w:eastAsia="Calibri" w:hAnsi="Calibri"/>
         </w:rPr>
-        <w:t xml:space="preserve">7.3 High-priority concepts (study first)</w:t>
+        <w:t xml:space="preserve">6.3 High-priority concepts (study first)</w:t>
       </w:r>
     </w:p>
     <w:p>
@@ -17964,7 +18864,7 @@
           <w:szCs w:val="25"/>
           <w:rFonts w:ascii="Calibri" w:cs="Calibri" w:eastAsia="Calibri" w:hAnsi="Calibri"/>
         </w:rPr>
-        <w:t xml:space="preserve">7.4 Last-minute revision sheet</w:t>
+        <w:t xml:space="preserve">6.4 Last-minute revision sheet</w:t>
       </w:r>
     </w:p>
     <w:tbl>
@@ -18139,7 +19039,7 @@
           <w:szCs w:val="25"/>
           <w:rFonts w:ascii="Calibri" w:cs="Calibri" w:eastAsia="Calibri" w:hAnsi="Calibri"/>
         </w:rPr>
-        <w:t xml:space="preserve">7.5 Memorization checklist</w:t>
+        <w:t xml:space="preserve">6.5 Memorization checklist</w:t>
       </w:r>
     </w:p>
     <w:tbl>
@@ -18494,7 +19394,7 @@
           <w:szCs w:val="25"/>
           <w:rFonts w:ascii="Calibri" w:cs="Calibri" w:eastAsia="Calibri" w:hAnsi="Calibri"/>
         </w:rPr>
-        <w:t xml:space="preserve">7.6 Exam-day quick review</w:t>
+        <w:t xml:space="preserve">6.6 Exam-day quick review</w:t>
       </w:r>
     </w:p>
     <w:p>
